--- a/LOGBOOK.docx
+++ b/LOGBOOK.docx
@@ -232,7 +232,7 @@
         <w:rPr>
           <w:color w:val="2C3E50"/>
         </w:rPr>
-        <w:t>The Problem We Were Given</w:t>
+        <w:t>What We Had to Build</w:t>
       </w:r>
     </w:p>
     <w:p>
@@ -242,7 +242,7 @@
           <w:i w:val="0"/>
           <w:sz w:val="22"/>
         </w:rPr>
-        <w:t>Build a real-time stock query server where users can:</w:t>
+        <w:t>Our task was simple on paper — build a stock server where users could:</w:t>
       </w:r>
     </w:p>
     <w:p>
@@ -1797,7 +1797,7 @@
           <w:i w:val="0"/>
           <w:sz w:val="22"/>
         </w:rPr>
-        <w:t>A use case describes a specific interaction between an actor (user or system) and the system itself. Before writing any code, we mapped out who would use the system and what they would do. This forced us to think about DSA selection before implementation — every data structure exists to serve at least one use case.</w:t>
+        <w:t>Think of a use case as one thing someone can do with the system between an actor (user or system) and the system itself. Before we wrote a single line of Python, we mapped out who would use the system and what they would do. This made us think about which DSA to use before we started coding — not after — every data structure exists because a real person needs it to do something.</w:t>
       </w:r>
     </w:p>
     <w:p>
@@ -2362,7 +2362,7 @@
           <w:i w:val="0"/>
           <w:sz w:val="22"/>
         </w:rPr>
-        <w:t>Constraint analysis identifies the physical and operational limits of the system before writing any code. Instead of guessing 'will this be fast enough?', we set concrete numbers. The lecturer emphasized: 'Every constraint should point you toward a specific DSA.' If you don't know your constraints, you can't choose the right structure.</w:t>
+        <w:t>Constraints are just fancy word for 'what are we working with?' of the system before writing any code. Instead of guessing 'will this be fast enough?', we wrote down actual numbers. Our lecturer kept saying: "Every constraint should point you toward a specific DSA." If you don't know your constraints, you can't choose the right structure.</w:t>
       </w:r>
     </w:p>
     <w:p>
@@ -3977,7 +3977,7 @@
           <w:i w:val="0"/>
           <w:sz w:val="22"/>
         </w:rPr>
-        <w:t>This is the heart of the logbook. Each section below documents our learning process for one data structure or algorithm. We followed the same pattern every time:</w:t>
+        <w:t>This is what this whole logbook is about. Every DSA section below follows the same pattern — we'll tell you what we needed, what we tried, what we chose, and what we learned from it for one data structure or algorithm. Here's the pattern we stuck to for each one:</w:t>
       </w:r>
     </w:p>
     <w:p>
@@ -4125,7 +4125,7 @@
           <w:i w:val="0"/>
           <w:sz w:val="22"/>
         </w:rPr>
-        <w:t>Every API request starts with looking up a stock by ticker symbol (e.g., 'AAPL', 'msft'). With 10,000 stocks, a linear scan would take ~10 ms per request. We needed O(1) average-case lookup.</w:t>
+        <w:t>Every time someone hits the API, the first thing that happens is a stock lookup by ticker symbol (e.g., 'AAPL', 'msft'). With 10,000 stocks in memory, scanning them one by one would take ~10 ms per request. That's why we needed O(1) lookup — not O(n), not O(log n), but constant time.</w:t>
       </w:r>
     </w:p>
     <w:p>
@@ -4141,7 +4141,7 @@
         <w:pStyle w:val="23"/>
       </w:pPr>
       <w:r>
-        <w:t>Sorted array + binary search: O(log n) = ~14 comparisons for 10K entries. Fast, but insertion would require O(n) shifting.</w:t>
+        <w:t>First we thought about sorted arrays with binary search: O(log n) = ~14 comparisons for 10K entries. Fast for reads, but inserting a new stock means shifting everything — O(n).</w:t>
       </w:r>
     </w:p>
     <w:p>
@@ -4149,7 +4149,7 @@
         <w:pStyle w:val="23"/>
       </w:pPr>
       <w:r>
-        <w:t>Binary search tree: O(log n) average, but could degrade to O(n) if unbalanced. Python has no built-in BST.</w:t>
+        <w:t>Then we considered a BST — O(log n) average, nice in theory, but could turn into a linked list if the data wasn't balanced. And Python doesn't even have a built-in BST.</w:t>
       </w:r>
     </w:p>
     <w:p>
@@ -4175,7 +4175,7 @@
           <w:i w:val="0"/>
           <w:sz w:val="22"/>
         </w:rPr>
-        <w:t>Python's dict is one of the most optimized data structures in the language — open addressing with load factor 2/3, O(1) amortized. Wrapping it meant we got hash table performance without implementing collision resolution ourselves. The case-insensitive key requirement (symbol.upper()) was trivially handled.</w:t>
+        <w:t>Python's dict is honestly a masterpiece — open addressing with load factor 2/3, O(1) amortized, and it's written in C in the language — open addressing with load factor 2/3, O(1) amortized. By wrapping it, we got world-class hash table performance without having to implement collision handling ourselves. The case-insensitive lookup (symbol.upper()) was a one-liner.</w:t>
       </w:r>
     </w:p>
     <w:p>
@@ -7221,7 +7221,7 @@
         <w:pStyle w:val="23"/>
       </w:pPr>
       <w:r>
-        <w:t>BFS vs DFS is a choice, not a rule: BFS (queue-based) gives shortest path in unweighted graphs — 'which sectors are closest?' DFS (stack/recursion) gives full exploration — 'what's the entire chain?' We implemented both and let the user choose via URL parameter.</w:t>
+        <w:t>BFS vs DFS is a choice, not a rule: BFS (queue-based) gives shortest path in unweighted graphs — 'which sectors are closest?' DFS (stack/recursion) gives full exploration — 'what's the entire chain?' We gave the user both — ?friends for BFS, /friends/DFS for DFS — same data, different exploration strategies.</w:t>
       </w:r>
     </w:p>
     <w:p>
@@ -13289,7 +13289,7 @@
           <w:i w:val="0"/>
           <w:sz w:val="22"/>
         </w:rPr>
-        <w:t>The most satisfying verification: MergeSort took 0.003s at 1K, 0.04s at 10K (13.3x), and 0.5s at 100K (12.5x). The ratio hovers around 13x instead of 10x because of the log n factor. Theory matches practice.</w:t>
+        <w:t>The moment that made us smile: MergeSort took 0.003s at 1K, 0.04s at 10K (13.3x), and 0.5s at 100K (12.5x). The ratio hovers around 13x instead of 10x because of the log n factor. Theory, meet practice. Practice, meet theory..</w:t>
       </w:r>
     </w:p>
     <w:p>
@@ -13321,7 +13321,7 @@
           <w:i w:val="0"/>
           <w:sz w:val="22"/>
         </w:rPr>
-        <w:t>We didn't optimise pre-emptively. Instead, we built the full system first, then ran benchmarks and load tests to find what was slow. Here's what we found:</w:t>
+        <w:t>We didn't optimise before we knew what was slow. We built the whole thing first, then ran benchmarks to find the weak spots and load tests to find where the real bottlenecks were. Here's what we found:</w:t>
       </w:r>
     </w:p>
     <w:tbl>
@@ -17853,7 +17853,7 @@
           <w:color w:val="2C3E50"/>
           <w:sz w:val="22"/>
         </w:rPr>
-        <w:t>"I learned that integration is harder than implementation. Getting six members' code to work together — consistent imports, shared type definitions, same Python path — was more challenging than writing any single component. The architecture diagram forced me to understand every DSA well enough to draw it. I also learned that documentation is not an afterthought; it's how the team stays aligned."</w:t>
+        <w:t>"Integration is harder than implementation — getting six people's code to talk to each other was the real challenge. Getting six members' code to work together — consistent imports, shared type definitions, same Python path — was more challenging than writing any single component. Drawing the architecture diagram meant I had to understand every DSA well enough to explain it visually. I also learned that documentation is not an afterthought; it's how the team stays aligned."</w:t>
       </w:r>
     </w:p>
     <w:p>
@@ -17877,7 +17877,7 @@
           <w:color w:val="2C3E50"/>
           <w:sz w:val="22"/>
         </w:rPr>
-        <w:t>"Implementing six data structures back-to-back taught me that most operations are O(1) or O(log n) — the real difference is in the constants and the edge cases. The LRU Cache (HashMap + DLL) was the hardest because it required pointer surgery. The IngestionQueue was the simplest (just wrapping deque), but even that had the list.pop(0) trap. I'll never use list as a queue again."</w:t>
+        <w:t>"Writing six data structures back to back taught me that most operations are O(1) or O(log n) — the real difference between them shows up in the edge cases, not the happy path. The LRU Cache (HashMap + DLL) was the hardest because it's basically pointer surgery — HashMap + Doubly Linked List means you're juggling references everywhere. The IngestionQueue was the simplest (just wrapping deque), but even that had the list.pop(0) trap. I will never, ever use a list as a queue again."</w:t>
       </w:r>
     </w:p>
     <w:p>
@@ -17901,7 +17901,7 @@
           <w:color w:val="2C3E50"/>
           <w:sz w:val="22"/>
         </w:rPr>
-        <w:t>"Merge Sort and Binary Search are taught as textbook algorithms, but implementing them with custom key functions and integrating them into an API taught me that algorithms in production need flexible interfaces. The benchmark suite was my favourite part — writing code to measure code. The satisfaction of seeing MergeSort's O(n log n) match the theory (13x per 10x vs the expected ~13.3x) was real."</w:t>
+        <w:t>"Merge Sort and Binary Search feel like textbook theory until you have to integrate them into an actual API, making them work with custom sort keys and flexible interfaces and integrating them into an API taught me that algorithms in production need flexible interfaces. The benchmark suite was honestly my favourite thing to build — writing code to measure code. Seeing MergeSort's O(n log n) match the theory to within a few percent — that felt good (13x per 10x vs the expected ~13.3x) was real."</w:t>
       </w:r>
     </w:p>
     <w:p>
@@ -17925,7 +17925,7 @@
           <w:color w:val="2C3E50"/>
           <w:sz w:val="22"/>
         </w:rPr>
-        <w:t>"Wiring 22 endpoints to the DSA engine taught me that API design is about matching routes to operations. Each endpoint is an interface to exactly one DSA operation. I learned that error messages matter — a good 404 message like 'Stock not found' is better than a 500 stack trace. CORS took me an hour to debug because I forgot the wildcard origin. Never again."</w:t>
+        <w:t>"Wiring 22 endpoints to the DSA engine taught me that API design is about mapping routes to operations that API design is about matching routes to operations. Each endpoint is an interface to exactly one DSA operation. I learned that error messages matter — a good 404 message like 'Stock not found' is better than a 500 stack trace. CORS took me a full hour to debug because I forgot the wildcard origin — never again because I forgot the wildcard origin. Never again."</w:t>
       </w:r>
     </w:p>
     <w:p>
@@ -17949,7 +17949,7 @@
           <w:color w:val="2C3E50"/>
           <w:sz w:val="22"/>
         </w:rPr>
-        <w:t>"Implementing JWT with SHA-256 taught me that security is about trade-offs: short-lived tokens are safer but require refresh logic. The simulator was fun — seeing random ticks appear in real-time made the system feel alive. The SERVERLESS flag was a lesson in environment-aware design: the same code runs differently on Vercel vs localhost."</w:t>
+        <w:t>"Implementing JWT with SHA-256 taught me that security is all about trade-offs that security is about trade-offs: short-lived tokens are safer but mean you need refresh logic. The simulator was genuinely fun to build — watching random price ticks appear in real time made the whole thing feel alive. The SERVERLESS flag was a lesson in environment-aware design: the same code runs differently on Vercel vs localhost."</w:t>
       </w:r>
     </w:p>
     <w:p>
@@ -17973,7 +17973,7 @@
           <w:color w:val="2C3E50"/>
           <w:sz w:val="22"/>
         </w:rPr>
-        <w:t>"Writing 46 tests across 8 DSA structures taught me that edge cases are not 'rare' — they account for about 40% of our tests. The most valuable test was the LRU Cache eviction test, which caught a bug where the wrong node was removed from the DLL. I learned that if you test only the happy path, you're testing your assumptions, not your code."</w:t>
+        <w:t>"Writing 46 tests for 8 different structures taught me that edge cases are not 'rare' — about 40% of our tests cover things that 'shouldn't happen' — and every single one of them caught a real bug. The most valuable test was the LRU Cache eviction test — it caught a bug where the wrong node was getting removed from the linked list, which would have been a nightmare to find in production. I learned that if you only test the happy path, you're not testing your code — you're testing your assumptions."</w:t>
       </w:r>
       <w:bookmarkStart w:id="0" w:name="_GoBack"/>
       <w:bookmarkEnd w:id="0"/>
@@ -18943,7 +18943,7 @@
           <w:color w:val="2C3E50"/>
           <w:sz w:val="22"/>
         </w:rPr>
-        <w:t>"We didn't build a production-ready stock server. We built a learning environment where we could apply every DSA we studied in Chapter 23. The system works, the tests pass, the benchmarks match theory — but the real output is not the code. It's what we now know about when to use a heap, why queues exist, and how caching works."</w:t>
+        <w:t>"We didn't build a production-ready stock server — and that was never the point. We built a sandbox where we could try every DSA from Chapter 23 in a real (if simplified) system where we could apply every DSA we studied in Chapter 23. The system works, 46 tests pass, the benchmark numbers match what the textbooks promised — but the real output isn't the code — it's what we learned about when to reach for a heap, why queues matter, and how caching actually works under the hood. It's what we now know about when to use a heap, why queues exist, and how caching works."</w:t>
       </w:r>
     </w:p>
     <w:p/>

--- a/LOGBOOK.docx
+++ b/LOGBOOK.docx
@@ -21,6 +21,7 @@
       </w:pPr>
       <w:r>
         <w:rPr>
+          <w:noProof/>
           <w:color w:val="2C3E50"/>
           <w:sz w:val="36"/>
         </w:rPr>
@@ -80,6 +81,7 @@
       <w:r>
         <w:rPr>
           <w:i/>
+          <w:noProof/>
           <w:color w:val="2C3E50"/>
           <w:sz w:val="22"/>
         </w:rPr>
@@ -130,41 +132,65 @@
     </w:p>
     <w:p>
       <w:r>
+        <w:rPr>
+          <w:noProof/>
+        </w:rPr>
         <w:t xml:space="preserve">    5.1 StockHashMap (Hash Table)</w:t>
       </w:r>
     </w:p>
     <w:p>
       <w:r>
+        <w:rPr>
+          <w:noProof/>
+        </w:rPr>
         <w:t xml:space="preserve">    5.2 IngestionQueue (Queue)</w:t>
       </w:r>
     </w:p>
     <w:p>
       <w:r>
+        <w:rPr>
+          <w:noProof/>
+        </w:rPr>
         <w:t xml:space="preserve">    5.3 AlertStack (Stack)</w:t>
       </w:r>
     </w:p>
     <w:p>
       <w:r>
+        <w:rPr>
+          <w:noProof/>
+        </w:rPr>
         <w:t xml:space="preserve">    5.4 TopKHeap (Min-Heap)</w:t>
       </w:r>
     </w:p>
     <w:p>
       <w:r>
+        <w:rPr>
+          <w:noProof/>
+        </w:rPr>
         <w:t xml:space="preserve">    5.5 SectorGraph (Graph)</w:t>
       </w:r>
     </w:p>
     <w:p>
       <w:r>
+        <w:rPr>
+          <w:noProof/>
+        </w:rPr>
         <w:t xml:space="preserve">    5.6 LRUCache (HashMap + DLL)</w:t>
       </w:r>
     </w:p>
     <w:p>
       <w:r>
+        <w:rPr>
+          <w:noProof/>
+        </w:rPr>
         <w:t xml:space="preserve">    5.7 MergeSort (Sorting)</w:t>
       </w:r>
     </w:p>
     <w:p>
       <w:r>
+        <w:rPr>
+          <w:noProof/>
+        </w:rPr>
         <w:t xml:space="preserve">    5.8 BinarySearch (Searching)</w:t>
       </w:r>
     </w:p>
@@ -180,11 +206,17 @@
     </w:p>
     <w:p>
       <w:r>
+        <w:rPr>
+          <w:noProof/>
+        </w:rPr>
         <w:t>6. Step 4 — Finding &amp; Fixing Bottlenecks</w:t>
       </w:r>
     </w:p>
     <w:p>
       <w:r>
+        <w:rPr>
+          <w:noProof/>
+        </w:rPr>
         <w:t>7. Step 5 — What We'd Do Differently (Scalability Lessons)</w:t>
       </w:r>
     </w:p>
@@ -195,6 +227,9 @@
     </w:p>
     <w:p>
       <w:r>
+        <w:rPr>
+          <w:noProof/>
+        </w:rPr>
         <w:t>9. Live API Verification</w:t>
       </w:r>
     </w:p>
@@ -230,6 +265,7 @@
       </w:pPr>
       <w:r>
         <w:rPr>
+          <w:noProof/>
           <w:color w:val="2C3E50"/>
         </w:rPr>
         <w:t>What We Had to Build</w:t>
@@ -240,6 +276,7 @@
         <w:rPr>
           <w:b w:val="0"/>
           <w:i w:val="0"/>
+          <w:noProof/>
           <w:sz w:val="22"/>
         </w:rPr>
         <w:t>Our task was simple on paper — build a stock server where users could:</w:t>
@@ -250,6 +287,9 @@
         <w:pStyle w:val="23"/>
       </w:pPr>
       <w:r>
+        <w:rPr>
+          <w:noProof/>
+        </w:rPr>
         <w:t>Look up stock prices by ticker symbol (e.g., AAPL, MSFT)</w:t>
       </w:r>
     </w:p>
@@ -258,6 +298,9 @@
         <w:pStyle w:val="23"/>
       </w:pPr>
       <w:r>
+        <w:rPr>
+          <w:noProof/>
+        </w:rPr>
         <w:t>View top-K stocks by trading volume</w:t>
       </w:r>
     </w:p>
@@ -282,6 +325,9 @@
         <w:pStyle w:val="23"/>
       </w:pPr>
       <w:r>
+        <w:rPr>
+          <w:noProof/>
+        </w:rPr>
         <w:t>Search stocks by price range</w:t>
       </w:r>
     </w:p>
@@ -595,6 +641,7 @@
             </w:pPr>
             <w:r>
               <w:rPr>
+                <w:noProof/>
                 <w:sz w:val="20"/>
               </w:rPr>
               <w:t>Problem → Constraints → DSA Selection → Bottlenecks → Scale</w:t>
@@ -852,6 +899,7 @@
             </w:pPr>
             <w:r>
               <w:rPr>
+                <w:noProof/>
                 <w:sz w:val="20"/>
               </w:rPr>
               <w:t>Backend</w:t>
@@ -868,6 +916,7 @@
             </w:pPr>
             <w:r>
               <w:rPr>
+                <w:noProof/>
                 <w:sz w:val="20"/>
               </w:rPr>
               <w:t>Python 3.11+, Flask 3.0</w:t>
@@ -921,6 +970,7 @@
             </w:pPr>
             <w:r>
               <w:rPr>
+                <w:noProof/>
                 <w:sz w:val="20"/>
               </w:rPr>
               <w:t>Auth</w:t>
@@ -937,6 +987,7 @@
             </w:pPr>
             <w:r>
               <w:rPr>
+                <w:noProof/>
                 <w:sz w:val="20"/>
               </w:rPr>
               <w:t>PyJWT + SHA-256</w:t>
@@ -1059,6 +1110,7 @@
             </w:pPr>
             <w:r>
               <w:rPr>
+                <w:noProof/>
                 <w:sz w:val="20"/>
               </w:rPr>
               <w:t>Frontend (optional)</w:t>
@@ -1144,6 +1196,7 @@
             </w:pPr>
             <w:r>
               <w:rPr>
+                <w:noProof/>
                 <w:sz w:val="20"/>
               </w:rPr>
               <w:t>Vercel (serverless)</w:t>
@@ -1160,6 +1213,7 @@
             </w:pPr>
             <w:r>
               <w:rPr>
+                <w:noProof/>
                 <w:sz w:val="20"/>
               </w:rPr>
               <w:t>Free tier, showed us serverless constraints</w:t>
@@ -1412,6 +1466,7 @@
             </w:pPr>
             <w:r>
               <w:rPr>
+                <w:noProof/>
                 <w:sz w:val="20"/>
               </w:rPr>
               <w:t>StockHashMap, IngestionQueue, AlertStack, TopKHeap, SectorGraph, LRUCache</w:t>
@@ -1481,6 +1536,7 @@
             </w:pPr>
             <w:r>
               <w:rPr>
+                <w:noProof/>
                 <w:sz w:val="20"/>
               </w:rPr>
               <w:t>MergeSort, BinarySearch, Benchmarks</w:t>
@@ -1534,6 +1590,7 @@
             </w:pPr>
             <w:r>
               <w:rPr>
+                <w:noProof/>
                 <w:sz w:val="20"/>
               </w:rPr>
               <w:t>API Developer</w:t>
@@ -1550,6 +1607,7 @@
             </w:pPr>
             <w:r>
               <w:rPr>
+                <w:noProof/>
                 <w:sz w:val="20"/>
               </w:rPr>
               <w:t>Flask server, 22 endpoints, route wiring, CORS</w:t>
@@ -1603,6 +1661,7 @@
             </w:pPr>
             <w:r>
               <w:rPr>
+                <w:noProof/>
                 <w:sz w:val="20"/>
               </w:rPr>
               <w:t>Auth + Simulator</w:t>
@@ -1619,6 +1678,7 @@
             </w:pPr>
             <w:r>
               <w:rPr>
+                <w:noProof/>
                 <w:sz w:val="20"/>
               </w:rPr>
               <w:t>JWT auth, RBAC, 10K stock seeder, tick generator, Vercel entry</w:t>
@@ -1942,6 +2002,7 @@
             </w:pPr>
             <w:r>
               <w:rPr>
+                <w:noProof/>
                 <w:sz w:val="20"/>
               </w:rPr>
               <w:t>Viewer</w:t>
@@ -1974,6 +2035,7 @@
             </w:pPr>
             <w:r>
               <w:rPr>
+                <w:noProof/>
                 <w:sz w:val="20"/>
               </w:rPr>
               <w:t>Browse stocks, view prices, see benchmarks, explore sectors</w:t>
@@ -2011,6 +2073,7 @@
             </w:pPr>
             <w:r>
               <w:rPr>
+                <w:noProof/>
                 <w:sz w:val="20"/>
               </w:rPr>
               <w:t>Analyst</w:t>
@@ -2043,6 +2106,7 @@
             </w:pPr>
             <w:r>
               <w:rPr>
+                <w:noProof/>
                 <w:sz w:val="20"/>
               </w:rPr>
               <w:t>Viewer + create/undo price threshold alerts</w:t>
@@ -2080,6 +2144,7 @@
             </w:pPr>
             <w:r>
               <w:rPr>
+                <w:noProof/>
                 <w:sz w:val="20"/>
               </w:rPr>
               <w:t>Admin</w:t>
@@ -2112,6 +2177,7 @@
             </w:pPr>
             <w:r>
               <w:rPr>
+                <w:noProof/>
                 <w:sz w:val="20"/>
               </w:rPr>
               <w:t>Analyst + run benchmarks, upsert stocks, clear cache</w:t>
@@ -2149,6 +2215,7 @@
             </w:pPr>
             <w:r>
               <w:rPr>
+                <w:noProof/>
                 <w:sz w:val="20"/>
               </w:rPr>
               <w:t>Simulator</w:t>
@@ -2181,6 +2248,7 @@
             </w:pPr>
             <w:r>
               <w:rPr>
+                <w:noProof/>
                 <w:sz w:val="20"/>
               </w:rPr>
               <w:t>Internal daemon thread generating live price ticks</w:t>
@@ -2206,6 +2274,7 @@
         <w:rPr>
           <w:b w:val="0"/>
           <w:i w:val="0"/>
+          <w:noProof/>
           <w:sz w:val="22"/>
         </w:rPr>
         <w:t>(A Mermaid diagram was created showing 12 use cases — lookup stock, view top-K, explore sectors, sort history, search range, login/auth, create alert, undo alert, run benchmarks, clear cache, buffer ticks, seed 10K stocks — connected to 4 actors: Viewer, Analyst, Admin, Simulator.)</w:t>
@@ -2383,6 +2452,7 @@
       <w:r>
         <w:rPr>
           <w:rFonts w:ascii="Consolas" w:hAnsi="Consolas"/>
+          <w:noProof/>
           <w:color w:val="1E1E2E"/>
           <w:sz w:val="18"/>
         </w:rPr>
@@ -2422,6 +2492,7 @@
       <w:r>
         <w:rPr>
           <w:rFonts w:ascii="Consolas" w:hAnsi="Consolas"/>
+          <w:noProof/>
           <w:color w:val="1E1E2E"/>
           <w:sz w:val="18"/>
         </w:rPr>
@@ -2461,6 +2532,7 @@
       <w:r>
         <w:rPr>
           <w:rFonts w:ascii="Consolas" w:hAnsi="Consolas"/>
+          <w:noProof/>
           <w:color w:val="1E1E2E"/>
           <w:sz w:val="18"/>
         </w:rPr>
@@ -2492,6 +2564,7 @@
       <w:r>
         <w:rPr>
           <w:rFonts w:ascii="Consolas" w:hAnsi="Consolas"/>
+          <w:noProof/>
           <w:color w:val="1E1E2E"/>
           <w:sz w:val="18"/>
         </w:rPr>
@@ -2531,6 +2604,7 @@
       <w:r>
         <w:rPr>
           <w:rFonts w:ascii="Consolas" w:hAnsi="Consolas"/>
+          <w:noProof/>
           <w:color w:val="1E1E2E"/>
           <w:sz w:val="18"/>
         </w:rPr>
@@ -2557,11 +2631,45 @@
       <w:r>
         <w:rPr>
           <w:rFonts w:ascii="Consolas" w:hAnsi="Consolas"/>
+          <w:noProof/>
           <w:color w:val="1E1E2E"/>
           <w:sz w:val="18"/>
         </w:rPr>
         <w:t xml:space="preserve">    |-- Producer: Simulator thread enqueues ticks every 2s</w:t>
       </w:r>
+    </w:p>
+    <w:p>
+      <w:pPr>
+        <w:spacing w:before="0" w:after="0"/>
+      </w:pPr>
+      <w:r>
+        <w:rPr>
+          <w:rFonts w:ascii="Consolas" w:hAnsi="Consolas"/>
+          <w:noProof/>
+          <w:color w:val="1E1E2E"/>
+          <w:sz w:val="18"/>
+        </w:rPr>
+        <w:t xml:space="preserve">    |-- Consumer: drain() batch processes ticks</w:t>
+      </w:r>
+    </w:p>
+    <w:p>
+      <w:pPr>
+        <w:spacing w:before="0" w:after="0"/>
+      </w:pPr>
+      <w:r>
+        <w:rPr>
+          <w:rFonts w:ascii="Consolas" w:hAnsi="Consolas"/>
+          <w:noProof/>
+          <w:color w:val="1E1E2E"/>
+          <w:sz w:val="18"/>
+        </w:rPr>
+        <w:t xml:space="preserve">    |-- Guarantee: No tick lost, API never blocked</w:t>
+      </w:r>
+    </w:p>
+    <w:p>
+      <w:pPr>
+        <w:spacing w:before="40"/>
+      </w:pPr>
     </w:p>
     <w:p>
       <w:pPr>
@@ -2573,7 +2681,7 @@
           <w:color w:val="1E1E2E"/>
           <w:sz w:val="18"/>
         </w:rPr>
-        <w:t xml:space="preserve">    |-- Consumer: drain() batch processes ticks</w:t>
+        <w:t>CONSTRAINT: Top-K must be fast, K is small (&lt;=10)</w:t>
       </w:r>
     </w:p>
     <w:p>
@@ -2586,13 +2694,8 @@
           <w:color w:val="1E1E2E"/>
           <w:sz w:val="18"/>
         </w:rPr>
-        <w:t xml:space="preserve">    |-- Guarantee: No tick lost, API never blocked</w:t>
-      </w:r>
-    </w:p>
-    <w:p>
-      <w:pPr>
-        <w:spacing w:before="40"/>
-      </w:pPr>
+        <w:t xml:space="preserve">    |</w:t>
+      </w:r>
     </w:p>
     <w:p>
       <w:pPr>
@@ -2604,7 +2707,21 @@
           <w:color w:val="1E1E2E"/>
           <w:sz w:val="18"/>
         </w:rPr>
-        <w:t>CONSTRAINT: Top-K must be fast, K is small (&lt;=10)</w:t>
+        <w:t xml:space="preserve">    v</w:t>
+      </w:r>
+    </w:p>
+    <w:p>
+      <w:pPr>
+        <w:spacing w:before="0" w:after="0"/>
+      </w:pPr>
+      <w:r>
+        <w:rPr>
+          <w:rFonts w:ascii="Consolas" w:hAnsi="Consolas"/>
+          <w:noProof/>
+          <w:color w:val="1E1E2E"/>
+          <w:sz w:val="18"/>
+        </w:rPr>
+        <w:t>DECISION: TopKHeap (size-bounded min-heap)</w:t>
       </w:r>
     </w:p>
     <w:p>
@@ -2627,10 +2744,11 @@
       <w:r>
         <w:rPr>
           <w:rFonts w:ascii="Consolas" w:hAnsi="Consolas"/>
+          <w:noProof/>
           <w:color w:val="1E1E2E"/>
           <w:sz w:val="18"/>
         </w:rPr>
-        <w:t xml:space="preserve">    v</w:t>
+        <w:t xml:space="preserve">    |-- Naive sort: O(N log N) = 50ms for 10K stocks X</w:t>
       </w:r>
     </w:p>
     <w:p>
@@ -2640,45 +2758,7 @@
       <w:r>
         <w:rPr>
           <w:rFonts w:ascii="Consolas" w:hAnsi="Consolas"/>
-          <w:color w:val="1E1E2E"/>
-          <w:sz w:val="18"/>
-        </w:rPr>
-        <w:t>DECISION: TopKHeap (size-bounded min-heap)</w:t>
-      </w:r>
-    </w:p>
-    <w:p>
-      <w:pPr>
-        <w:spacing w:before="0" w:after="0"/>
-      </w:pPr>
-      <w:r>
-        <w:rPr>
-          <w:rFonts w:ascii="Consolas" w:hAnsi="Consolas"/>
-          <w:color w:val="1E1E2E"/>
-          <w:sz w:val="18"/>
-        </w:rPr>
-        <w:t xml:space="preserve">    |</w:t>
-      </w:r>
-    </w:p>
-    <w:p>
-      <w:pPr>
-        <w:spacing w:before="0" w:after="0"/>
-      </w:pPr>
-      <w:r>
-        <w:rPr>
-          <w:rFonts w:ascii="Consolas" w:hAnsi="Consolas"/>
-          <w:color w:val="1E1E2E"/>
-          <w:sz w:val="18"/>
-        </w:rPr>
-        <w:t xml:space="preserve">    |-- Naive sort: O(N log N) = 50ms for 10K stocks X</w:t>
-      </w:r>
-    </w:p>
-    <w:p>
-      <w:pPr>
-        <w:spacing w:before="0" w:after="0"/>
-      </w:pPr>
-      <w:r>
-        <w:rPr>
-          <w:rFonts w:ascii="Consolas" w:hAnsi="Consolas"/>
+          <w:noProof/>
           <w:color w:val="1E1E2E"/>
           <w:sz w:val="18"/>
         </w:rPr>
@@ -2899,6 +2979,7 @@
             </w:pPr>
             <w:r>
               <w:rPr>
+                <w:noProof/>
                 <w:sz w:val="20"/>
               </w:rPr>
               <w:t>Stock count</w:t>
@@ -2947,6 +3028,7 @@
             </w:pPr>
             <w:r>
               <w:rPr>
+                <w:noProof/>
                 <w:sz w:val="20"/>
               </w:rPr>
               <w:t>StockHashMap — O(1)</w:t>
@@ -3048,6 +3130,7 @@
             </w:pPr>
             <w:r>
               <w:rPr>
+                <w:noProof/>
                 <w:sz w:val="20"/>
               </w:rPr>
               <w:t>MergeSort — O(n log n)</w:t>
@@ -3149,6 +3232,7 @@
             </w:pPr>
             <w:r>
               <w:rPr>
+                <w:noProof/>
                 <w:sz w:val="20"/>
               </w:rPr>
               <w:t>AlertStack.MAX_SIZE = 1,000</w:t>
@@ -3250,6 +3334,7 @@
             </w:pPr>
             <w:r>
               <w:rPr>
+                <w:noProof/>
                 <w:sz w:val="20"/>
               </w:rPr>
               <w:t>TopKHeap — O(log K) incremental</w:t>
@@ -3351,6 +3436,7 @@
             </w:pPr>
             <w:r>
               <w:rPr>
+                <w:noProof/>
                 <w:sz w:val="20"/>
               </w:rPr>
               <w:t>SectorGraph — BFS/DFS</w:t>
@@ -3436,6 +3522,7 @@
             </w:pPr>
             <w:r>
               <w:rPr>
+                <w:noProof/>
                 <w:sz w:val="20"/>
               </w:rPr>
               <w:t>Repeated HashMap hits = wasted lookups</w:t>
@@ -3452,6 +3539,7 @@
             </w:pPr>
             <w:r>
               <w:rPr>
+                <w:noProof/>
                 <w:sz w:val="20"/>
               </w:rPr>
               <w:t>LRUCache — Pareto 80/20</w:t>
@@ -3505,6 +3593,7 @@
             </w:pPr>
             <w:r>
               <w:rPr>
+                <w:noProof/>
                 <w:sz w:val="20"/>
               </w:rPr>
               <w:t>Auth token expiry</w:t>
@@ -3521,6 +3610,7 @@
             </w:pPr>
             <w:r>
               <w:rPr>
+                <w:noProof/>
                 <w:sz w:val="20"/>
               </w:rPr>
               <w:t>1hr access / 7d refresh</w:t>
@@ -3553,6 +3643,7 @@
             </w:pPr>
             <w:r>
               <w:rPr>
+                <w:noProof/>
                 <w:sz w:val="20"/>
               </w:rPr>
               <w:t>Short-lived JWT + refresh rotation</w:t>
@@ -3707,6 +3798,7 @@
             </w:pPr>
             <w:r>
               <w:rPr>
+                <w:noProof/>
                 <w:sz w:val="20"/>
               </w:rPr>
               <w:t>Simulator interval</w:t>
@@ -3739,6 +3831,7 @@
             </w:pPr>
             <w:r>
               <w:rPr>
+                <w:noProof/>
                 <w:sz w:val="20"/>
               </w:rPr>
               <w:t>Locking the API thread = timeouts</w:t>
@@ -3824,6 +3917,7 @@
             </w:pPr>
             <w:r>
               <w:rPr>
+                <w:noProof/>
                 <w:sz w:val="20"/>
               </w:rPr>
               <w:t>Burst ticks</w:t>
@@ -3840,6 +3934,7 @@
             </w:pPr>
             <w:r>
               <w:rPr>
+                <w:noProof/>
                 <w:sz w:val="20"/>
               </w:rPr>
               <w:t>Losing ticks during map updates</w:t>
@@ -3856,6 +3951,7 @@
             </w:pPr>
             <w:r>
               <w:rPr>
+                <w:noProof/>
                 <w:sz w:val="20"/>
               </w:rPr>
               <w:t>IngestionQueue — FIFO buffer</w:t>
@@ -3985,6 +4081,9 @@
         <w:pStyle w:val="29"/>
       </w:pPr>
       <w:r>
+        <w:rPr>
+          <w:noProof/>
+        </w:rPr>
         <w:t>What we needed — the requirement that forced us to reach for this DSA</w:t>
       </w:r>
     </w:p>
@@ -4009,6 +4108,9 @@
         <w:pStyle w:val="29"/>
       </w:pPr>
       <w:r>
+        <w:rPr>
+          <w:noProof/>
+        </w:rPr>
         <w:t>What we learned implementing it — bugs, surprises, 'aha' moments</w:t>
       </w:r>
     </w:p>
@@ -4034,6 +4136,7 @@
       </w:pPr>
       <w:r>
         <w:rPr>
+          <w:noProof/>
           <w:color w:val="2C3E50"/>
         </w:rPr>
         <w:t>5.1 StockHashMap (Hash Table)</w:t>
@@ -4044,6 +4147,7 @@
         <w:rPr>
           <w:b w:val="0"/>
           <w:i/>
+          <w:noProof/>
           <w:sz w:val="22"/>
         </w:rPr>
         <w:t>GitHub File: backend/structures/stock_map.py</w:t>
@@ -4123,6 +4227,7 @@
         <w:rPr>
           <w:b w:val="0"/>
           <w:i w:val="0"/>
+          <w:noProof/>
           <w:sz w:val="22"/>
         </w:rPr>
         <w:t>Every time someone hits the API, the first thing that happens is a stock lookup by ticker symbol (e.g., 'AAPL', 'msft'). With 10,000 stocks in memory, scanning them one by one would take ~10 ms per request. That's why we needed O(1) lookup — not O(n), not O(log n), but constant time.</w:t>
@@ -4141,6 +4246,9 @@
         <w:pStyle w:val="23"/>
       </w:pPr>
       <w:r>
+        <w:rPr>
+          <w:noProof/>
+        </w:rPr>
         <w:t>First we thought about sorted arrays with binary search: O(log n) = ~14 comparisons for 10K entries. Fast for reads, but inserting a new stock means shifting everything — O(n).</w:t>
       </w:r>
     </w:p>
@@ -4149,6 +4257,9 @@
         <w:pStyle w:val="23"/>
       </w:pPr>
       <w:r>
+        <w:rPr>
+          <w:noProof/>
+        </w:rPr>
         <w:t>Then we considered a BST — O(log n) average, nice in theory, but could turn into a linked list if the data wasn't balanced. And Python doesn't even have a built-in BST.</w:t>
       </w:r>
     </w:p>
@@ -4157,6 +4268,9 @@
         <w:pStyle w:val="23"/>
       </w:pPr>
       <w:r>
+        <w:rPr>
+          <w:noProof/>
+        </w:rPr>
         <w:t>Python dict (hash table): O(1) average, built-in, handles collisions natively. No brainer.</w:t>
       </w:r>
     </w:p>
@@ -4173,6 +4287,7 @@
         <w:rPr>
           <w:b w:val="0"/>
           <w:i w:val="0"/>
+          <w:noProof/>
           <w:sz w:val="22"/>
         </w:rPr>
         <w:t>Python's dict is honestly a masterpiece — open addressing with load factor 2/3, O(1) amortized, and it's written in C in the language — open addressing with load factor 2/3, O(1) amortized. By wrapping it, we got world-class hash table performance without having to implement collision handling ourselves. The case-insensitive lookup (symbol.upper()) was a one-liner.</w:t>
@@ -4183,6 +4298,9 @@
         <w:pStyle w:val="5"/>
       </w:pPr>
       <w:r>
+        <w:rPr>
+          <w:noProof/>
+        </w:rPr>
         <w:t>What We Learned Implementing It</w:t>
       </w:r>
     </w:p>
@@ -4199,6 +4317,9 @@
         <w:pStyle w:val="23"/>
       </w:pPr>
       <w:r>
+        <w:rPr>
+          <w:noProof/>
+        </w:rPr>
         <w:t>Returning None vs raising KeyError: The built-in dict raises KeyError on missing keys. For an API, returning None was safer (no 500 errors for missing tickers). We used dict.get() instead of dict[].</w:t>
       </w:r>
     </w:p>
@@ -4207,6 +4328,9 @@
         <w:pStyle w:val="23"/>
       </w:pPr>
       <w:r>
+        <w:rPr>
+          <w:noProof/>
+        </w:rPr>
         <w:t>Mutability surprises: StockRecord objects are mutable. When we returned them from get(), the caller could modify the record directly, bypassing put(). We discussed deep-copying but decided it was acceptable for a learning project.</w:t>
       </w:r>
     </w:p>
@@ -4216,6 +4340,48 @@
       </w:pPr>
       <w:r>
         <w:t>Code</w:t>
+      </w:r>
+    </w:p>
+    <w:p>
+      <w:pPr>
+        <w:spacing w:before="0" w:after="0"/>
+      </w:pPr>
+      <w:r>
+        <w:rPr>
+          <w:rFonts w:ascii="Consolas" w:hAnsi="Consolas"/>
+          <w:noProof/>
+          <w:color w:val="1E1E2E"/>
+          <w:sz w:val="18"/>
+        </w:rPr>
+        <w:t>class StockHashMap:</w:t>
+      </w:r>
+    </w:p>
+    <w:p>
+      <w:pPr>
+        <w:spacing w:before="0" w:after="0"/>
+      </w:pPr>
+      <w:r>
+        <w:rPr>
+          <w:rFonts w:ascii="Consolas" w:hAnsi="Consolas"/>
+          <w:noProof/>
+          <w:color w:val="1E1E2E"/>
+          <w:sz w:val="18"/>
+        </w:rPr>
+        <w:t xml:space="preserve">    def __init__(self):</w:t>
+      </w:r>
+    </w:p>
+    <w:p>
+      <w:pPr>
+        <w:spacing w:before="0" w:after="0"/>
+      </w:pPr>
+      <w:r>
+        <w:rPr>
+          <w:rFonts w:ascii="Consolas" w:hAnsi="Consolas"/>
+          <w:noProof/>
+          <w:color w:val="1E1E2E"/>
+          <w:sz w:val="18"/>
+        </w:rPr>
+        <w:t xml:space="preserve">        self._map: dict[str, StockRecord] = {}</w:t>
       </w:r>
     </w:p>
     <w:p>
@@ -4228,7 +4394,35 @@
           <w:color w:val="1E1E2E"/>
           <w:sz w:val="18"/>
         </w:rPr>
-        <w:t>class StockHashMap:</w:t>
+        <w:t xml:space="preserve">    </w:t>
+      </w:r>
+    </w:p>
+    <w:p>
+      <w:pPr>
+        <w:spacing w:before="0" w:after="0"/>
+      </w:pPr>
+      <w:r>
+        <w:rPr>
+          <w:rFonts w:ascii="Consolas" w:hAnsi="Consolas"/>
+          <w:noProof/>
+          <w:color w:val="1E1E2E"/>
+          <w:sz w:val="18"/>
+        </w:rPr>
+        <w:t xml:space="preserve">    def put(self, symbol: str, record: StockRecord) -&gt; None:</w:t>
+      </w:r>
+    </w:p>
+    <w:p>
+      <w:pPr>
+        <w:spacing w:before="0" w:after="0"/>
+      </w:pPr>
+      <w:r>
+        <w:rPr>
+          <w:rFonts w:ascii="Consolas" w:hAnsi="Consolas"/>
+          <w:noProof/>
+          <w:color w:val="1E1E2E"/>
+          <w:sz w:val="18"/>
+        </w:rPr>
+        <w:t xml:space="preserve">        self._map[symbol.upper()] = record          # O(1)</w:t>
       </w:r>
     </w:p>
     <w:p>
@@ -4241,7 +4435,35 @@
           <w:color w:val="1E1E2E"/>
           <w:sz w:val="18"/>
         </w:rPr>
-        <w:t xml:space="preserve">    def __init__(self):</w:t>
+        <w:t xml:space="preserve">    </w:t>
+      </w:r>
+    </w:p>
+    <w:p>
+      <w:pPr>
+        <w:spacing w:before="0" w:after="0"/>
+      </w:pPr>
+      <w:r>
+        <w:rPr>
+          <w:rFonts w:ascii="Consolas" w:hAnsi="Consolas"/>
+          <w:noProof/>
+          <w:color w:val="1E1E2E"/>
+          <w:sz w:val="18"/>
+        </w:rPr>
+        <w:t xml:space="preserve">    def get(self, symbol: str) -&gt; StockRecord | None:</w:t>
+      </w:r>
+    </w:p>
+    <w:p>
+      <w:pPr>
+        <w:spacing w:before="0" w:after="0"/>
+      </w:pPr>
+      <w:r>
+        <w:rPr>
+          <w:rFonts w:ascii="Consolas" w:hAnsi="Consolas"/>
+          <w:noProof/>
+          <w:color w:val="1E1E2E"/>
+          <w:sz w:val="18"/>
+        </w:rPr>
+        <w:t xml:space="preserve">        return self._map.get(symbol.upper())         # O(1)</w:t>
       </w:r>
     </w:p>
     <w:p>
@@ -4254,7 +4476,21 @@
           <w:color w:val="1E1E2E"/>
           <w:sz w:val="18"/>
         </w:rPr>
-        <w:t xml:space="preserve">        self._map: dict[str, StockRecord] = {}</w:t>
+        <w:t xml:space="preserve">    </w:t>
+      </w:r>
+    </w:p>
+    <w:p>
+      <w:pPr>
+        <w:spacing w:before="0" w:after="0"/>
+      </w:pPr>
+      <w:r>
+        <w:rPr>
+          <w:rFonts w:ascii="Consolas" w:hAnsi="Consolas"/>
+          <w:noProof/>
+          <w:color w:val="1E1E2E"/>
+          <w:sz w:val="18"/>
+        </w:rPr>
+        <w:t xml:space="preserve">    def update(self, symbol: str, price, volume) -&gt; bool:</w:t>
       </w:r>
     </w:p>
     <w:p>
@@ -4267,7 +4503,7 @@
           <w:color w:val="1E1E2E"/>
           <w:sz w:val="18"/>
         </w:rPr>
-        <w:t xml:space="preserve">    </w:t>
+        <w:t xml:space="preserve">        key = symbol.upper()</w:t>
       </w:r>
     </w:p>
     <w:p>
@@ -4280,7 +4516,7 @@
           <w:color w:val="1E1E2E"/>
           <w:sz w:val="18"/>
         </w:rPr>
-        <w:t xml:space="preserve">    def put(self, symbol: str, record: StockRecord) -&gt; None:</w:t>
+        <w:t xml:space="preserve">        if key not in self._map: return False</w:t>
       </w:r>
     </w:p>
     <w:p>
@@ -4290,110 +4526,7 @@
       <w:r>
         <w:rPr>
           <w:rFonts w:ascii="Consolas" w:hAnsi="Consolas"/>
-          <w:color w:val="1E1E2E"/>
-          <w:sz w:val="18"/>
-        </w:rPr>
-        <w:t xml:space="preserve">        self._map[symbol.upper()] = record          # O(1)</w:t>
-      </w:r>
-    </w:p>
-    <w:p>
-      <w:pPr>
-        <w:spacing w:before="0" w:after="0"/>
-      </w:pPr>
-      <w:r>
-        <w:rPr>
-          <w:rFonts w:ascii="Consolas" w:hAnsi="Consolas"/>
-          <w:color w:val="1E1E2E"/>
-          <w:sz w:val="18"/>
-        </w:rPr>
-        <w:t xml:space="preserve">    </w:t>
-      </w:r>
-    </w:p>
-    <w:p>
-      <w:pPr>
-        <w:spacing w:before="0" w:after="0"/>
-      </w:pPr>
-      <w:r>
-        <w:rPr>
-          <w:rFonts w:ascii="Consolas" w:hAnsi="Consolas"/>
-          <w:color w:val="1E1E2E"/>
-          <w:sz w:val="18"/>
-        </w:rPr>
-        <w:t xml:space="preserve">    def get(self, symbol: str) -&gt; StockRecord | None:</w:t>
-      </w:r>
-    </w:p>
-    <w:p>
-      <w:pPr>
-        <w:spacing w:before="0" w:after="0"/>
-      </w:pPr>
-      <w:r>
-        <w:rPr>
-          <w:rFonts w:ascii="Consolas" w:hAnsi="Consolas"/>
-          <w:color w:val="1E1E2E"/>
-          <w:sz w:val="18"/>
-        </w:rPr>
-        <w:t xml:space="preserve">        return self._map.get(symbol.upper())         # O(1)</w:t>
-      </w:r>
-    </w:p>
-    <w:p>
-      <w:pPr>
-        <w:spacing w:before="0" w:after="0"/>
-      </w:pPr>
-      <w:r>
-        <w:rPr>
-          <w:rFonts w:ascii="Consolas" w:hAnsi="Consolas"/>
-          <w:color w:val="1E1E2E"/>
-          <w:sz w:val="18"/>
-        </w:rPr>
-        <w:t xml:space="preserve">    </w:t>
-      </w:r>
-    </w:p>
-    <w:p>
-      <w:pPr>
-        <w:spacing w:before="0" w:after="0"/>
-      </w:pPr>
-      <w:r>
-        <w:rPr>
-          <w:rFonts w:ascii="Consolas" w:hAnsi="Consolas"/>
-          <w:color w:val="1E1E2E"/>
-          <w:sz w:val="18"/>
-        </w:rPr>
-        <w:t xml:space="preserve">    def update(self, symbol: str, price, volume) -&gt; bool:</w:t>
-      </w:r>
-    </w:p>
-    <w:p>
-      <w:pPr>
-        <w:spacing w:before="0" w:after="0"/>
-      </w:pPr>
-      <w:r>
-        <w:rPr>
-          <w:rFonts w:ascii="Consolas" w:hAnsi="Consolas"/>
-          <w:color w:val="1E1E2E"/>
-          <w:sz w:val="18"/>
-        </w:rPr>
-        <w:t xml:space="preserve">        key = symbol.upper()</w:t>
-      </w:r>
-    </w:p>
-    <w:p>
-      <w:pPr>
-        <w:spacing w:before="0" w:after="0"/>
-      </w:pPr>
-      <w:r>
-        <w:rPr>
-          <w:rFonts w:ascii="Consolas" w:hAnsi="Consolas"/>
-          <w:color w:val="1E1E2E"/>
-          <w:sz w:val="18"/>
-        </w:rPr>
-        <w:t xml:space="preserve">        if key not in self._map: return False</w:t>
-      </w:r>
-    </w:p>
-    <w:p>
-      <w:pPr>
-        <w:spacing w:before="0" w:after="0"/>
-      </w:pPr>
-      <w:r>
-        <w:rPr>
-          <w:rFonts w:ascii="Consolas" w:hAnsi="Consolas"/>
+          <w:noProof/>
           <w:color w:val="1E1E2E"/>
           <w:sz w:val="18"/>
         </w:rPr>
@@ -4672,6 +4805,7 @@
             </w:pPr>
             <w:r>
               <w:rPr>
+                <w:noProof/>
                 <w:sz w:val="20"/>
               </w:rPr>
               <w:t>O(1) ✓</w:t>
@@ -4773,6 +4907,7 @@
             </w:pPr>
             <w:r>
               <w:rPr>
+                <w:noProof/>
                 <w:sz w:val="20"/>
               </w:rPr>
               <w:t>O(1) ✓</w:t>
@@ -4787,6 +4922,7 @@
         <w:rPr>
           <w:b w:val="0"/>
           <w:i w:val="0"/>
+          <w:noProof/>
           <w:sz w:val="22"/>
         </w:rPr>
         <w:t>The flat timing across 1K -&gt; 10K -&gt; 100K confirmed O(1). Even at 100,000 entries (10x our requirement), lookup time didn't budge.</w:t>
@@ -4809,6 +4945,7 @@
       <w:r>
         <w:rPr>
           <w:i/>
+          <w:noProof/>
           <w:color w:val="2C3E50"/>
           <w:sz w:val="22"/>
         </w:rPr>
@@ -4821,6 +4958,7 @@
       </w:pPr>
       <w:r>
         <w:rPr>
+          <w:noProof/>
           <w:color w:val="2C3E50"/>
         </w:rPr>
         <w:t>5.2 IngestionQueue (Queue)</w:t>
@@ -4837,6 +4975,7 @@
         <w:rPr>
           <w:b w:val="0"/>
           <w:i/>
+          <w:noProof/>
           <w:sz w:val="22"/>
         </w:rPr>
         <w:t>GitHub File: backend/structures/ingestion_queu</w:t>
@@ -4846,12 +4985,16 @@
           <w:rFonts w:hint="default"/>
           <w:b w:val="0"/>
           <w:i/>
+          <w:noProof/>
           <w:sz w:val="22"/>
           <w:lang w:val="en-US"/>
         </w:rPr>
         <w:t>e</w:t>
       </w:r>
       <w:r>
+        <w:rPr>
+          <w:noProof/>
+        </w:rPr>
         <w:drawing>
           <wp:inline distT="0" distB="0" distL="114300" distR="114300">
             <wp:extent cx="5781675" cy="7896225"/>
@@ -4913,6 +5056,7 @@
         <w:rPr>
           <w:b w:val="0"/>
           <w:i w:val="0"/>
+          <w:noProof/>
           <w:sz w:val="22"/>
         </w:rPr>
         <w:t>The simulator generates price ticks continuously every 2 seconds. These must be processed in the exact order they arrive (FIFO) and the producer (simulator thread) must not block the consumer (map update). A queue decouples them.</w:t>
@@ -4931,6 +5075,9 @@
         <w:pStyle w:val="23"/>
       </w:pPr>
       <w:r>
+        <w:rPr>
+          <w:noProof/>
+        </w:rPr>
         <w:t>Python list with append()/pop(0): pop(0) is O(n) — it shifts every remaining element. For 10K ticks, that's ~50 million shifts. X</w:t>
       </w:r>
     </w:p>
@@ -4939,6 +5086,9 @@
         <w:pStyle w:val="23"/>
       </w:pPr>
       <w:r>
+        <w:rPr>
+          <w:noProof/>
+        </w:rPr>
         <w:t>collections.deque: O(1) append and popleft. Exactly what we needed.</w:t>
       </w:r>
     </w:p>
@@ -4947,6 +5097,9 @@
         <w:pStyle w:val="23"/>
       </w:pPr>
       <w:r>
+        <w:rPr>
+          <w:noProof/>
+        </w:rPr>
         <w:t>queue.Queue: Thread-safe but overkill — our simulator is the only producer and ticks are drained in the same thread.</w:t>
       </w:r>
     </w:p>
@@ -4963,6 +5116,7 @@
         <w:rPr>
           <w:b w:val="0"/>
           <w:i w:val="0"/>
+          <w:noProof/>
           <w:sz w:val="22"/>
         </w:rPr>
         <w:t>deque (double-ended queue) from the standard library gives O(1) push and pop on both ends. It's the textbook queue implementation: enqueue to the right, dequeue from the left. The drain() method (snapshot + clear) let us batch-process ticks efficiently.</w:t>
@@ -4973,6 +5127,9 @@
         <w:pStyle w:val="5"/>
       </w:pPr>
       <w:r>
+        <w:rPr>
+          <w:noProof/>
+        </w:rPr>
         <w:t>What We Learned Implementing It</w:t>
       </w:r>
     </w:p>
@@ -4981,6 +5138,9 @@
         <w:pStyle w:val="23"/>
       </w:pPr>
       <w:r>
+        <w:rPr>
+          <w:noProof/>
+        </w:rPr>
         <w:t>list.pop(0) is a trap: We initially used list and immediately saw latency spikes. Profiling revealed pop(0) was O(n). Switching to deque.popleft() fixed it.</w:t>
       </w:r>
     </w:p>
@@ -4989,6 +5149,9 @@
         <w:pStyle w:val="23"/>
       </w:pPr>
       <w:r>
+        <w:rPr>
+          <w:noProof/>
+        </w:rPr>
         <w:t>Batch draining vs individual processing: Draining 100 ticks at once and processing the batch was 3x faster than processing each tick individually (fewer Python function calls).</w:t>
       </w:r>
     </w:p>
@@ -4997,6 +5160,9 @@
         <w:pStyle w:val="23"/>
       </w:pPr>
       <w:r>
+        <w:rPr>
+          <w:noProof/>
+        </w:rPr>
         <w:t>Thread safety concerns: While deque is thread-safe for append()/popleft(), the drain() method (which calls list(self._queue) and then clear()) is not atomic. In production, we'd need a lock.</w:t>
       </w:r>
     </w:p>
@@ -5006,6 +5172,48 @@
       </w:pPr>
       <w:r>
         <w:t>Code</w:t>
+      </w:r>
+    </w:p>
+    <w:p>
+      <w:pPr>
+        <w:spacing w:before="0" w:after="0"/>
+      </w:pPr>
+      <w:r>
+        <w:rPr>
+          <w:rFonts w:ascii="Consolas" w:hAnsi="Consolas"/>
+          <w:noProof/>
+          <w:color w:val="1E1E2E"/>
+          <w:sz w:val="18"/>
+        </w:rPr>
+        <w:t>class IngestionQueue:</w:t>
+      </w:r>
+    </w:p>
+    <w:p>
+      <w:pPr>
+        <w:spacing w:before="0" w:after="0"/>
+      </w:pPr>
+      <w:r>
+        <w:rPr>
+          <w:rFonts w:ascii="Consolas" w:hAnsi="Consolas"/>
+          <w:noProof/>
+          <w:color w:val="1E1E2E"/>
+          <w:sz w:val="18"/>
+        </w:rPr>
+        <w:t xml:space="preserve">    def __init__(self):</w:t>
+      </w:r>
+    </w:p>
+    <w:p>
+      <w:pPr>
+        <w:spacing w:before="0" w:after="0"/>
+      </w:pPr>
+      <w:r>
+        <w:rPr>
+          <w:rFonts w:ascii="Consolas" w:hAnsi="Consolas"/>
+          <w:noProof/>
+          <w:color w:val="1E1E2E"/>
+          <w:sz w:val="18"/>
+        </w:rPr>
+        <w:t xml:space="preserve">        self._queue: deque[Tick] = deque()</w:t>
       </w:r>
     </w:p>
     <w:p>
@@ -5018,7 +5226,35 @@
           <w:color w:val="1E1E2E"/>
           <w:sz w:val="18"/>
         </w:rPr>
-        <w:t>class IngestionQueue:</w:t>
+        <w:t xml:space="preserve">    </w:t>
+      </w:r>
+    </w:p>
+    <w:p>
+      <w:pPr>
+        <w:spacing w:before="0" w:after="0"/>
+      </w:pPr>
+      <w:r>
+        <w:rPr>
+          <w:rFonts w:ascii="Consolas" w:hAnsi="Consolas"/>
+          <w:noProof/>
+          <w:color w:val="1E1E2E"/>
+          <w:sz w:val="18"/>
+        </w:rPr>
+        <w:t xml:space="preserve">    def enqueue(self, tick: Tick) -&gt; None:</w:t>
+      </w:r>
+    </w:p>
+    <w:p>
+      <w:pPr>
+        <w:spacing w:before="0" w:after="0"/>
+      </w:pPr>
+      <w:r>
+        <w:rPr>
+          <w:rFonts w:ascii="Consolas" w:hAnsi="Consolas"/>
+          <w:noProof/>
+          <w:color w:val="1E1E2E"/>
+          <w:sz w:val="18"/>
+        </w:rPr>
+        <w:t xml:space="preserve">        self._queue.append(tick)             # O(1)</w:t>
       </w:r>
     </w:p>
     <w:p>
@@ -5031,7 +5267,35 @@
           <w:color w:val="1E1E2E"/>
           <w:sz w:val="18"/>
         </w:rPr>
-        <w:t xml:space="preserve">    def __init__(self):</w:t>
+        <w:t xml:space="preserve">    </w:t>
+      </w:r>
+    </w:p>
+    <w:p>
+      <w:pPr>
+        <w:spacing w:before="0" w:after="0"/>
+      </w:pPr>
+      <w:r>
+        <w:rPr>
+          <w:rFonts w:ascii="Consolas" w:hAnsi="Consolas"/>
+          <w:noProof/>
+          <w:color w:val="1E1E2E"/>
+          <w:sz w:val="18"/>
+        </w:rPr>
+        <w:t xml:space="preserve">    def dequeue(self) -&gt; Tick:</w:t>
+      </w:r>
+    </w:p>
+    <w:p>
+      <w:pPr>
+        <w:spacing w:before="0" w:after="0"/>
+      </w:pPr>
+      <w:r>
+        <w:rPr>
+          <w:rFonts w:ascii="Consolas" w:hAnsi="Consolas"/>
+          <w:noProof/>
+          <w:color w:val="1E1E2E"/>
+          <w:sz w:val="18"/>
+        </w:rPr>
+        <w:t xml:space="preserve">        return self._queue.popleft()         # O(1) — NOT pop(0)</w:t>
       </w:r>
     </w:p>
     <w:p>
@@ -5044,7 +5308,7 @@
           <w:color w:val="1E1E2E"/>
           <w:sz w:val="18"/>
         </w:rPr>
-        <w:t xml:space="preserve">        self._queue: deque[Tick] = deque()</w:t>
+        <w:t xml:space="preserve">    </w:t>
       </w:r>
     </w:p>
     <w:p>
@@ -5054,10 +5318,11 @@
       <w:r>
         <w:rPr>
           <w:rFonts w:ascii="Consolas" w:hAnsi="Consolas"/>
+          <w:noProof/>
           <w:color w:val="1E1E2E"/>
           <w:sz w:val="18"/>
         </w:rPr>
-        <w:t xml:space="preserve">    </w:t>
+        <w:t xml:space="preserve">    def drain(self) -&gt; list[Tick]:</w:t>
       </w:r>
     </w:p>
     <w:p>
@@ -5067,10 +5332,11 @@
       <w:r>
         <w:rPr>
           <w:rFonts w:ascii="Consolas" w:hAnsi="Consolas"/>
+          <w:noProof/>
           <w:color w:val="1E1E2E"/>
           <w:sz w:val="18"/>
         </w:rPr>
-        <w:t xml:space="preserve">    def enqueue(self, tick: Tick) -&gt; None:</w:t>
+        <w:t xml:space="preserve">        batch = list(self._queue)            # snapshot O(n)</w:t>
       </w:r>
     </w:p>
     <w:p>
@@ -5080,97 +5346,7 @@
       <w:r>
         <w:rPr>
           <w:rFonts w:ascii="Consolas" w:hAnsi="Consolas"/>
-          <w:color w:val="1E1E2E"/>
-          <w:sz w:val="18"/>
-        </w:rPr>
-        <w:t xml:space="preserve">        self._queue.append(tick)             # O(1)</w:t>
-      </w:r>
-    </w:p>
-    <w:p>
-      <w:pPr>
-        <w:spacing w:before="0" w:after="0"/>
-      </w:pPr>
-      <w:r>
-        <w:rPr>
-          <w:rFonts w:ascii="Consolas" w:hAnsi="Consolas"/>
-          <w:color w:val="1E1E2E"/>
-          <w:sz w:val="18"/>
-        </w:rPr>
-        <w:t xml:space="preserve">    </w:t>
-      </w:r>
-    </w:p>
-    <w:p>
-      <w:pPr>
-        <w:spacing w:before="0" w:after="0"/>
-      </w:pPr>
-      <w:r>
-        <w:rPr>
-          <w:rFonts w:ascii="Consolas" w:hAnsi="Consolas"/>
-          <w:color w:val="1E1E2E"/>
-          <w:sz w:val="18"/>
-        </w:rPr>
-        <w:t xml:space="preserve">    def dequeue(self) -&gt; Tick:</w:t>
-      </w:r>
-    </w:p>
-    <w:p>
-      <w:pPr>
-        <w:spacing w:before="0" w:after="0"/>
-      </w:pPr>
-      <w:r>
-        <w:rPr>
-          <w:rFonts w:ascii="Consolas" w:hAnsi="Consolas"/>
-          <w:color w:val="1E1E2E"/>
-          <w:sz w:val="18"/>
-        </w:rPr>
-        <w:t xml:space="preserve">        return self._queue.popleft()         # O(1) — NOT pop(0)</w:t>
-      </w:r>
-    </w:p>
-    <w:p>
-      <w:pPr>
-        <w:spacing w:before="0" w:after="0"/>
-      </w:pPr>
-      <w:r>
-        <w:rPr>
-          <w:rFonts w:ascii="Consolas" w:hAnsi="Consolas"/>
-          <w:color w:val="1E1E2E"/>
-          <w:sz w:val="18"/>
-        </w:rPr>
-        <w:t xml:space="preserve">    </w:t>
-      </w:r>
-    </w:p>
-    <w:p>
-      <w:pPr>
-        <w:spacing w:before="0" w:after="0"/>
-      </w:pPr>
-      <w:r>
-        <w:rPr>
-          <w:rFonts w:ascii="Consolas" w:hAnsi="Consolas"/>
-          <w:color w:val="1E1E2E"/>
-          <w:sz w:val="18"/>
-        </w:rPr>
-        <w:t xml:space="preserve">    def drain(self) -&gt; list[Tick]:</w:t>
-      </w:r>
-    </w:p>
-    <w:p>
-      <w:pPr>
-        <w:spacing w:before="0" w:after="0"/>
-      </w:pPr>
-      <w:r>
-        <w:rPr>
-          <w:rFonts w:ascii="Consolas" w:hAnsi="Consolas"/>
-          <w:color w:val="1E1E2E"/>
-          <w:sz w:val="18"/>
-        </w:rPr>
-        <w:t xml:space="preserve">        batch = list(self._queue)            # snapshot O(n)</w:t>
-      </w:r>
-    </w:p>
-    <w:p>
-      <w:pPr>
-        <w:spacing w:before="0" w:after="0"/>
-      </w:pPr>
-      <w:r>
-        <w:rPr>
-          <w:rFonts w:ascii="Consolas" w:hAnsi="Consolas"/>
+          <w:noProof/>
           <w:color w:val="1E1E2E"/>
           <w:sz w:val="18"/>
         </w:rPr>
@@ -5372,6 +5548,7 @@
             </w:pPr>
             <w:r>
               <w:rPr>
+                <w:noProof/>
                 <w:sz w:val="20"/>
               </w:rPr>
               <w:t>enqueue</w:t>
@@ -5436,6 +5613,7 @@
             </w:pPr>
             <w:r>
               <w:rPr>
+                <w:noProof/>
                 <w:sz w:val="20"/>
               </w:rPr>
               <w:t>O(1) ✓</w:t>
@@ -5473,6 +5651,7 @@
             </w:pPr>
             <w:r>
               <w:rPr>
+                <w:noProof/>
                 <w:sz w:val="20"/>
               </w:rPr>
               <w:t>dequeue</w:t>
@@ -5537,6 +5716,7 @@
             </w:pPr>
             <w:r>
               <w:rPr>
+                <w:noProof/>
                 <w:sz w:val="20"/>
               </w:rPr>
               <w:t>O(1) ✓</w:t>
@@ -5551,6 +5731,7 @@
         <w:rPr>
           <w:b w:val="0"/>
           <w:i w:val="0"/>
+          <w:noProof/>
           <w:sz w:val="22"/>
         </w:rPr>
         <w:t>The enqueue and dequeue times are flat across all sizes — exactly what O(1) should look like.</w:t>
@@ -5561,6 +5742,7 @@
         <w:rPr>
           <w:b w:val="0"/>
           <w:i w:val="0"/>
+          <w:noProof/>
           <w:sz w:val="22"/>
         </w:rPr>
         <w:t>Edge cases handled: Empty queue -&gt; dequeue() raises IndexError (documented), peek() on empty -&gt; returns None, burst enqueue -&gt; deque handles dynamic resizing.</w:t>
@@ -5573,6 +5755,7 @@
       <w:r>
         <w:rPr>
           <w:i/>
+          <w:noProof/>
           <w:color w:val="2C3E50"/>
           <w:sz w:val="22"/>
         </w:rPr>
@@ -5585,6 +5768,7 @@
       </w:pPr>
       <w:r>
         <w:rPr>
+          <w:noProof/>
           <w:color w:val="2C3E50"/>
         </w:rPr>
         <w:t>5.3 AlertStack (Stack)</w:t>
@@ -5595,6 +5779,7 @@
         <w:rPr>
           <w:b w:val="0"/>
           <w:i/>
+          <w:noProof/>
           <w:sz w:val="22"/>
         </w:rPr>
         <w:t>GitHub File: backend/structures/alert_stack.py</w:t>
@@ -5674,6 +5859,7 @@
         <w:rPr>
           <w:b w:val="0"/>
           <w:i w:val="0"/>
+          <w:noProof/>
           <w:sz w:val="22"/>
         </w:rPr>
         <w:t>Analysts need to set price threshold alerts and review them in reverse creation order (LIFO — most recent first). They also expect to undo the last accidental deletion.</w:t>
@@ -5692,6 +5878,9 @@
         <w:pStyle w:val="23"/>
       </w:pPr>
       <w:r>
+        <w:rPr>
+          <w:noProof/>
+        </w:rPr>
         <w:t>Queue (FIFO): Would show oldest alerts first. That's not what analysts want — they want the most recent alert at the top.</w:t>
       </w:r>
     </w:p>
@@ -5708,6 +5897,9 @@
         <w:pStyle w:val="23"/>
       </w:pPr>
       <w:r>
+        <w:rPr>
+          <w:noProof/>
+        </w:rPr>
         <w:t>Stack (LIFO) with undo buffer: Perfect. Push adds to top, pop removes from top, undo restores the last popped item.</w:t>
       </w:r>
     </w:p>
@@ -5724,6 +5916,7 @@
         <w:rPr>
           <w:b w:val="0"/>
           <w:i w:val="0"/>
+          <w:noProof/>
           <w:sz w:val="22"/>
         </w:rPr>
         <w:t>A stack maps naturally to 'undo the last thing I did' — it's a textbook application. Python's list with append()/pop() gives O(1) stack operations. The secondary undo buffer (storing the single most-recently popped alert) added the undo feature with minimal complexity.</w:t>
@@ -5734,6 +5927,9 @@
         <w:pStyle w:val="5"/>
       </w:pPr>
       <w:r>
+        <w:rPr>
+          <w:noProof/>
+        </w:rPr>
         <w:t>What We Learned Implementing It</w:t>
       </w:r>
     </w:p>
@@ -5742,6 +5938,9 @@
         <w:pStyle w:val="23"/>
       </w:pPr>
       <w:r>
+        <w:rPr>
+          <w:noProof/>
+        </w:rPr>
         <w:t>The undo buffer is not a stack of history: We initially stored every popped alert in the undo buffer, but then 'undo' became ambiguous (undo which one?). We changed it to store only the single most-recently popped alert — a 'one-level undo'. This is simpler and matches user expectations better.</w:t>
       </w:r>
     </w:p>
@@ -5767,6 +5966,34 @@
       </w:pPr>
       <w:r>
         <w:t>Code</w:t>
+      </w:r>
+    </w:p>
+    <w:p>
+      <w:pPr>
+        <w:spacing w:before="0" w:after="0"/>
+      </w:pPr>
+      <w:r>
+        <w:rPr>
+          <w:rFonts w:ascii="Consolas" w:hAnsi="Consolas"/>
+          <w:noProof/>
+          <w:color w:val="1E1E2E"/>
+          <w:sz w:val="18"/>
+        </w:rPr>
+        <w:t>class AlertStack:</w:t>
+      </w:r>
+    </w:p>
+    <w:p>
+      <w:pPr>
+        <w:spacing w:before="0" w:after="0"/>
+      </w:pPr>
+      <w:r>
+        <w:rPr>
+          <w:rFonts w:ascii="Consolas" w:hAnsi="Consolas"/>
+          <w:noProof/>
+          <w:color w:val="1E1E2E"/>
+          <w:sz w:val="18"/>
+        </w:rPr>
+        <w:t xml:space="preserve">    def __init__(self):</w:t>
       </w:r>
     </w:p>
     <w:p>
@@ -5779,7 +6006,7 @@
           <w:color w:val="1E1E2E"/>
           <w:sz w:val="18"/>
         </w:rPr>
-        <w:t>class AlertStack:</w:t>
+        <w:t xml:space="preserve">        self._stack: list[Alert] = []</w:t>
       </w:r>
     </w:p>
     <w:p>
@@ -5792,7 +6019,7 @@
           <w:color w:val="1E1E2E"/>
           <w:sz w:val="18"/>
         </w:rPr>
-        <w:t xml:space="preserve">    def __init__(self):</w:t>
+        <w:t xml:space="preserve">        self._undo_buf: list[Alert] = []</w:t>
       </w:r>
     </w:p>
     <w:p>
@@ -5805,7 +6032,21 @@
           <w:color w:val="1E1E2E"/>
           <w:sz w:val="18"/>
         </w:rPr>
-        <w:t xml:space="preserve">        self._stack: list[Alert] = []</w:t>
+        <w:t xml:space="preserve">    </w:t>
+      </w:r>
+    </w:p>
+    <w:p>
+      <w:pPr>
+        <w:spacing w:before="0" w:after="0"/>
+      </w:pPr>
+      <w:r>
+        <w:rPr>
+          <w:rFonts w:ascii="Consolas" w:hAnsi="Consolas"/>
+          <w:noProof/>
+          <w:color w:val="1E1E2E"/>
+          <w:sz w:val="18"/>
+        </w:rPr>
+        <w:t xml:space="preserve">    def push(self, alert: Alert) -&gt; None:</w:t>
       </w:r>
     </w:p>
     <w:p>
@@ -5818,7 +6059,7 @@
           <w:color w:val="1E1E2E"/>
           <w:sz w:val="18"/>
         </w:rPr>
-        <w:t xml:space="preserve">        self._undo_buf: list[Alert] = []</w:t>
+        <w:t xml:space="preserve">        if len(self._stack) &gt;= MAX_SIZE:</w:t>
       </w:r>
     </w:p>
     <w:p>
@@ -5831,7 +6072,21 @@
           <w:color w:val="1E1E2E"/>
           <w:sz w:val="18"/>
         </w:rPr>
-        <w:t xml:space="preserve">    </w:t>
+        <w:t xml:space="preserve">            raise ValueError("Stack full")</w:t>
+      </w:r>
+    </w:p>
+    <w:p>
+      <w:pPr>
+        <w:spacing w:before="0" w:after="0"/>
+      </w:pPr>
+      <w:r>
+        <w:rPr>
+          <w:rFonts w:ascii="Consolas" w:hAnsi="Consolas"/>
+          <w:noProof/>
+          <w:color w:val="1E1E2E"/>
+          <w:sz w:val="18"/>
+        </w:rPr>
+        <w:t xml:space="preserve">        self._stack.append(alert)             # O(1)</w:t>
       </w:r>
     </w:p>
     <w:p>
@@ -5844,7 +6099,7 @@
           <w:color w:val="1E1E2E"/>
           <w:sz w:val="18"/>
         </w:rPr>
-        <w:t xml:space="preserve">    def push(self, alert: Alert) -&gt; None:</w:t>
+        <w:t xml:space="preserve">        self._undo_buf.clear()                # clear undo history</w:t>
       </w:r>
     </w:p>
     <w:p>
@@ -5857,7 +6112,35 @@
           <w:color w:val="1E1E2E"/>
           <w:sz w:val="18"/>
         </w:rPr>
-        <w:t xml:space="preserve">        if len(self._stack) &gt;= MAX_SIZE:</w:t>
+        <w:t xml:space="preserve">    </w:t>
+      </w:r>
+    </w:p>
+    <w:p>
+      <w:pPr>
+        <w:spacing w:before="0" w:after="0"/>
+      </w:pPr>
+      <w:r>
+        <w:rPr>
+          <w:rFonts w:ascii="Consolas" w:hAnsi="Consolas"/>
+          <w:noProof/>
+          <w:color w:val="1E1E2E"/>
+          <w:sz w:val="18"/>
+        </w:rPr>
+        <w:t xml:space="preserve">    def pop(self) -&gt; Alert:</w:t>
+      </w:r>
+    </w:p>
+    <w:p>
+      <w:pPr>
+        <w:spacing w:before="0" w:after="0"/>
+      </w:pPr>
+      <w:r>
+        <w:rPr>
+          <w:rFonts w:ascii="Consolas" w:hAnsi="Consolas"/>
+          <w:noProof/>
+          <w:color w:val="1E1E2E"/>
+          <w:sz w:val="18"/>
+        </w:rPr>
+        <w:t xml:space="preserve">        removed = self._stack.pop()           # O(1)</w:t>
       </w:r>
     </w:p>
     <w:p>
@@ -5870,7 +6153,7 @@
           <w:color w:val="1E1E2E"/>
           <w:sz w:val="18"/>
         </w:rPr>
-        <w:t xml:space="preserve">            raise ValueError("Stack full")</w:t>
+        <w:t xml:space="preserve">        self._undo_buf.append(removed)        # save for undo</w:t>
       </w:r>
     </w:p>
     <w:p>
@@ -5883,7 +6166,7 @@
           <w:color w:val="1E1E2E"/>
           <w:sz w:val="18"/>
         </w:rPr>
-        <w:t xml:space="preserve">        self._stack.append(alert)             # O(1)</w:t>
+        <w:t xml:space="preserve">        return removed</w:t>
       </w:r>
     </w:p>
     <w:p>
@@ -5896,7 +6179,7 @@
           <w:color w:val="1E1E2E"/>
           <w:sz w:val="18"/>
         </w:rPr>
-        <w:t xml:space="preserve">        self._undo_buf.clear()                # clear undo history</w:t>
+        <w:t xml:space="preserve">    </w:t>
       </w:r>
     </w:p>
     <w:p>
@@ -5906,84 +6189,7 @@
       <w:r>
         <w:rPr>
           <w:rFonts w:ascii="Consolas" w:hAnsi="Consolas"/>
-          <w:color w:val="1E1E2E"/>
-          <w:sz w:val="18"/>
-        </w:rPr>
-        <w:t xml:space="preserve">    </w:t>
-      </w:r>
-    </w:p>
-    <w:p>
-      <w:pPr>
-        <w:spacing w:before="0" w:after="0"/>
-      </w:pPr>
-      <w:r>
-        <w:rPr>
-          <w:rFonts w:ascii="Consolas" w:hAnsi="Consolas"/>
-          <w:color w:val="1E1E2E"/>
-          <w:sz w:val="18"/>
-        </w:rPr>
-        <w:t xml:space="preserve">    def pop(self) -&gt; Alert:</w:t>
-      </w:r>
-    </w:p>
-    <w:p>
-      <w:pPr>
-        <w:spacing w:before="0" w:after="0"/>
-      </w:pPr>
-      <w:r>
-        <w:rPr>
-          <w:rFonts w:ascii="Consolas" w:hAnsi="Consolas"/>
-          <w:color w:val="1E1E2E"/>
-          <w:sz w:val="18"/>
-        </w:rPr>
-        <w:t xml:space="preserve">        removed = self._stack.pop()           # O(1)</w:t>
-      </w:r>
-    </w:p>
-    <w:p>
-      <w:pPr>
-        <w:spacing w:before="0" w:after="0"/>
-      </w:pPr>
-      <w:r>
-        <w:rPr>
-          <w:rFonts w:ascii="Consolas" w:hAnsi="Consolas"/>
-          <w:color w:val="1E1E2E"/>
-          <w:sz w:val="18"/>
-        </w:rPr>
-        <w:t xml:space="preserve">        self._undo_buf.append(removed)        # save for undo</w:t>
-      </w:r>
-    </w:p>
-    <w:p>
-      <w:pPr>
-        <w:spacing w:before="0" w:after="0"/>
-      </w:pPr>
-      <w:r>
-        <w:rPr>
-          <w:rFonts w:ascii="Consolas" w:hAnsi="Consolas"/>
-          <w:color w:val="1E1E2E"/>
-          <w:sz w:val="18"/>
-        </w:rPr>
-        <w:t xml:space="preserve">        return removed</w:t>
-      </w:r>
-    </w:p>
-    <w:p>
-      <w:pPr>
-        <w:spacing w:before="0" w:after="0"/>
-      </w:pPr>
-      <w:r>
-        <w:rPr>
-          <w:rFonts w:ascii="Consolas" w:hAnsi="Consolas"/>
-          <w:color w:val="1E1E2E"/>
-          <w:sz w:val="18"/>
-        </w:rPr>
-        <w:t xml:space="preserve">    </w:t>
-      </w:r>
-    </w:p>
-    <w:p>
-      <w:pPr>
-        <w:spacing w:before="0" w:after="0"/>
-      </w:pPr>
-      <w:r>
-        <w:rPr>
-          <w:rFonts w:ascii="Consolas" w:hAnsi="Consolas"/>
+          <w:noProof/>
           <w:color w:val="1E1E2E"/>
           <w:sz w:val="18"/>
         </w:rPr>
@@ -6275,6 +6481,7 @@
             </w:pPr>
             <w:r>
               <w:rPr>
+                <w:noProof/>
                 <w:sz w:val="20"/>
               </w:rPr>
               <w:t>O(1) ✓</w:t>
@@ -6376,6 +6583,7 @@
             </w:pPr>
             <w:r>
               <w:rPr>
+                <w:noProof/>
                 <w:sz w:val="20"/>
               </w:rPr>
               <w:t>O(1) ✓</w:t>
@@ -6402,6 +6610,7 @@
       <w:r>
         <w:rPr>
           <w:i/>
+          <w:noProof/>
           <w:color w:val="2C3E50"/>
           <w:sz w:val="22"/>
         </w:rPr>
@@ -6414,6 +6623,7 @@
       </w:pPr>
       <w:r>
         <w:rPr>
+          <w:noProof/>
           <w:color w:val="2C3E50"/>
         </w:rPr>
         <w:t>5.4 TopKHeap (Min-Heap)</w:t>
@@ -6424,6 +6634,7 @@
         <w:rPr>
           <w:b w:val="0"/>
           <w:i/>
+          <w:noProof/>
           <w:sz w:val="22"/>
         </w:rPr>
         <w:t>GitHub File: backend/structures/top_k_heap.py</w:t>
@@ -6498,6 +6709,7 @@
         <w:rPr>
           <w:b w:val="0"/>
           <w:i w:val="0"/>
+          <w:noProof/>
           <w:sz w:val="22"/>
         </w:rPr>
         <w:t>The dashboard needs 'top 5 stocks by volume' on page load. Sorting all 10,000 stocks for every request is wasteful because most of the sorted list is thrown away. We needed a way to maintain top-K candidates incrementally.</w:t>
@@ -6516,6 +6728,9 @@
         <w:pStyle w:val="23"/>
       </w:pPr>
       <w:r>
+        <w:rPr>
+          <w:noProof/>
+        </w:rPr>
         <w:t>Full sort every request: sorted(stocks, key=volume, reverse=True)[:5] works but costs O(N log N) = ~50ms for 10K entries per request. With 100 concurrent users, that's 5 seconds of CPU just for top-K.</w:t>
       </w:r>
     </w:p>
@@ -6524,6 +6739,9 @@
         <w:pStyle w:val="23"/>
       </w:pPr>
       <w:r>
+        <w:rPr>
+          <w:noProof/>
+        </w:rPr>
         <w:t>Maintain top-K with a min-heap: When a new stock arrives, compare with the smallest item in the current top-K. If larger, replace it. O(log K) per update, where K is small (5 or 10).</w:t>
       </w:r>
     </w:p>
@@ -6532,6 +6750,9 @@
         <w:pStyle w:val="23"/>
       </w:pPr>
       <w:r>
+        <w:rPr>
+          <w:noProof/>
+        </w:rPr>
         <w:t>Quickselect: O(N) average, but only for a single query, not incremental. We'd still need to recompute after every tick.</w:t>
       </w:r>
     </w:p>
@@ -6558,6 +6779,9 @@
         <w:pStyle w:val="5"/>
       </w:pPr>
       <w:r>
+        <w:rPr>
+          <w:noProof/>
+        </w:rPr>
         <w:t>What We Learned Implementing It</w:t>
       </w:r>
     </w:p>
@@ -6566,6 +6790,9 @@
         <w:pStyle w:val="23"/>
       </w:pPr>
       <w:r>
+        <w:rPr>
+          <w:noProof/>
+        </w:rPr>
         <w:t>Min-heap for max-K is confusing at first: Intuitively, you'd think 'top-K needs a max-heap.' But a max-heap's root is the largest, which doesn't help you decide what to discard. A min-heap root is the smallest, so new entries compare against the threshold you actually want to beat. Once we understood this, the code clicked.</w:t>
       </w:r>
     </w:p>
@@ -6574,6 +6801,9 @@
         <w:pStyle w:val="23"/>
       </w:pPr>
       <w:r>
+        <w:rPr>
+          <w:noProof/>
+        </w:rPr>
         <w:t>Duplicate symbols were a problem: The simulator pushes the same symbol repeatedly. Without deduplication, the heap filled with stale entries. We added a _symbols dict to track what's already in the heap.</w:t>
       </w:r>
     </w:p>
@@ -6582,6 +6812,9 @@
         <w:pStyle w:val="23"/>
       </w:pPr>
       <w:r>
+        <w:rPr>
+          <w:noProof/>
+        </w:rPr>
         <w:t>Thread safety during iteration: While the heap is being updated by the simulator thread, a client request for top-K could read a partially-updated heap. We accepted this race condition as 'eventually consistent' for a learning project.</w:t>
       </w:r>
     </w:p>
@@ -6591,6 +6824,34 @@
       </w:pPr>
       <w:r>
         <w:t>Code</w:t>
+      </w:r>
+    </w:p>
+    <w:p>
+      <w:pPr>
+        <w:spacing w:before="0" w:after="0"/>
+      </w:pPr>
+      <w:r>
+        <w:rPr>
+          <w:rFonts w:ascii="Consolas" w:hAnsi="Consolas"/>
+          <w:noProof/>
+          <w:color w:val="1E1E2E"/>
+          <w:sz w:val="18"/>
+        </w:rPr>
+        <w:t>class TopKHeap:</w:t>
+      </w:r>
+    </w:p>
+    <w:p>
+      <w:pPr>
+        <w:spacing w:before="0" w:after="0"/>
+      </w:pPr>
+      <w:r>
+        <w:rPr>
+          <w:rFonts w:ascii="Consolas" w:hAnsi="Consolas"/>
+          <w:noProof/>
+          <w:color w:val="1E1E2E"/>
+          <w:sz w:val="18"/>
+        </w:rPr>
+        <w:t xml:space="preserve">    def __init__(self, k: int = 10):</w:t>
       </w:r>
     </w:p>
     <w:p>
@@ -6603,7 +6864,7 @@
           <w:color w:val="1E1E2E"/>
           <w:sz w:val="18"/>
         </w:rPr>
-        <w:t>class TopKHeap:</w:t>
+        <w:t xml:space="preserve">        self.k = k</w:t>
       </w:r>
     </w:p>
     <w:p>
@@ -6616,7 +6877,7 @@
           <w:color w:val="1E1E2E"/>
           <w:sz w:val="18"/>
         </w:rPr>
-        <w:t xml:space="preserve">    def __init__(self, k: int = 10):</w:t>
+        <w:t xml:space="preserve">        self._heap: list[tuple] = []</w:t>
       </w:r>
     </w:p>
     <w:p>
@@ -6629,7 +6890,7 @@
           <w:color w:val="1E1E2E"/>
           <w:sz w:val="18"/>
         </w:rPr>
-        <w:t xml:space="preserve">        self.k = k</w:t>
+        <w:t xml:space="preserve">        self._symbols: dict[str, float] = {}</w:t>
       </w:r>
     </w:p>
     <w:p>
@@ -6642,7 +6903,21 @@
           <w:color w:val="1E1E2E"/>
           <w:sz w:val="18"/>
         </w:rPr>
-        <w:t xml:space="preserve">        self._heap: list[tuple] = []</w:t>
+        <w:t xml:space="preserve">    </w:t>
+      </w:r>
+    </w:p>
+    <w:p>
+      <w:pPr>
+        <w:spacing w:before="0" w:after="0"/>
+      </w:pPr>
+      <w:r>
+        <w:rPr>
+          <w:rFonts w:ascii="Consolas" w:hAnsi="Consolas"/>
+          <w:noProof/>
+          <w:color w:val="1E1E2E"/>
+          <w:sz w:val="18"/>
+        </w:rPr>
+        <w:t xml:space="preserve">    def push(self, symbol: str, metric_value: float) -&gt; None:</w:t>
       </w:r>
     </w:p>
     <w:p>
@@ -6655,7 +6930,21 @@
           <w:color w:val="1E1E2E"/>
           <w:sz w:val="18"/>
         </w:rPr>
-        <w:t xml:space="preserve">        self._symbols: dict[str, float] = {}</w:t>
+        <w:t xml:space="preserve">        if len(self._heap) &lt; self.k:</w:t>
+      </w:r>
+    </w:p>
+    <w:p>
+      <w:pPr>
+        <w:spacing w:before="0" w:after="0"/>
+      </w:pPr>
+      <w:r>
+        <w:rPr>
+          <w:rFonts w:ascii="Consolas" w:hAnsi="Consolas"/>
+          <w:noProof/>
+          <w:color w:val="1E1E2E"/>
+          <w:sz w:val="18"/>
+        </w:rPr>
+        <w:t xml:space="preserve">            heapq.heappush(self._heap, (metric_value, symbol))</w:t>
       </w:r>
     </w:p>
     <w:p>
@@ -6668,7 +6957,21 @@
           <w:color w:val="1E1E2E"/>
           <w:sz w:val="18"/>
         </w:rPr>
-        <w:t xml:space="preserve">    </w:t>
+        <w:t xml:space="preserve">        elif metric_value &gt; self._heap[0][0]:</w:t>
+      </w:r>
+    </w:p>
+    <w:p>
+      <w:pPr>
+        <w:spacing w:before="0" w:after="0"/>
+      </w:pPr>
+      <w:r>
+        <w:rPr>
+          <w:rFonts w:ascii="Consolas" w:hAnsi="Consolas"/>
+          <w:noProof/>
+          <w:color w:val="1E1E2E"/>
+          <w:sz w:val="18"/>
+        </w:rPr>
+        <w:t xml:space="preserve">            heapq.heapreplace(self._heap, (metric_value, symbol))</w:t>
       </w:r>
     </w:p>
     <w:p>
@@ -6681,7 +6984,7 @@
           <w:color w:val="1E1E2E"/>
           <w:sz w:val="18"/>
         </w:rPr>
-        <w:t xml:space="preserve">    def push(self, symbol: str, metric_value: float) -&gt; None:</w:t>
+        <w:t xml:space="preserve">    </w:t>
       </w:r>
     </w:p>
     <w:p>
@@ -6691,10 +6994,11 @@
       <w:r>
         <w:rPr>
           <w:rFonts w:ascii="Consolas" w:hAnsi="Consolas"/>
+          <w:noProof/>
           <w:color w:val="1E1E2E"/>
           <w:sz w:val="18"/>
         </w:rPr>
-        <w:t xml:space="preserve">        if len(self._heap) &lt; self.k:</w:t>
+        <w:t xml:space="preserve">    def top_k(self) -&gt; list[tuple]:</w:t>
       </w:r>
     </w:p>
     <w:p>
@@ -6704,71 +7008,7 @@
       <w:r>
         <w:rPr>
           <w:rFonts w:ascii="Consolas" w:hAnsi="Consolas"/>
-          <w:color w:val="1E1E2E"/>
-          <w:sz w:val="18"/>
-        </w:rPr>
-        <w:t xml:space="preserve">            heapq.heappush(self._heap, (metric_value, symbol))</w:t>
-      </w:r>
-    </w:p>
-    <w:p>
-      <w:pPr>
-        <w:spacing w:before="0" w:after="0"/>
-      </w:pPr>
-      <w:r>
-        <w:rPr>
-          <w:rFonts w:ascii="Consolas" w:hAnsi="Consolas"/>
-          <w:color w:val="1E1E2E"/>
-          <w:sz w:val="18"/>
-        </w:rPr>
-        <w:t xml:space="preserve">        elif metric_value &gt; self._heap[0][0]:</w:t>
-      </w:r>
-    </w:p>
-    <w:p>
-      <w:pPr>
-        <w:spacing w:before="0" w:after="0"/>
-      </w:pPr>
-      <w:r>
-        <w:rPr>
-          <w:rFonts w:ascii="Consolas" w:hAnsi="Consolas"/>
-          <w:color w:val="1E1E2E"/>
-          <w:sz w:val="18"/>
-        </w:rPr>
-        <w:t xml:space="preserve">            heapq.heapreplace(self._heap, (metric_value, symbol))</w:t>
-      </w:r>
-    </w:p>
-    <w:p>
-      <w:pPr>
-        <w:spacing w:before="0" w:after="0"/>
-      </w:pPr>
-      <w:r>
-        <w:rPr>
-          <w:rFonts w:ascii="Consolas" w:hAnsi="Consolas"/>
-          <w:color w:val="1E1E2E"/>
-          <w:sz w:val="18"/>
-        </w:rPr>
-        <w:t xml:space="preserve">    </w:t>
-      </w:r>
-    </w:p>
-    <w:p>
-      <w:pPr>
-        <w:spacing w:before="0" w:after="0"/>
-      </w:pPr>
-      <w:r>
-        <w:rPr>
-          <w:rFonts w:ascii="Consolas" w:hAnsi="Consolas"/>
-          <w:color w:val="1E1E2E"/>
-          <w:sz w:val="18"/>
-        </w:rPr>
-        <w:t xml:space="preserve">    def top_k(self) -&gt; list[tuple]:</w:t>
-      </w:r>
-    </w:p>
-    <w:p>
-      <w:pPr>
-        <w:spacing w:before="0" w:after="0"/>
-      </w:pPr>
-      <w:r>
-        <w:rPr>
-          <w:rFonts w:ascii="Consolas" w:hAnsi="Consolas"/>
+          <w:noProof/>
           <w:color w:val="1E1E2E"/>
           <w:sz w:val="18"/>
         </w:rPr>
@@ -7035,6 +7275,7 @@
         <w:rPr>
           <w:b w:val="0"/>
           <w:i w:val="0"/>
+          <w:noProof/>
           <w:sz w:val="22"/>
         </w:rPr>
         <w:t>The push time grows linearly with N (not K) because we process N items, each at O(log K). The ~10x increase per 10x data matches O(N log K).</w:t>
@@ -7069,6 +7310,7 @@
       </w:pPr>
       <w:r>
         <w:rPr>
+          <w:noProof/>
           <w:color w:val="2C3E50"/>
         </w:rPr>
         <w:t>5.5 SectorGraph (Graph)</w:t>
@@ -7079,6 +7321,7 @@
         <w:rPr>
           <w:b w:val="0"/>
           <w:i/>
+          <w:noProof/>
           <w:sz w:val="22"/>
         </w:rPr>
         <w:t>GitHub File: backend/structures/sector_graph.py</w:t>
@@ -7153,6 +7396,7 @@
         <w:rPr>
           <w:b w:val="0"/>
           <w:i w:val="0"/>
+          <w:noProof/>
           <w:sz w:val="22"/>
         </w:rPr>
         <w:t>Stock sectors influence each other — TECH leads FINANCE, FINANCE leads ENERGY. Users should be able to explore these relationships: 'Which sectors are closest to TECH?' (BFS) and 'What's the full chain of influence?' (DFS).</w:t>
@@ -7179,6 +7423,9 @@
         <w:pStyle w:val="23"/>
       </w:pPr>
       <w:r>
+        <w:rPr>
+          <w:noProof/>
+        </w:rPr>
         <w:t>Adjacency matrix: O(V2) memory for V=10 sectors = 100 entries. Fine for 10 sectors, but doesn't generalize to thousands.</w:t>
       </w:r>
     </w:p>
@@ -7187,6 +7434,9 @@
         <w:pStyle w:val="23"/>
       </w:pPr>
       <w:r>
+        <w:rPr>
+          <w:noProof/>
+        </w:rPr>
         <w:t>Adjacency list: O(V+E) memory, natural for sparse graphs, easy traversal. Winner.</w:t>
       </w:r>
     </w:p>
@@ -7203,9 +7453,10 @@
         <w:rPr>
           <w:b w:val="0"/>
           <w:i w:val="0"/>
+          <w:noProof/>
           <w:sz w:val="22"/>
         </w:rPr>
-        <w:t>A graph is the only data structure that captures relationships between entities. Adjacency lists ({sector: [neighbours]}) are intuitive, memory-efficient for sparse graphs, and support both BFS and DFS naturally.</w:t>
+        <w:t>A graph is the only data structure that captures relationships between entities. Adjacency lists ({sector: [neighbors]}) are intuitive, memory-efficient for sparse graphs, and support both BFS and DFS naturally.</w:t>
       </w:r>
     </w:p>
     <w:p>
@@ -7213,6 +7464,9 @@
         <w:pStyle w:val="5"/>
       </w:pPr>
       <w:r>
+        <w:rPr>
+          <w:noProof/>
+        </w:rPr>
         <w:t>What We Learned Implementing It</w:t>
       </w:r>
     </w:p>
@@ -7221,6 +7475,9 @@
         <w:pStyle w:val="23"/>
       </w:pPr>
       <w:r>
+        <w:rPr>
+          <w:noProof/>
+        </w:rPr>
         <w:t>BFS vs DFS is a choice, not a rule: BFS (queue-based) gives shortest path in unweighted graphs — 'which sectors are closest?' DFS (stack/recursion) gives full exploration — 'what's the entire chain?' We gave the user both — ?friends for BFS, /friends/DFS for DFS — same data, different exploration strategies.</w:t>
       </w:r>
     </w:p>
@@ -7229,6 +7486,9 @@
         <w:pStyle w:val="23"/>
       </w:pPr>
       <w:r>
+        <w:rPr>
+          <w:noProof/>
+        </w:rPr>
         <w:t>Recursion limit hit hard: Our first DFS implementation was recursive. For a graph with 10 nodes, it worked fine. But the benchmark ran DFS on 100K nodes and hit Python's recursion limit (default 1000). We added dfs_iterative() using an explicit list as a stack — no recursion, no limit.</w:t>
       </w:r>
     </w:p>
@@ -7237,6 +7497,9 @@
         <w:pStyle w:val="23"/>
       </w:pPr>
       <w:r>
+        <w:rPr>
+          <w:noProof/>
+        </w:rPr>
         <w:t>BFS frontier with deque: Using deque for the BFS frontier gives O(1) popleft. The list.pop(0) mistake would have been catastrophic here too.</w:t>
       </w:r>
     </w:p>
@@ -7246,6 +7509,34 @@
       </w:pPr>
       <w:r>
         <w:t>Code</w:t>
+      </w:r>
+    </w:p>
+    <w:p>
+      <w:pPr>
+        <w:spacing w:before="0" w:after="0"/>
+      </w:pPr>
+      <w:r>
+        <w:rPr>
+          <w:rFonts w:ascii="Consolas" w:hAnsi="Consolas"/>
+          <w:noProof/>
+          <w:color w:val="1E1E2E"/>
+          <w:sz w:val="18"/>
+        </w:rPr>
+        <w:t>class SectorGraph:</w:t>
+      </w:r>
+    </w:p>
+    <w:p>
+      <w:pPr>
+        <w:spacing w:before="0" w:after="0"/>
+      </w:pPr>
+      <w:r>
+        <w:rPr>
+          <w:rFonts w:ascii="Consolas" w:hAnsi="Consolas"/>
+          <w:noProof/>
+          <w:color w:val="1E1E2E"/>
+          <w:sz w:val="18"/>
+        </w:rPr>
+        <w:t xml:space="preserve">    def __init__(self):</w:t>
       </w:r>
     </w:p>
     <w:p>
@@ -7258,7 +7549,7 @@
           <w:color w:val="1E1E2E"/>
           <w:sz w:val="18"/>
         </w:rPr>
-        <w:t>class SectorGraph:</w:t>
+        <w:t xml:space="preserve">        self._adj: dict[str, list[str]] = {}</w:t>
       </w:r>
     </w:p>
     <w:p>
@@ -7271,7 +7562,21 @@
           <w:color w:val="1E1E2E"/>
           <w:sz w:val="18"/>
         </w:rPr>
-        <w:t xml:space="preserve">    def __init__(self):</w:t>
+        <w:t xml:space="preserve">    </w:t>
+      </w:r>
+    </w:p>
+    <w:p>
+      <w:pPr>
+        <w:spacing w:before="0" w:after="0"/>
+      </w:pPr>
+      <w:r>
+        <w:rPr>
+          <w:rFonts w:ascii="Consolas" w:hAnsi="Consolas"/>
+          <w:noProof/>
+          <w:color w:val="1E1E2E"/>
+          <w:sz w:val="18"/>
+        </w:rPr>
+        <w:t xml:space="preserve">    def add_edge(self, from_node, to_node):</w:t>
       </w:r>
     </w:p>
     <w:p>
@@ -7284,7 +7589,7 @@
           <w:color w:val="1E1E2E"/>
           <w:sz w:val="18"/>
         </w:rPr>
-        <w:t xml:space="preserve">        self._adj: dict[str, list[str]] = {}</w:t>
+        <w:t xml:space="preserve">        self._adj.setdefault(from_node, []).append(to_node)</w:t>
       </w:r>
     </w:p>
     <w:p>
@@ -7307,10 +7612,11 @@
       <w:r>
         <w:rPr>
           <w:rFonts w:ascii="Consolas" w:hAnsi="Consolas"/>
+          <w:noProof/>
           <w:color w:val="1E1E2E"/>
           <w:sz w:val="18"/>
         </w:rPr>
-        <w:t xml:space="preserve">    def add_edge(self, from_node, to_node):</w:t>
+        <w:t xml:space="preserve">    def bfs(self, start: str) -&gt; list[str]:</w:t>
       </w:r>
     </w:p>
     <w:p>
@@ -7323,7 +7629,21 @@
           <w:color w:val="1E1E2E"/>
           <w:sz w:val="18"/>
         </w:rPr>
-        <w:t xml:space="preserve">        self._adj.setdefault(from_node, []).append(to_node)</w:t>
+        <w:t xml:space="preserve">        visited = {start}</w:t>
+      </w:r>
+    </w:p>
+    <w:p>
+      <w:pPr>
+        <w:spacing w:before="0" w:after="0"/>
+      </w:pPr>
+      <w:r>
+        <w:rPr>
+          <w:rFonts w:ascii="Consolas" w:hAnsi="Consolas"/>
+          <w:noProof/>
+          <w:color w:val="1E1E2E"/>
+          <w:sz w:val="18"/>
+        </w:rPr>
+        <w:t xml:space="preserve">        frontier = deque([start])</w:t>
       </w:r>
     </w:p>
     <w:p>
@@ -7336,7 +7656,7 @@
           <w:color w:val="1E1E2E"/>
           <w:sz w:val="18"/>
         </w:rPr>
-        <w:t xml:space="preserve">    </w:t>
+        <w:t xml:space="preserve">        result = []</w:t>
       </w:r>
     </w:p>
     <w:p>
@@ -7349,7 +7669,21 @@
           <w:color w:val="1E1E2E"/>
           <w:sz w:val="18"/>
         </w:rPr>
-        <w:t xml:space="preserve">    def bfs(self, start: str) -&gt; list[str]:</w:t>
+        <w:t xml:space="preserve">        while frontier:</w:t>
+      </w:r>
+    </w:p>
+    <w:p>
+      <w:pPr>
+        <w:spacing w:before="0" w:after="0"/>
+      </w:pPr>
+      <w:r>
+        <w:rPr>
+          <w:rFonts w:ascii="Consolas" w:hAnsi="Consolas"/>
+          <w:noProof/>
+          <w:color w:val="1E1E2E"/>
+          <w:sz w:val="18"/>
+        </w:rPr>
+        <w:t xml:space="preserve">            node = frontier.popleft()</w:t>
       </w:r>
     </w:p>
     <w:p>
@@ -7362,7 +7696,7 @@
           <w:color w:val="1E1E2E"/>
           <w:sz w:val="18"/>
         </w:rPr>
-        <w:t xml:space="preserve">        visited = {start}</w:t>
+        <w:t xml:space="preserve">            result.append(node)</w:t>
       </w:r>
     </w:p>
     <w:p>
@@ -7375,7 +7709,7 @@
           <w:color w:val="1E1E2E"/>
           <w:sz w:val="18"/>
         </w:rPr>
-        <w:t xml:space="preserve">        frontier = deque([start])</w:t>
+        <w:t xml:space="preserve">            for n in self._adj.get(node, []):</w:t>
       </w:r>
     </w:p>
     <w:p>
@@ -7388,7 +7722,7 @@
           <w:color w:val="1E1E2E"/>
           <w:sz w:val="18"/>
         </w:rPr>
-        <w:t xml:space="preserve">        result = []</w:t>
+        <w:t xml:space="preserve">                if n not in visited:</w:t>
       </w:r>
     </w:p>
     <w:p>
@@ -7401,7 +7735,7 @@
           <w:color w:val="1E1E2E"/>
           <w:sz w:val="18"/>
         </w:rPr>
-        <w:t xml:space="preserve">        while frontier:</w:t>
+        <w:t xml:space="preserve">                    visited.add(n)</w:t>
       </w:r>
     </w:p>
     <w:p>
@@ -7414,7 +7748,7 @@
           <w:color w:val="1E1E2E"/>
           <w:sz w:val="18"/>
         </w:rPr>
-        <w:t xml:space="preserve">            node = frontier.popleft()</w:t>
+        <w:t xml:space="preserve">                    frontier.append(n)</w:t>
       </w:r>
     </w:p>
     <w:p>
@@ -7427,7 +7761,7 @@
           <w:color w:val="1E1E2E"/>
           <w:sz w:val="18"/>
         </w:rPr>
-        <w:t xml:space="preserve">            result.append(node)</w:t>
+        <w:t xml:space="preserve">        return result</w:t>
       </w:r>
     </w:p>
     <w:p>
@@ -7440,7 +7774,21 @@
           <w:color w:val="1E1E2E"/>
           <w:sz w:val="18"/>
         </w:rPr>
-        <w:t xml:space="preserve">            for n in self._adj.get(node, []):</w:t>
+        <w:t xml:space="preserve">    </w:t>
+      </w:r>
+    </w:p>
+    <w:p>
+      <w:pPr>
+        <w:spacing w:before="0" w:after="0"/>
+      </w:pPr>
+      <w:r>
+        <w:rPr>
+          <w:rFonts w:ascii="Consolas" w:hAnsi="Consolas"/>
+          <w:noProof/>
+          <w:color w:val="1E1E2E"/>
+          <w:sz w:val="18"/>
+        </w:rPr>
+        <w:t xml:space="preserve">    def dfs(self, start: str) -&gt; list[str]:</w:t>
       </w:r>
     </w:p>
     <w:p>
@@ -7453,7 +7801,7 @@
           <w:color w:val="1E1E2E"/>
           <w:sz w:val="18"/>
         </w:rPr>
-        <w:t xml:space="preserve">                if n not in visited:</w:t>
+        <w:t xml:space="preserve">        visited = set()</w:t>
       </w:r>
     </w:p>
     <w:p>
@@ -7466,7 +7814,21 @@
           <w:color w:val="1E1E2E"/>
           <w:sz w:val="18"/>
         </w:rPr>
-        <w:t xml:space="preserve">                    visited.add(n)</w:t>
+        <w:t xml:space="preserve">        result = []</w:t>
+      </w:r>
+    </w:p>
+    <w:p>
+      <w:pPr>
+        <w:spacing w:before="0" w:after="0"/>
+      </w:pPr>
+      <w:r>
+        <w:rPr>
+          <w:rFonts w:ascii="Consolas" w:hAnsi="Consolas"/>
+          <w:noProof/>
+          <w:color w:val="1E1E2E"/>
+          <w:sz w:val="18"/>
+        </w:rPr>
+        <w:t xml:space="preserve">        def _dfs(node):</w:t>
       </w:r>
     </w:p>
     <w:p>
@@ -7479,7 +7841,7 @@
           <w:color w:val="1E1E2E"/>
           <w:sz w:val="18"/>
         </w:rPr>
-        <w:t xml:space="preserve">                    frontier.append(n)</w:t>
+        <w:t xml:space="preserve">            visited.add(node)</w:t>
       </w:r>
     </w:p>
     <w:p>
@@ -7492,7 +7854,7 @@
           <w:color w:val="1E1E2E"/>
           <w:sz w:val="18"/>
         </w:rPr>
-        <w:t xml:space="preserve">        return result</w:t>
+        <w:t xml:space="preserve">            result.append(node)</w:t>
       </w:r>
     </w:p>
     <w:p>
@@ -7505,7 +7867,7 @@
           <w:color w:val="1E1E2E"/>
           <w:sz w:val="18"/>
         </w:rPr>
-        <w:t xml:space="preserve">    </w:t>
+        <w:t xml:space="preserve">            for n in self._adj.get(node, []):</w:t>
       </w:r>
     </w:p>
     <w:p>
@@ -7518,7 +7880,7 @@
           <w:color w:val="1E1E2E"/>
           <w:sz w:val="18"/>
         </w:rPr>
-        <w:t xml:space="preserve">    def dfs(self, start: str) -&gt; list[str]:</w:t>
+        <w:t xml:space="preserve">                if n not in visited:</w:t>
       </w:r>
     </w:p>
     <w:p>
@@ -7528,10 +7890,11 @@
       <w:r>
         <w:rPr>
           <w:rFonts w:ascii="Consolas" w:hAnsi="Consolas"/>
+          <w:noProof/>
           <w:color w:val="1E1E2E"/>
           <w:sz w:val="18"/>
         </w:rPr>
-        <w:t xml:space="preserve">        visited = set()</w:t>
+        <w:t xml:space="preserve">                    _dfs(n)</w:t>
       </w:r>
     </w:p>
     <w:p>
@@ -7541,97 +7904,7 @@
       <w:r>
         <w:rPr>
           <w:rFonts w:ascii="Consolas" w:hAnsi="Consolas"/>
-          <w:color w:val="1E1E2E"/>
-          <w:sz w:val="18"/>
-        </w:rPr>
-        <w:t xml:space="preserve">        result = []</w:t>
-      </w:r>
-    </w:p>
-    <w:p>
-      <w:pPr>
-        <w:spacing w:before="0" w:after="0"/>
-      </w:pPr>
-      <w:r>
-        <w:rPr>
-          <w:rFonts w:ascii="Consolas" w:hAnsi="Consolas"/>
-          <w:color w:val="1E1E2E"/>
-          <w:sz w:val="18"/>
-        </w:rPr>
-        <w:t xml:space="preserve">        def _dfs(node):</w:t>
-      </w:r>
-    </w:p>
-    <w:p>
-      <w:pPr>
-        <w:spacing w:before="0" w:after="0"/>
-      </w:pPr>
-      <w:r>
-        <w:rPr>
-          <w:rFonts w:ascii="Consolas" w:hAnsi="Consolas"/>
-          <w:color w:val="1E1E2E"/>
-          <w:sz w:val="18"/>
-        </w:rPr>
-        <w:t xml:space="preserve">            visited.add(node)</w:t>
-      </w:r>
-    </w:p>
-    <w:p>
-      <w:pPr>
-        <w:spacing w:before="0" w:after="0"/>
-      </w:pPr>
-      <w:r>
-        <w:rPr>
-          <w:rFonts w:ascii="Consolas" w:hAnsi="Consolas"/>
-          <w:color w:val="1E1E2E"/>
-          <w:sz w:val="18"/>
-        </w:rPr>
-        <w:t xml:space="preserve">            result.append(node)</w:t>
-      </w:r>
-    </w:p>
-    <w:p>
-      <w:pPr>
-        <w:spacing w:before="0" w:after="0"/>
-      </w:pPr>
-      <w:r>
-        <w:rPr>
-          <w:rFonts w:ascii="Consolas" w:hAnsi="Consolas"/>
-          <w:color w:val="1E1E2E"/>
-          <w:sz w:val="18"/>
-        </w:rPr>
-        <w:t xml:space="preserve">            for n in self._adj.get(node, []):</w:t>
-      </w:r>
-    </w:p>
-    <w:p>
-      <w:pPr>
-        <w:spacing w:before="0" w:after="0"/>
-      </w:pPr>
-      <w:r>
-        <w:rPr>
-          <w:rFonts w:ascii="Consolas" w:hAnsi="Consolas"/>
-          <w:color w:val="1E1E2E"/>
-          <w:sz w:val="18"/>
-        </w:rPr>
-        <w:t xml:space="preserve">                if n not in visited:</w:t>
-      </w:r>
-    </w:p>
-    <w:p>
-      <w:pPr>
-        <w:spacing w:before="0" w:after="0"/>
-      </w:pPr>
-      <w:r>
-        <w:rPr>
-          <w:rFonts w:ascii="Consolas" w:hAnsi="Consolas"/>
-          <w:color w:val="1E1E2E"/>
-          <w:sz w:val="18"/>
-        </w:rPr>
-        <w:t xml:space="preserve">                    _dfs(n)</w:t>
-      </w:r>
-    </w:p>
-    <w:p>
-      <w:pPr>
-        <w:spacing w:before="0" w:after="0"/>
-      </w:pPr>
-      <w:r>
-        <w:rPr>
-          <w:rFonts w:ascii="Consolas" w:hAnsi="Consolas"/>
+          <w:noProof/>
           <w:color w:val="1E1E2E"/>
           <w:sz w:val="18"/>
         </w:rPr>
@@ -7833,6 +8106,7 @@
             </w:pPr>
             <w:r>
               <w:rPr>
+                <w:noProof/>
                 <w:sz w:val="20"/>
               </w:rPr>
               <w:t>BFS</w:t>
@@ -7934,6 +8208,7 @@
             </w:pPr>
             <w:r>
               <w:rPr>
+                <w:noProof/>
                 <w:sz w:val="20"/>
               </w:rPr>
               <w:t>DFS</w:t>
@@ -8012,6 +8287,7 @@
         <w:rPr>
           <w:b w:val="0"/>
           <w:i w:val="0"/>
+          <w:noProof/>
           <w:sz w:val="22"/>
         </w:rPr>
         <w:t>Linear growth (~10x per 10x nodes) confirms O(V+E). Both BFS and DFS perform similarly — the constant factors dominate.</w:t>
@@ -8022,6 +8298,7 @@
         <w:rPr>
           <w:b w:val="0"/>
           <w:i w:val="0"/>
+          <w:noProof/>
           <w:sz w:val="22"/>
         </w:rPr>
         <w:t>Edge cases handled: Start node not in graph -&gt; returns [], large graphs -&gt; dfs_iterative() avoids recursion limit, duplicate edges -&gt; silently ignored.</w:t>
@@ -8034,6 +8311,7 @@
       <w:r>
         <w:rPr>
           <w:i/>
+          <w:noProof/>
           <w:color w:val="2C3E50"/>
           <w:sz w:val="22"/>
         </w:rPr>
@@ -8046,6 +8324,7 @@
       </w:pPr>
       <w:r>
         <w:rPr>
+          <w:noProof/>
           <w:color w:val="2C3E50"/>
         </w:rPr>
         <w:t>5.6 LRUCache (HashMap + Doubly Linked List)</w:t>
@@ -8056,6 +8335,7 @@
         <w:rPr>
           <w:b w:val="0"/>
           <w:i/>
+          <w:noProof/>
           <w:sz w:val="22"/>
         </w:rPr>
         <w:t>GitHub File: backend/structures/lru_cache.py</w:t>
@@ -8130,6 +8410,7 @@
         <w:rPr>
           <w:b w:val="0"/>
           <w:i w:val="0"/>
+          <w:noProof/>
           <w:sz w:val="22"/>
         </w:rPr>
         <w:t>80% of API requests hit 20% of stocks (Pareto principle). Without caching, every read hits the StockHashMap. With 10,000 stocks and repeated access to hot symbols (AAPL, MSFT, etc.), we needed a cache that keeps recently accessed stocks in memory and evicts the Least Recently Used entry when full.</w:t>
@@ -8148,6 +8429,9 @@
         <w:pStyle w:val="23"/>
       </w:pPr>
       <w:r>
+        <w:rPr>
+          <w:noProof/>
+        </w:rPr>
         <w:t>No cache at all: Simple, but every popular stock lookup hits the hash map. For 10,000 requests/min to AAPL, that's 10,000 HashMap gets. Not terrible, but wasteful.</w:t>
       </w:r>
     </w:p>
@@ -8156,6 +8440,9 @@
         <w:pStyle w:val="23"/>
       </w:pPr>
       <w:r>
+        <w:rPr>
+          <w:noProof/>
+        </w:rPr>
         <w:t>FIFO cache: Evicts oldest entries regardless of access. Problem: a popular stock that was accessed 1,000 times could be evicted just because it's old.</w:t>
       </w:r>
     </w:p>
@@ -8164,6 +8451,9 @@
         <w:pStyle w:val="23"/>
       </w:pPr>
       <w:r>
+        <w:rPr>
+          <w:noProof/>
+        </w:rPr>
         <w:t>LRU Cache (HashMap + DLL): Evicts the entry that hasn't been used for the longest time. Perfect for the Pareto pattern — hot stocks stay hot.</w:t>
       </w:r>
     </w:p>
@@ -8180,6 +8470,7 @@
         <w:rPr>
           <w:b w:val="0"/>
           <w:i w:val="0"/>
+          <w:noProof/>
           <w:sz w:val="22"/>
         </w:rPr>
         <w:t>LRU is the standard cache eviction policy because it exploits temporal locality: if you accessed a stock recently, you'll probably access it again soon. The HashMap gives O(1) lookup to find any cache entry; the Doubly Linked List gives O(1) move-to-front when an entry is accessed and O(1) tail eviction.</w:t>
@@ -8190,6 +8481,9 @@
         <w:pStyle w:val="5"/>
       </w:pPr>
       <w:r>
+        <w:rPr>
+          <w:noProof/>
+        </w:rPr>
         <w:t>What We Learned Implementing It</w:t>
       </w:r>
     </w:p>
@@ -8198,6 +8492,9 @@
         <w:pStyle w:val="23"/>
       </w:pPr>
       <w:r>
+        <w:rPr>
+          <w:noProof/>
+        </w:rPr>
         <w:t>The DLL + HashMap combo is a design pattern, not just a DSA: This was our 'aha' moment. HashMap gives O(1) find, DLL gives O(1) reorder. Neither alone can do both. This combination appears everywhere — Redis, Memcached, CPU caches.</w:t>
       </w:r>
     </w:p>
@@ -8206,6 +8503,9 @@
         <w:pStyle w:val="23"/>
       </w:pPr>
       <w:r>
+        <w:rPr>
+          <w:noProof/>
+        </w:rPr>
         <w:t>Pointer surgery is error-prone: Moving a node to the head requires updating prev.next, next.prev, head.prev, and self._head. Get any one wrong and the list is corrupted. We drew the pointer diagram before coding.</w:t>
       </w:r>
     </w:p>
@@ -8271,10 +8571,25 @@
       <w:r>
         <w:rPr>
           <w:rFonts w:ascii="Consolas" w:hAnsi="Consolas"/>
+          <w:noProof/>
           <w:color w:val="1E1E2E"/>
           <w:sz w:val="18"/>
         </w:rPr>
         <w:t>class LRUCache:</w:t>
+      </w:r>
+    </w:p>
+    <w:p>
+      <w:pPr>
+        <w:spacing w:before="0" w:after="0"/>
+      </w:pPr>
+      <w:r>
+        <w:rPr>
+          <w:rFonts w:ascii="Consolas" w:hAnsi="Consolas"/>
+          <w:noProof/>
+          <w:color w:val="1E1E2E"/>
+          <w:sz w:val="18"/>
+        </w:rPr>
+        <w:t xml:space="preserve">    def __init__(self, capacity: int = 50):</w:t>
       </w:r>
     </w:p>
     <w:p>
@@ -8287,7 +8602,7 @@
           <w:color w:val="1E1E2E"/>
           <w:sz w:val="18"/>
         </w:rPr>
-        <w:t xml:space="preserve">    def __init__(self, capacity: int = 50):</w:t>
+        <w:t xml:space="preserve">        self.capacity = capacity</w:t>
       </w:r>
     </w:p>
     <w:p>
@@ -8300,7 +8615,7 @@
           <w:color w:val="1E1E2E"/>
           <w:sz w:val="18"/>
         </w:rPr>
-        <w:t xml:space="preserve">        self.capacity = capacity</w:t>
+        <w:t xml:space="preserve">        self._map = {}</w:t>
       </w:r>
     </w:p>
     <w:p>
@@ -8313,7 +8628,7 @@
           <w:color w:val="1E1E2E"/>
           <w:sz w:val="18"/>
         </w:rPr>
-        <w:t xml:space="preserve">        self._map = {}</w:t>
+        <w:t xml:space="preserve">        self._head = None   # Most Recently Used</w:t>
       </w:r>
     </w:p>
     <w:p>
@@ -8326,7 +8641,7 @@
           <w:color w:val="1E1E2E"/>
           <w:sz w:val="18"/>
         </w:rPr>
-        <w:t xml:space="preserve">        self._head = None   # Most Recently Used</w:t>
+        <w:t xml:space="preserve">        self._tail = None   # Least Recently Used</w:t>
       </w:r>
     </w:p>
     <w:p>
@@ -8339,7 +8654,7 @@
           <w:color w:val="1E1E2E"/>
           <w:sz w:val="18"/>
         </w:rPr>
-        <w:t xml:space="preserve">        self._tail = None   # Least Recently Used</w:t>
+        <w:t xml:space="preserve">        self._size = 0</w:t>
       </w:r>
     </w:p>
     <w:p>
@@ -8352,7 +8667,7 @@
           <w:color w:val="1E1E2E"/>
           <w:sz w:val="18"/>
         </w:rPr>
-        <w:t xml:space="preserve">        self._size = 0</w:t>
+        <w:t xml:space="preserve">        self._hits = 0</w:t>
       </w:r>
     </w:p>
     <w:p>
@@ -8365,7 +8680,7 @@
           <w:color w:val="1E1E2E"/>
           <w:sz w:val="18"/>
         </w:rPr>
-        <w:t xml:space="preserve">        self._hits = 0</w:t>
+        <w:t xml:space="preserve">        self._misses = 0</w:t>
       </w:r>
     </w:p>
     <w:p>
@@ -8378,7 +8693,21 @@
           <w:color w:val="1E1E2E"/>
           <w:sz w:val="18"/>
         </w:rPr>
-        <w:t xml:space="preserve">        self._misses = 0</w:t>
+        <w:t xml:space="preserve">    </w:t>
+      </w:r>
+    </w:p>
+    <w:p>
+      <w:pPr>
+        <w:spacing w:before="0" w:after="0"/>
+      </w:pPr>
+      <w:r>
+        <w:rPr>
+          <w:rFonts w:ascii="Consolas" w:hAnsi="Consolas"/>
+          <w:noProof/>
+          <w:color w:val="1E1E2E"/>
+          <w:sz w:val="18"/>
+        </w:rPr>
+        <w:t xml:space="preserve">    def get(self, key):</w:t>
       </w:r>
     </w:p>
     <w:p>
@@ -8391,7 +8720,7 @@
           <w:color w:val="1E1E2E"/>
           <w:sz w:val="18"/>
         </w:rPr>
-        <w:t xml:space="preserve">    </w:t>
+        <w:t xml:space="preserve">        node = self._map.get(key)</w:t>
       </w:r>
     </w:p>
     <w:p>
@@ -8404,7 +8733,7 @@
           <w:color w:val="1E1E2E"/>
           <w:sz w:val="18"/>
         </w:rPr>
-        <w:t xml:space="preserve">    def get(self, key):</w:t>
+        <w:t xml:space="preserve">        if not node:</w:t>
       </w:r>
     </w:p>
     <w:p>
@@ -8417,7 +8746,7 @@
           <w:color w:val="1E1E2E"/>
           <w:sz w:val="18"/>
         </w:rPr>
-        <w:t xml:space="preserve">        node = self._map.get(key)</w:t>
+        <w:t xml:space="preserve">            self._misses += 1</w:t>
       </w:r>
     </w:p>
     <w:p>
@@ -8430,7 +8759,7 @@
           <w:color w:val="1E1E2E"/>
           <w:sz w:val="18"/>
         </w:rPr>
-        <w:t xml:space="preserve">        if not node:</w:t>
+        <w:t xml:space="preserve">            return None</w:t>
       </w:r>
     </w:p>
     <w:p>
@@ -8443,7 +8772,21 @@
           <w:color w:val="1E1E2E"/>
           <w:sz w:val="18"/>
         </w:rPr>
-        <w:t xml:space="preserve">            self._misses += 1</w:t>
+        <w:t xml:space="preserve">        self._hits += 1</w:t>
+      </w:r>
+    </w:p>
+    <w:p>
+      <w:pPr>
+        <w:spacing w:before="0" w:after="0"/>
+      </w:pPr>
+      <w:r>
+        <w:rPr>
+          <w:rFonts w:ascii="Consolas" w:hAnsi="Consolas"/>
+          <w:noProof/>
+          <w:color w:val="1E1E2E"/>
+          <w:sz w:val="18"/>
+        </w:rPr>
+        <w:t xml:space="preserve">        self._move_to_head(node)    # O(1)</w:t>
       </w:r>
     </w:p>
     <w:p>
@@ -8456,7 +8799,7 @@
           <w:color w:val="1E1E2E"/>
           <w:sz w:val="18"/>
         </w:rPr>
-        <w:t xml:space="preserve">            return None</w:t>
+        <w:t xml:space="preserve">        return node.value</w:t>
       </w:r>
     </w:p>
     <w:p>
@@ -8469,7 +8812,7 @@
           <w:color w:val="1E1E2E"/>
           <w:sz w:val="18"/>
         </w:rPr>
-        <w:t xml:space="preserve">        self._hits += 1</w:t>
+        <w:t xml:space="preserve">    </w:t>
       </w:r>
     </w:p>
     <w:p>
@@ -8479,45 +8822,7 @@
       <w:r>
         <w:rPr>
           <w:rFonts w:ascii="Consolas" w:hAnsi="Consolas"/>
-          <w:color w:val="1E1E2E"/>
-          <w:sz w:val="18"/>
-        </w:rPr>
-        <w:t xml:space="preserve">        self._move_to_head(node)    # O(1)</w:t>
-      </w:r>
-    </w:p>
-    <w:p>
-      <w:pPr>
-        <w:spacing w:before="0" w:after="0"/>
-      </w:pPr>
-      <w:r>
-        <w:rPr>
-          <w:rFonts w:ascii="Consolas" w:hAnsi="Consolas"/>
-          <w:color w:val="1E1E2E"/>
-          <w:sz w:val="18"/>
-        </w:rPr>
-        <w:t xml:space="preserve">        return node.value</w:t>
-      </w:r>
-    </w:p>
-    <w:p>
-      <w:pPr>
-        <w:spacing w:before="0" w:after="0"/>
-      </w:pPr>
-      <w:r>
-        <w:rPr>
-          <w:rFonts w:ascii="Consolas" w:hAnsi="Consolas"/>
-          <w:color w:val="1E1E2E"/>
-          <w:sz w:val="18"/>
-        </w:rPr>
-        <w:t xml:space="preserve">    </w:t>
-      </w:r>
-    </w:p>
-    <w:p>
-      <w:pPr>
-        <w:spacing w:before="0" w:after="0"/>
-      </w:pPr>
-      <w:r>
-        <w:rPr>
-          <w:rFonts w:ascii="Consolas" w:hAnsi="Consolas"/>
+          <w:noProof/>
           <w:color w:val="1E1E2E"/>
           <w:sz w:val="18"/>
         </w:rPr>
@@ -8913,6 +9218,7 @@
             </w:pPr>
             <w:r>
               <w:rPr>
+                <w:noProof/>
                 <w:sz w:val="20"/>
               </w:rPr>
               <w:t>O(1) ✓</w:t>
@@ -9014,6 +9320,7 @@
             </w:pPr>
             <w:r>
               <w:rPr>
+                <w:noProof/>
                 <w:sz w:val="20"/>
               </w:rPr>
               <w:t>O(1) ✓</w:t>
@@ -9040,6 +9347,7 @@
       <w:r>
         <w:rPr>
           <w:i/>
+          <w:noProof/>
           <w:color w:val="2C3E50"/>
           <w:sz w:val="22"/>
         </w:rPr>
@@ -9052,6 +9360,7 @@
       </w:pPr>
       <w:r>
         <w:rPr>
+          <w:noProof/>
           <w:color w:val="2C3E50"/>
         </w:rPr>
         <w:t>5.7 MergeSort (Sorting)</w:t>
@@ -9062,6 +9371,7 @@
         <w:rPr>
           <w:b w:val="0"/>
           <w:i/>
+          <w:noProof/>
           <w:sz w:val="22"/>
         </w:rPr>
         <w:t>GitHub File: backend/structures/merge_sort.py</w:t>
@@ -9136,6 +9446,7 @@
         <w:rPr>
           <w:b w:val="0"/>
           <w:i w:val="0"/>
+          <w:noProof/>
           <w:sz w:val="22"/>
         </w:rPr>
         <w:t>Users need to view stocks sorted by price, volume, or symbol, and see price history sorted by date. Python's built-in sorted() uses Timsort (O(n log n) worst-case), but the lecturer wanted us to implement a sorting algorithm ourselves. We chose Merge Sort.</w:t>
@@ -9154,6 +9465,9 @@
         <w:pStyle w:val="23"/>
       </w:pPr>
       <w:r>
+        <w:rPr>
+          <w:noProof/>
+        </w:rPr>
         <w:t>QuickSort: O(n log n) average, O(n2) worst-case (bad pivot choices). In-place but unstable.</w:t>
       </w:r>
     </w:p>
@@ -9162,6 +9476,9 @@
         <w:pStyle w:val="23"/>
       </w:pPr>
       <w:r>
+        <w:rPr>
+          <w:noProof/>
+        </w:rPr>
         <w:t>Timsort (Python built-in): Used by sorted(). O(n log n) worst-case, adaptive O(n) for nearly-sorted data. But implementing it ourselves would be complex (it's a hybrid of merge sort and insertion sort).</w:t>
       </w:r>
     </w:p>
@@ -9170,6 +9487,9 @@
         <w:pStyle w:val="23"/>
       </w:pPr>
       <w:r>
+        <w:rPr>
+          <w:noProof/>
+        </w:rPr>
         <w:t>Merge Sort: O(n log n) worst-case guaranteed, stable, relatively simple divide-and-conquer implementation. Extra O(n) space is acceptable for an in-memory learning project.</w:t>
       </w:r>
     </w:p>
@@ -9186,6 +9506,7 @@
         <w:rPr>
           <w:b w:val="0"/>
           <w:i w:val="0"/>
+          <w:noProof/>
           <w:sz w:val="22"/>
         </w:rPr>
         <w:t>Merge Sort gives a guaranteed O(n log n) worst-case, is stable (equal elements preserve their original order), and the divide-and-conquer pattern is pedagogically valuable. The extra O(n) memory is acceptable for 10,000 records (~2MB).</w:t>
@@ -9196,6 +9517,9 @@
         <w:pStyle w:val="5"/>
       </w:pPr>
       <w:r>
+        <w:rPr>
+          <w:noProof/>
+        </w:rPr>
         <w:t>What We Learned Implementing It</w:t>
       </w:r>
     </w:p>
@@ -9204,6 +9528,9 @@
         <w:pStyle w:val="23"/>
       </w:pPr>
       <w:r>
+        <w:rPr>
+          <w:noProof/>
+        </w:rPr>
         <w:t>Divide and conquer is deceptively elegant: The recursive split + merge pattern is only ~15 lines, but tracing through a 4-element sort took us 30 minutes on a whiteboard. Understanding why it's O(n log n) required drawing the recursion tree.</w:t>
       </w:r>
     </w:p>
@@ -9212,6 +9539,9 @@
         <w:pStyle w:val="23"/>
       </w:pPr>
       <w:r>
+        <w:rPr>
+          <w:noProof/>
+        </w:rPr>
         <w:t>The merge step is where the O(n) happens: Each level of the recursion tree processes all n elements. There are log2(n) levels. Hence n x log2(n). This was our 'aha' moment for O(n log n).</w:t>
       </w:r>
     </w:p>
@@ -9237,6 +9567,20 @@
       </w:pPr>
       <w:r>
         <w:t>Code</w:t>
+      </w:r>
+    </w:p>
+    <w:p>
+      <w:pPr>
+        <w:spacing w:before="0" w:after="0"/>
+      </w:pPr>
+      <w:r>
+        <w:rPr>
+          <w:rFonts w:ascii="Consolas" w:hAnsi="Consolas"/>
+          <w:noProof/>
+          <w:color w:val="1E1E2E"/>
+          <w:sz w:val="18"/>
+        </w:rPr>
+        <w:t>def merge_sort(arr: list, key=None) -&gt; list:</w:t>
       </w:r>
     </w:p>
     <w:p>
@@ -9249,7 +9593,7 @@
           <w:color w:val="1E1E2E"/>
           <w:sz w:val="18"/>
         </w:rPr>
-        <w:t>def merge_sort(arr: list, key=None) -&gt; list:</w:t>
+        <w:t xml:space="preserve">    if key is None:</w:t>
       </w:r>
     </w:p>
     <w:p>
@@ -9262,7 +9606,7 @@
           <w:color w:val="1E1E2E"/>
           <w:sz w:val="18"/>
         </w:rPr>
-        <w:t xml:space="preserve">    if key is None:</w:t>
+        <w:t xml:space="preserve">        key = lambda x: x</w:t>
       </w:r>
     </w:p>
     <w:p>
@@ -9275,7 +9619,7 @@
           <w:color w:val="1E1E2E"/>
           <w:sz w:val="18"/>
         </w:rPr>
-        <w:t xml:space="preserve">        key = lambda x: x</w:t>
+        <w:t xml:space="preserve">    if len(arr) &lt;= 1:</w:t>
       </w:r>
     </w:p>
     <w:p>
@@ -9288,7 +9632,7 @@
           <w:color w:val="1E1E2E"/>
           <w:sz w:val="18"/>
         </w:rPr>
-        <w:t xml:space="preserve">    if len(arr) &lt;= 1:</w:t>
+        <w:t xml:space="preserve">        return list(arr)</w:t>
       </w:r>
     </w:p>
     <w:p>
@@ -9301,7 +9645,7 @@
           <w:color w:val="1E1E2E"/>
           <w:sz w:val="18"/>
         </w:rPr>
-        <w:t xml:space="preserve">        return list(arr)</w:t>
+        <w:t xml:space="preserve">    mid = len(arr) // 2</w:t>
       </w:r>
     </w:p>
     <w:p>
@@ -9314,7 +9658,7 @@
           <w:color w:val="1E1E2E"/>
           <w:sz w:val="18"/>
         </w:rPr>
-        <w:t xml:space="preserve">    mid = len(arr) // 2</w:t>
+        <w:t xml:space="preserve">    left = merge_sort(arr[:mid], key=key)</w:t>
       </w:r>
     </w:p>
     <w:p>
@@ -9327,7 +9671,7 @@
           <w:color w:val="1E1E2E"/>
           <w:sz w:val="18"/>
         </w:rPr>
-        <w:t xml:space="preserve">    left = merge_sort(arr[:mid], key=key)</w:t>
+        <w:t xml:space="preserve">    right = merge_sort(arr[mid:], key=key)</w:t>
       </w:r>
     </w:p>
     <w:p>
@@ -9340,34 +9684,22 @@
           <w:color w:val="1E1E2E"/>
           <w:sz w:val="18"/>
         </w:rPr>
-        <w:t xml:space="preserve">    right = merge_sort(arr[mid:], key=key)</w:t>
+        <w:t xml:space="preserve">    return _merge(left, right, key)</w:t>
       </w:r>
     </w:p>
     <w:p>
       <w:pPr>
         <w:spacing w:before="0" w:after="0"/>
       </w:pPr>
+    </w:p>
+    <w:p>
+      <w:pPr>
+        <w:spacing w:before="0" w:after="0"/>
+      </w:pPr>
       <w:r>
         <w:rPr>
           <w:rFonts w:ascii="Consolas" w:hAnsi="Consolas"/>
-          <w:color w:val="1E1E2E"/>
-          <w:sz w:val="18"/>
-        </w:rPr>
-        <w:t xml:space="preserve">    return _merge(left, right, key)</w:t>
-      </w:r>
-    </w:p>
-    <w:p>
-      <w:pPr>
-        <w:spacing w:before="0" w:after="0"/>
-      </w:pPr>
-    </w:p>
-    <w:p>
-      <w:pPr>
-        <w:spacing w:before="0" w:after="0"/>
-      </w:pPr>
-      <w:r>
-        <w:rPr>
-          <w:rFonts w:ascii="Consolas" w:hAnsi="Consolas"/>
+          <w:noProof/>
           <w:color w:val="1E1E2E"/>
           <w:sz w:val="18"/>
         </w:rPr>
@@ -9776,6 +10108,7 @@
             </w:pPr>
             <w:r>
               <w:rPr>
+                <w:noProof/>
                 <w:sz w:val="20"/>
               </w:rPr>
               <w:t>O(n log n) ✓</w:t>
@@ -9790,6 +10123,7 @@
         <w:rPr>
           <w:b w:val="0"/>
           <w:i w:val="0"/>
+          <w:noProof/>
           <w:sz w:val="22"/>
         </w:rPr>
         <w:t>The ~13x increase per 10x data (vs 10x for O(n)) confirmed the log n factor. 0.5s for 100K entries is slower than Python's built-in sorted() (~0.05s) but that's the point — we're learning, not shipping.</w:t>
@@ -9812,6 +10146,7 @@
       <w:r>
         <w:rPr>
           <w:i/>
+          <w:noProof/>
           <w:color w:val="2C3E50"/>
           <w:sz w:val="22"/>
         </w:rPr>
@@ -9824,6 +10159,7 @@
       </w:pPr>
       <w:r>
         <w:rPr>
+          <w:noProof/>
           <w:color w:val="2C3E50"/>
         </w:rPr>
         <w:t>5.8 BinarySearch (Searching)</w:t>
@@ -9842,6 +10178,7 @@
         <w:rPr>
           <w:b w:val="0"/>
           <w:i w:val="0"/>
+          <w:noProof/>
           <w:sz w:val="22"/>
         </w:rPr>
         <w:t>After sorting stocks by price, users need to find stocks in a specific price range (e.g., $100-$200). A linear scan through 10,000 sorted stocks is O(n). Binary search finds the range boundaries in O(log n) — ~14 comparisons.</w:t>
@@ -9860,6 +10197,9 @@
         <w:pStyle w:val="23"/>
       </w:pPr>
       <w:r>
+        <w:rPr>
+          <w:noProof/>
+        </w:rPr>
         <w:t>Linear scan: [s for s in stocks if low &lt;= s.price &lt;= high] is O(n) and simple. For 10K stocks, that's ~10ms per search. Acceptable for one user, but not for 100 concurrent users.</w:t>
       </w:r>
     </w:p>
@@ -9868,6 +10208,9 @@
         <w:pStyle w:val="23"/>
       </w:pPr>
       <w:r>
+        <w:rPr>
+          <w:noProof/>
+        </w:rPr>
         <w:t>Binary search (lower_bound / upper_bound): O(log n) to find boundaries, then O(k) to collect results (k = result count). Much faster for large datasets.</w:t>
       </w:r>
     </w:p>
@@ -9876,6 +10219,9 @@
         <w:pStyle w:val="23"/>
       </w:pPr>
       <w:r>
+        <w:rPr>
+          <w:noProof/>
+        </w:rPr>
         <w:t>Interpolation search: Could be O(log log n) for uniformly distributed data, but more complex and worse worst-case (O(n)).</w:t>
       </w:r>
     </w:p>
@@ -9892,6 +10238,7 @@
         <w:rPr>
           <w:b w:val="0"/>
           <w:i w:val="0"/>
+          <w:noProof/>
           <w:sz w:val="22"/>
         </w:rPr>
         <w:t>Binary search is the textbook algorithm for searching a sorted array. Implementing lower_bound (first index where value &gt;= target) and upper_bound (first index where value &gt; target) lets us do range queries in O(log n + k). These are equivalent to C++'s std::lower_bound / std::upper_bound — a useful transferable skill.</w:t>
@@ -9902,6 +10249,9 @@
         <w:pStyle w:val="5"/>
       </w:pPr>
       <w:r>
+        <w:rPr>
+          <w:noProof/>
+        </w:rPr>
         <w:t>What We Learned Implementing It</w:t>
       </w:r>
     </w:p>
@@ -9910,6 +10260,9 @@
         <w:pStyle w:val="23"/>
       </w:pPr>
       <w:r>
+        <w:rPr>
+          <w:noProof/>
+        </w:rPr>
         <w:t>Off-by-one errors are the norm: The first three implementations had bugs — while lo &lt; hi vs while lo &lt;= hi, mid = (lo+hi)//2 vs mid = (lo+hi+1)//2. We wrote a test harness with edge cases (empty array, single element, target at boundaries) before the algorithm worked correctly.</w:t>
       </w:r>
     </w:p>
@@ -9918,6 +10271,9 @@
         <w:pStyle w:val="23"/>
       </w:pPr>
       <w:r>
+        <w:rPr>
+          <w:noProof/>
+        </w:rPr>
         <w:t>lower_bound is deceptively subtle: When all elements are less than the target, lower_bound returns len(arr) (one past the end). This is correct but requires handling in range_search — arr[left:right] with right = len(arr) works naturally.</w:t>
       </w:r>
     </w:p>
@@ -9926,6 +10282,9 @@
         <w:pStyle w:val="23"/>
       </w:pPr>
       <w:r>
+        <w:rPr>
+          <w:noProof/>
+        </w:rPr>
         <w:t>Binary search works on the sorted array, not the original: We had to remember that binary search requires a sorted input. Our /api/stocks/search endpoint first sorts (MergeSort) then searches (BinarySearch). The two algorithms form a pipeline.</w:t>
       </w:r>
     </w:p>
@@ -9935,6 +10294,20 @@
       </w:pPr>
       <w:r>
         <w:t>Code</w:t>
+      </w:r>
+    </w:p>
+    <w:p>
+      <w:pPr>
+        <w:spacing w:before="0" w:after="0"/>
+      </w:pPr>
+      <w:r>
+        <w:rPr>
+          <w:rFonts w:ascii="Consolas" w:hAnsi="Consolas"/>
+          <w:noProof/>
+          <w:color w:val="1E1E2E"/>
+          <w:sz w:val="18"/>
+        </w:rPr>
+        <w:t>def binary_search(arr, target, key=None):</w:t>
       </w:r>
     </w:p>
     <w:p>
@@ -9947,7 +10320,7 @@
           <w:color w:val="1E1E2E"/>
           <w:sz w:val="18"/>
         </w:rPr>
-        <w:t>def binary_search(arr, target, key=None):</w:t>
+        <w:t xml:space="preserve">    if key is None: key = lambda x: x</w:t>
       </w:r>
     </w:p>
     <w:p>
@@ -9960,7 +10333,7 @@
           <w:color w:val="1E1E2E"/>
           <w:sz w:val="18"/>
         </w:rPr>
-        <w:t xml:space="preserve">    if key is None: key = lambda x: x</w:t>
+        <w:t xml:space="preserve">    lo, hi = 0, len(arr) - 1</w:t>
       </w:r>
     </w:p>
     <w:p>
@@ -9973,7 +10346,7 @@
           <w:color w:val="1E1E2E"/>
           <w:sz w:val="18"/>
         </w:rPr>
-        <w:t xml:space="preserve">    lo, hi = 0, len(arr) - 1</w:t>
+        <w:t xml:space="preserve">    while lo &lt;= hi:</w:t>
       </w:r>
     </w:p>
     <w:p>
@@ -9986,7 +10359,7 @@
           <w:color w:val="1E1E2E"/>
           <w:sz w:val="18"/>
         </w:rPr>
-        <w:t xml:space="preserve">    while lo &lt;= hi:</w:t>
+        <w:t xml:space="preserve">        mid = (lo + hi) // 2</w:t>
       </w:r>
     </w:p>
     <w:p>
@@ -9999,7 +10372,7 @@
           <w:color w:val="1E1E2E"/>
           <w:sz w:val="18"/>
         </w:rPr>
-        <w:t xml:space="preserve">        mid = (lo + hi) // 2</w:t>
+        <w:t xml:space="preserve">        val = key(arr[mid])</w:t>
       </w:r>
     </w:p>
     <w:p>
@@ -10012,7 +10385,7 @@
           <w:color w:val="1E1E2E"/>
           <w:sz w:val="18"/>
         </w:rPr>
-        <w:t xml:space="preserve">        val = key(arr[mid])</w:t>
+        <w:t xml:space="preserve">        if val == target: return mid</w:t>
       </w:r>
     </w:p>
     <w:p>
@@ -10025,7 +10398,7 @@
           <w:color w:val="1E1E2E"/>
           <w:sz w:val="18"/>
         </w:rPr>
-        <w:t xml:space="preserve">        if val == target: return mid</w:t>
+        <w:t xml:space="preserve">        elif val &lt; target: lo = mid + 1</w:t>
       </w:r>
     </w:p>
     <w:p>
@@ -10038,7 +10411,7 @@
           <w:color w:val="1E1E2E"/>
           <w:sz w:val="18"/>
         </w:rPr>
-        <w:t xml:space="preserve">        elif val &lt; target: lo = mid + 1</w:t>
+        <w:t xml:space="preserve">        else: hi = mid - 1</w:t>
       </w:r>
     </w:p>
     <w:p>
@@ -10051,7 +10424,26 @@
           <w:color w:val="1E1E2E"/>
           <w:sz w:val="18"/>
         </w:rPr>
-        <w:t xml:space="preserve">        else: hi = mid - 1</w:t>
+        <w:t xml:space="preserve">    return -1</w:t>
+      </w:r>
+    </w:p>
+    <w:p>
+      <w:pPr>
+        <w:spacing w:before="0" w:after="0"/>
+      </w:pPr>
+    </w:p>
+    <w:p>
+      <w:pPr>
+        <w:spacing w:before="0" w:after="0"/>
+      </w:pPr>
+      <w:r>
+        <w:rPr>
+          <w:rFonts w:ascii="Consolas" w:hAnsi="Consolas"/>
+          <w:noProof/>
+          <w:color w:val="1E1E2E"/>
+          <w:sz w:val="18"/>
+        </w:rPr>
+        <w:t>def lower_bound(arr, target, key=None):</w:t>
       </w:r>
     </w:p>
     <w:p>
@@ -10064,13 +10456,8 @@
           <w:color w:val="1E1E2E"/>
           <w:sz w:val="18"/>
         </w:rPr>
-        <w:t xml:space="preserve">    return -1</w:t>
-      </w:r>
-    </w:p>
-    <w:p>
-      <w:pPr>
-        <w:spacing w:before="0" w:after="0"/>
-      </w:pPr>
+        <w:t xml:space="preserve">    lo, hi = 0, len(arr)</w:t>
+      </w:r>
     </w:p>
     <w:p>
       <w:pPr>
@@ -10082,7 +10469,7 @@
           <w:color w:val="1E1E2E"/>
           <w:sz w:val="18"/>
         </w:rPr>
-        <w:t>def lower_bound(arr, target, key=None):</w:t>
+        <w:t xml:space="preserve">    while lo &lt; hi:</w:t>
       </w:r>
     </w:p>
     <w:p>
@@ -10095,7 +10482,7 @@
           <w:color w:val="1E1E2E"/>
           <w:sz w:val="18"/>
         </w:rPr>
-        <w:t xml:space="preserve">    lo, hi = 0, len(arr)</w:t>
+        <w:t xml:space="preserve">        mid = (lo + hi) // 2</w:t>
       </w:r>
     </w:p>
     <w:p>
@@ -10108,7 +10495,7 @@
           <w:color w:val="1E1E2E"/>
           <w:sz w:val="18"/>
         </w:rPr>
-        <w:t xml:space="preserve">    while lo &lt; hi:</w:t>
+        <w:t xml:space="preserve">        if key(arr[mid]) &lt; target: lo = mid + 1</w:t>
       </w:r>
     </w:p>
     <w:p>
@@ -10121,7 +10508,7 @@
           <w:color w:val="1E1E2E"/>
           <w:sz w:val="18"/>
         </w:rPr>
-        <w:t xml:space="preserve">        mid = (lo + hi) // 2</w:t>
+        <w:t xml:space="preserve">        else: hi = mid</w:t>
       </w:r>
     </w:p>
     <w:p>
@@ -10134,47 +10521,22 @@
           <w:color w:val="1E1E2E"/>
           <w:sz w:val="18"/>
         </w:rPr>
-        <w:t xml:space="preserve">        if key(arr[mid]) &lt; target: lo = mid + 1</w:t>
+        <w:t xml:space="preserve">    return lo</w:t>
       </w:r>
     </w:p>
     <w:p>
       <w:pPr>
         <w:spacing w:before="0" w:after="0"/>
       </w:pPr>
+    </w:p>
+    <w:p>
+      <w:pPr>
+        <w:spacing w:before="0" w:after="0"/>
+      </w:pPr>
       <w:r>
         <w:rPr>
           <w:rFonts w:ascii="Consolas" w:hAnsi="Consolas"/>
-          <w:color w:val="1E1E2E"/>
-          <w:sz w:val="18"/>
-        </w:rPr>
-        <w:t xml:space="preserve">        else: hi = mid</w:t>
-      </w:r>
-    </w:p>
-    <w:p>
-      <w:pPr>
-        <w:spacing w:before="0" w:after="0"/>
-      </w:pPr>
-      <w:r>
-        <w:rPr>
-          <w:rFonts w:ascii="Consolas" w:hAnsi="Consolas"/>
-          <w:color w:val="1E1E2E"/>
-          <w:sz w:val="18"/>
-        </w:rPr>
-        <w:t xml:space="preserve">    return lo</w:t>
-      </w:r>
-    </w:p>
-    <w:p>
-      <w:pPr>
-        <w:spacing w:before="0" w:after="0"/>
-      </w:pPr>
-    </w:p>
-    <w:p>
-      <w:pPr>
-        <w:spacing w:before="0" w:after="0"/>
-      </w:pPr>
-      <w:r>
-        <w:rPr>
-          <w:rFonts w:ascii="Consolas" w:hAnsi="Consolas"/>
+          <w:noProof/>
           <w:color w:val="1E1E2E"/>
           <w:sz w:val="18"/>
         </w:rPr>
@@ -10466,6 +10828,7 @@
             </w:pPr>
             <w:r>
               <w:rPr>
+                <w:noProof/>
                 <w:sz w:val="20"/>
               </w:rPr>
               <w:t>O(log n) ✓</w:t>
@@ -10567,6 +10930,7 @@
             </w:pPr>
             <w:r>
               <w:rPr>
+                <w:noProof/>
                 <w:sz w:val="20"/>
               </w:rPr>
               <w:t>O(log n) ✓</w:t>
@@ -10603,6 +10967,7 @@
       <w:r>
         <w:rPr>
           <w:i/>
+          <w:noProof/>
           <w:color w:val="2C3E50"/>
           <w:sz w:val="22"/>
         </w:rPr>
@@ -10625,6 +10990,7 @@
         <w:rPr>
           <w:b w:val="0"/>
           <w:i/>
+          <w:noProof/>
           <w:sz w:val="22"/>
         </w:rPr>
         <w:t>GitHub File: backend/structures/lru_cache.py</w:t>
@@ -10653,6 +11019,7 @@
         <w:rPr>
           <w:b w:val="0"/>
           <w:i w:val="0"/>
+          <w:noProof/>
           <w:sz w:val="22"/>
         </w:rPr>
         <w:t>The LRU Cache uses two data structures (HashMap + Doubly Linked List) working together. It's not a single textbook DSA but a composition of two. The lecturer asked us to implement it as a bonus to show how DSA primitives combine in real systems.</w:t>
@@ -10687,6 +11054,9 @@
         <w:pStyle w:val="23"/>
       </w:pPr>
       <w:r>
+        <w:rPr>
+          <w:noProof/>
+        </w:rPr>
         <w:t>Tracking hit_rate_pct gave us data to argue about cache sizing: 50 entries captured ~66% of requests initially, validating the Pareto principle.</w:t>
       </w:r>
     </w:p>
@@ -10931,6 +11301,7 @@
             </w:pPr>
             <w:r>
               <w:rPr>
+                <w:noProof/>
                 <w:sz w:val="20"/>
               </w:rPr>
               <w:t>O(1) ✓ (per op)</w:t>
@@ -11032,6 +11403,7 @@
             </w:pPr>
             <w:r>
               <w:rPr>
+                <w:noProof/>
                 <w:sz w:val="20"/>
               </w:rPr>
               <w:t>O(1) ✓ (per op)</w:t>
@@ -11058,6 +11430,7 @@
       <w:r>
         <w:rPr>
           <w:i/>
+          <w:noProof/>
           <w:color w:val="2C3E50"/>
           <w:sz w:val="22"/>
         </w:rPr>
@@ -11080,6 +11453,7 @@
         <w:rPr>
           <w:b w:val="0"/>
           <w:i w:val="0"/>
+          <w:noProof/>
           <w:sz w:val="22"/>
         </w:rPr>
         <w:t>To verify that our theoretical O(1), O(log n), O(n), and O(n log n) claims held in practice, we ran each structure at 1K, 10K, and 100K operations.</w:t>
@@ -11091,6 +11465,20 @@
       </w:pPr>
       <w:r>
         <w:t>How We Ran Benchmarks</w:t>
+      </w:r>
+    </w:p>
+    <w:p>
+      <w:pPr>
+        <w:spacing w:before="0" w:after="0"/>
+      </w:pPr>
+      <w:r>
+        <w:rPr>
+          <w:rFonts w:ascii="Consolas" w:hAnsi="Consolas"/>
+          <w:noProof/>
+          <w:color w:val="1E1E2E"/>
+          <w:sz w:val="18"/>
+        </w:rPr>
+        <w:t>cd backend</w:t>
       </w:r>
     </w:p>
     <w:p>
@@ -11103,7 +11491,7 @@
           <w:color w:val="1E1E2E"/>
           <w:sz w:val="18"/>
         </w:rPr>
-        <w:t>cd backend</w:t>
+        <w:t>python -c "</w:t>
       </w:r>
     </w:p>
     <w:p>
@@ -11113,19 +11501,7 @@
       <w:r>
         <w:rPr>
           <w:rFonts w:ascii="Consolas" w:hAnsi="Consolas"/>
-          <w:color w:val="1E1E2E"/>
-          <w:sz w:val="18"/>
-        </w:rPr>
-        <w:t>python -c "</w:t>
-      </w:r>
-    </w:p>
-    <w:p>
-      <w:pPr>
-        <w:spacing w:before="0" w:after="0"/>
-      </w:pPr>
-      <w:r>
-        <w:rPr>
-          <w:rFonts w:ascii="Consolas" w:hAnsi="Consolas"/>
+          <w:noProof/>
           <w:color w:val="1E1E2E"/>
           <w:sz w:val="18"/>
         </w:rPr>
@@ -11476,6 +11852,7 @@
             </w:pPr>
             <w:r>
               <w:rPr>
+                <w:noProof/>
                 <w:sz w:val="20"/>
               </w:rPr>
               <w:t>StockHashMap</w:t>
@@ -11492,6 +11869,7 @@
             </w:pPr>
             <w:r>
               <w:rPr>
+                <w:noProof/>
                 <w:sz w:val="20"/>
               </w:rPr>
               <w:t>O(1)</w:t>
@@ -11593,6 +11971,7 @@
             </w:pPr>
             <w:r>
               <w:rPr>
+                <w:noProof/>
                 <w:sz w:val="20"/>
               </w:rPr>
               <w:t>Tick enqueue</w:t>
@@ -11609,6 +11988,7 @@
             </w:pPr>
             <w:r>
               <w:rPr>
+                <w:noProof/>
                 <w:sz w:val="20"/>
               </w:rPr>
               <w:t>IngestionQueue</w:t>
@@ -11625,6 +12005,7 @@
             </w:pPr>
             <w:r>
               <w:rPr>
+                <w:noProof/>
                 <w:sz w:val="20"/>
               </w:rPr>
               <w:t>O(1)</w:t>
@@ -11726,6 +12107,7 @@
             </w:pPr>
             <w:r>
               <w:rPr>
+                <w:noProof/>
                 <w:sz w:val="20"/>
               </w:rPr>
               <w:t>Tick dequeue</w:t>
@@ -11742,6 +12124,7 @@
             </w:pPr>
             <w:r>
               <w:rPr>
+                <w:noProof/>
                 <w:sz w:val="20"/>
               </w:rPr>
               <w:t>IngestionQueue</w:t>
@@ -11758,6 +12141,7 @@
             </w:pPr>
             <w:r>
               <w:rPr>
+                <w:noProof/>
                 <w:sz w:val="20"/>
               </w:rPr>
               <w:t>O(1)</w:t>
@@ -11875,6 +12259,7 @@
             </w:pPr>
             <w:r>
               <w:rPr>
+                <w:noProof/>
                 <w:sz w:val="20"/>
               </w:rPr>
               <w:t>AlertStack</w:t>
@@ -11891,6 +12276,7 @@
             </w:pPr>
             <w:r>
               <w:rPr>
+                <w:noProof/>
                 <w:sz w:val="20"/>
               </w:rPr>
               <w:t>O(1)</w:t>
@@ -12008,6 +12394,7 @@
             </w:pPr>
             <w:r>
               <w:rPr>
+                <w:noProof/>
                 <w:sz w:val="20"/>
               </w:rPr>
               <w:t>AlertStack</w:t>
@@ -12024,6 +12411,7 @@
             </w:pPr>
             <w:r>
               <w:rPr>
+                <w:noProof/>
                 <w:sz w:val="20"/>
               </w:rPr>
               <w:t>O(1)</w:t>
@@ -12141,6 +12529,7 @@
             </w:pPr>
             <w:r>
               <w:rPr>
+                <w:noProof/>
                 <w:sz w:val="20"/>
               </w:rPr>
               <w:t>TopKHeap</w:t>
@@ -12258,6 +12647,7 @@
             </w:pPr>
             <w:r>
               <w:rPr>
+                <w:noProof/>
                 <w:sz w:val="20"/>
               </w:rPr>
               <w:t>BFS traversal</w:t>
@@ -12274,6 +12664,7 @@
             </w:pPr>
             <w:r>
               <w:rPr>
+                <w:noProof/>
                 <w:sz w:val="20"/>
               </w:rPr>
               <w:t>SectorGraph</w:t>
@@ -12391,6 +12782,7 @@
             </w:pPr>
             <w:r>
               <w:rPr>
+                <w:noProof/>
                 <w:sz w:val="20"/>
               </w:rPr>
               <w:t>DFS traversal</w:t>
@@ -12407,6 +12799,7 @@
             </w:pPr>
             <w:r>
               <w:rPr>
+                <w:noProof/>
                 <w:sz w:val="20"/>
               </w:rPr>
               <w:t>SectorGraph</w:t>
@@ -12540,6 +12933,7 @@
             </w:pPr>
             <w:r>
               <w:rPr>
+                <w:noProof/>
                 <w:sz w:val="20"/>
               </w:rPr>
               <w:t>MergeSort</w:t>
@@ -12556,6 +12950,7 @@
             </w:pPr>
             <w:r>
               <w:rPr>
+                <w:noProof/>
                 <w:sz w:val="20"/>
               </w:rPr>
               <w:t>O(n log n)</w:t>
@@ -12673,6 +13068,7 @@
             </w:pPr>
             <w:r>
               <w:rPr>
+                <w:noProof/>
                 <w:sz w:val="20"/>
               </w:rPr>
               <w:t>BinarySearch</w:t>
@@ -12689,6 +13085,7 @@
             </w:pPr>
             <w:r>
               <w:rPr>
+                <w:noProof/>
                 <w:sz w:val="20"/>
               </w:rPr>
               <w:t>O(log n)</w:t>
@@ -12806,6 +13203,7 @@
             </w:pPr>
             <w:r>
               <w:rPr>
+                <w:noProof/>
                 <w:sz w:val="20"/>
               </w:rPr>
               <w:t>LRUCache</w:t>
@@ -12822,6 +13220,7 @@
             </w:pPr>
             <w:r>
               <w:rPr>
+                <w:noProof/>
                 <w:sz w:val="20"/>
               </w:rPr>
               <w:t>O(1)</w:t>
@@ -13050,6 +13449,7 @@
             </w:pPr>
             <w:r>
               <w:rPr>
+                <w:noProof/>
                 <w:sz w:val="20"/>
               </w:rPr>
               <w:t>O(1) — time independent of input size</w:t>
@@ -13066,6 +13466,7 @@
             </w:pPr>
             <w:r>
               <w:rPr>
+                <w:noProof/>
                 <w:sz w:val="20"/>
               </w:rPr>
               <w:t>HashMap, Stack, Queue</w:t>
@@ -13119,6 +13520,7 @@
             </w:pPr>
             <w:r>
               <w:rPr>
+                <w:noProof/>
                 <w:sz w:val="20"/>
               </w:rPr>
               <w:t>O(n) — linear with input size</w:t>
@@ -13135,6 +13537,7 @@
             </w:pPr>
             <w:r>
               <w:rPr>
+                <w:noProof/>
                 <w:sz w:val="20"/>
               </w:rPr>
               <w:t>Graph BFS/DFS, Heap push</w:t>
@@ -13188,6 +13591,7 @@
             </w:pPr>
             <w:r>
               <w:rPr>
+                <w:noProof/>
                 <w:sz w:val="20"/>
               </w:rPr>
               <w:t>O(n log n) — the extra 3x is the log n factor</w:t>
@@ -13257,6 +13661,7 @@
             </w:pPr>
             <w:r>
               <w:rPr>
+                <w:noProof/>
                 <w:sz w:val="20"/>
               </w:rPr>
               <w:t>O(log n) — 7 extra comparisons per 10x data</w:t>
@@ -13287,9 +13692,10 @@
         <w:rPr>
           <w:b w:val="0"/>
           <w:i w:val="0"/>
+          <w:noProof/>
           <w:sz w:val="22"/>
         </w:rPr>
-        <w:t>The moment that made us smile: MergeSort took 0.003s at 1K, 0.04s at 10K (13.3x), and 0.5s at 100K (12.5x). The ratio hovers around 13x instead of 10x because of the log n factor. Theory, meet practice. Practice, meet theory..</w:t>
+        <w:t>The moment that made us smile: MergeSort took 0.003s at 1K, 0.04s at 10K (13.3x), and 0.5s at 100K (12.5x). The ratio hovers around 13x instead of 10x because of the log n factor. Theory, meet practice. practice, meet theory..</w:t>
       </w:r>
     </w:p>
     <w:p>
@@ -13298,6 +13704,7 @@
       </w:pPr>
       <w:r>
         <w:rPr>
+          <w:noProof/>
           <w:color w:val="2C3E50"/>
         </w:rPr>
         <w:t>6. STEP 4 — FINDING &amp; FIXING BOTTLENECKS</w:t>
@@ -13319,9 +13726,10 @@
         <w:rPr>
           <w:b w:val="0"/>
           <w:i w:val="0"/>
+          <w:noProof/>
           <w:sz w:val="22"/>
         </w:rPr>
-        <w:t>We didn't optimise before we knew what was slow. We built the whole thing first, then ran benchmarks to find the weak spots and load tests to find where the real bottlenecks were. Here's what we found:</w:t>
+        <w:t>We didn't optimize before we knew what was slow. We built the whole thing first, then ran benchmarks to find the weak spots and load tests to find where the real bottlenecks were. Here's what we found:</w:t>
       </w:r>
     </w:p>
     <w:tbl>
@@ -13401,6 +13809,7 @@
             <w:r>
               <w:rPr>
                 <w:b/>
+                <w:noProof/>
                 <w:sz w:val="20"/>
               </w:rPr>
               <w:t>Bottleneck</w:t>
@@ -13506,6 +13915,7 @@
             </w:pPr>
             <w:r>
               <w:rPr>
+                <w:noProof/>
                 <w:sz w:val="20"/>
               </w:rPr>
               <w:t>Requesting top stocks sorted all 10K records O(N log N)</w:t>
@@ -13522,6 +13932,7 @@
             </w:pPr>
             <w:r>
               <w:rPr>
+                <w:noProof/>
                 <w:sz w:val="20"/>
               </w:rPr>
               <w:t>TopKHeap maintains top-K incrementally O(log K) per push</w:t>
@@ -13575,6 +13986,7 @@
             </w:pPr>
             <w:r>
               <w:rPr>
+                <w:noProof/>
                 <w:sz w:val="20"/>
               </w:rPr>
               <w:t>Queue dequeue O(n)</w:t>
@@ -13607,6 +14019,7 @@
             </w:pPr>
             <w:r>
               <w:rPr>
+                <w:noProof/>
                 <w:sz w:val="20"/>
               </w:rPr>
               <w:t>deque.popleft() gives O(1) dequeue</w:t>
@@ -13652,6 +14065,7 @@
             </w:pPr>
             <w:r>
               <w:rPr>
+                <w:noProof/>
                 <w:sz w:val="20"/>
               </w:rPr>
               <w:t>Repeated stock lookups</w:t>
@@ -13668,6 +14082,7 @@
             </w:pPr>
             <w:r>
               <w:rPr>
+                <w:noProof/>
                 <w:sz w:val="20"/>
               </w:rPr>
               <w:t>Every GET /stocks/&lt;sym&gt; hit the hash map</w:t>
@@ -13684,6 +14099,7 @@
             </w:pPr>
             <w:r>
               <w:rPr>
+                <w:noProof/>
                 <w:sz w:val="20"/>
               </w:rPr>
               <w:t>LRUCache caches hot stocks, O(1) reads</w:t>
@@ -13747,6 +14163,7 @@
             </w:pPr>
             <w:r>
               <w:rPr>
+                <w:noProof/>
                 <w:sz w:val="20"/>
               </w:rPr>
               <w:t>DFS on large graphs hit Python recursion limit</w:t>
@@ -13763,6 +14180,7 @@
             </w:pPr>
             <w:r>
               <w:rPr>
+                <w:noProof/>
                 <w:sz w:val="20"/>
               </w:rPr>
               <w:t>dfs_iterative() uses explicit stack</w:t>
@@ -13832,6 +14250,7 @@
             </w:pPr>
             <w:r>
               <w:rPr>
+                <w:noProof/>
                 <w:sz w:val="20"/>
               </w:rPr>
               <w:t>AlertStack benchmark at 10K entries caused overflow</w:t>
@@ -13901,6 +14320,7 @@
             </w:pPr>
             <w:r>
               <w:rPr>
+                <w:noProof/>
                 <w:sz w:val="20"/>
               </w:rPr>
               <w:t>TopKHeap duplicates</w:t>
@@ -14002,6 +14422,7 @@
             </w:pPr>
             <w:r>
               <w:rPr>
+                <w:noProof/>
                 <w:sz w:val="20"/>
               </w:rPr>
               <w:t>Server restart wiped all stocks</w:t>
@@ -14018,6 +14439,7 @@
             </w:pPr>
             <w:r>
               <w:rPr>
+                <w:noProof/>
                 <w:sz w:val="20"/>
               </w:rPr>
               <w:t>Simulator re-seeds 24 anchor stocks on every boot</w:t>
@@ -14071,6 +14493,7 @@
             </w:pPr>
             <w:r>
               <w:rPr>
+                <w:noProof/>
                 <w:sz w:val="20"/>
               </w:rPr>
               <w:t>Serverless simulator</w:t>
@@ -14087,6 +14510,7 @@
             </w:pPr>
             <w:r>
               <w:rPr>
+                <w:noProof/>
                 <w:sz w:val="20"/>
               </w:rPr>
               <w:t>Vercel has no background threads</w:t>
@@ -14103,6 +14527,7 @@
             </w:pPr>
             <w:r>
               <w:rPr>
+                <w:noProof/>
                 <w:sz w:val="20"/>
               </w:rPr>
               <w:t>SERVERLESS=1 flag skips simulator</w:t>
@@ -14128,7 +14553,10 @@
         <w:pStyle w:val="23"/>
       </w:pPr>
       <w:r>
-        <w:t>Don't optimise what you haven't measured. We wouldn't have caught list.pop(0) as a bottleneck without profiling.</w:t>
+        <w:rPr>
+          <w:noProof/>
+        </w:rPr>
+        <w:t>Don't optimize what you haven't measured. We wouldn't have caught list.pop(0) as a bottleneck without profiling.</w:t>
       </w:r>
     </w:p>
     <w:p>
@@ -14136,6 +14564,9 @@
         <w:pStyle w:val="23"/>
       </w:pPr>
       <w:r>
+        <w:rPr>
+          <w:noProof/>
+        </w:rPr>
         <w:t>The fastest fix is often a different data structure. Swapping list for deque fixed B2. Adding a heap fixed B1.</w:t>
       </w:r>
     </w:p>
@@ -14144,7 +14575,10 @@
         <w:pStyle w:val="23"/>
       </w:pPr>
       <w:r>
-        <w:t>Bottlenecks hide in unexpected places. We spent an hour optimising HashMap lookup times before realising that the real bottleneck was BFS recursion depth (B4).</w:t>
+        <w:rPr>
+          <w:noProof/>
+        </w:rPr>
+        <w:t>Bottlenecks hide in unexpected places. We spent an hour optimizing HashMap lookup times before realizing that the real bottleneck was BFS recursion depth (B4).</w:t>
       </w:r>
     </w:p>
     <w:p>
@@ -14154,12 +14588,16 @@
       <w:r>
         <w:rPr>
           <w:b/>
+          <w:noProof/>
           <w:color w:val="2C3E50"/>
           <w:sz w:val="24"/>
         </w:rPr>
         <w:t>[ SCREENSHOT 12 — BOTTLENECK BEFORE/AFTER ]</w:t>
       </w:r>
       <w:r>
+        <w:rPr>
+          <w:noProof/>
+        </w:rPr>
         <w:drawing>
           <wp:inline distT="0" distB="0" distL="114300" distR="114300">
             <wp:extent cx="5219700" cy="4286250"/>
@@ -14205,6 +14643,7 @@
       <w:r>
         <w:rPr>
           <w:i/>
+          <w:noProof/>
           <w:color w:val="888888"/>
           <w:sz w:val="18"/>
         </w:rPr>
@@ -14222,6 +14661,7 @@
       </w:pPr>
       <w:r>
         <w:rPr>
+          <w:noProof/>
           <w:color w:val="2C3E50"/>
         </w:rPr>
         <w:t>7. STEP 5 — WHAT WE'D DO DIFFERENTLY (SCALABILITY LESSONS)</w:t>
@@ -14233,6 +14673,7 @@
       </w:pPr>
       <w:r>
         <w:rPr>
+          <w:noProof/>
           <w:color w:val="2C3E50"/>
         </w:rPr>
         <w:t>Phase 1 — Current (What We Built)</w:t>
@@ -14251,6 +14692,9 @@
         <w:pStyle w:val="23"/>
       </w:pPr>
       <w:r>
+        <w:rPr>
+          <w:noProof/>
+        </w:rPr>
         <w:t>Simulator generates synthetic data</w:t>
       </w:r>
     </w:p>
@@ -14259,6 +14703,9 @@
         <w:pStyle w:val="23"/>
       </w:pPr>
       <w:r>
+        <w:rPr>
+          <w:noProof/>
+        </w:rPr>
         <w:t>JWT auth with in-memory user store</w:t>
       </w:r>
     </w:p>
@@ -14439,6 +14886,7 @@
             </w:pPr>
             <w:r>
               <w:rPr>
+                <w:noProof/>
                 <w:sz w:val="20"/>
               </w:rPr>
               <w:t>Stock data</w:t>
@@ -14641,6 +15089,7 @@
             </w:pPr>
             <w:r>
               <w:rPr>
+                <w:noProof/>
                 <w:sz w:val="20"/>
               </w:rPr>
               <w:t>TimescaleDB / InfluxDB</w:t>
@@ -14779,6 +15228,7 @@
             </w:pPr>
             <w:r>
               <w:rPr>
+                <w:noProof/>
                 <w:sz w:val="20"/>
               </w:rPr>
               <w:t>Auth sessions</w:t>
@@ -14795,6 +15245,7 @@
             </w:pPr>
             <w:r>
               <w:rPr>
+                <w:noProof/>
                 <w:sz w:val="20"/>
               </w:rPr>
               <w:t>JWT (stateless)</w:t>
@@ -14811,6 +15262,7 @@
             </w:pPr>
             <w:r>
               <w:rPr>
+                <w:noProof/>
                 <w:sz w:val="20"/>
               </w:rPr>
               <w:t>JWT + Redis blocklist</w:t>
@@ -14852,6 +15304,9 @@
         <w:pStyle w:val="23"/>
       </w:pPr>
       <w:r>
+        <w:rPr>
+          <w:noProof/>
+        </w:rPr>
         <w:t>Kafka replaces IngestionQueue for reliable message delivery across machines</w:t>
       </w:r>
     </w:p>
@@ -14860,6 +15315,9 @@
         <w:pStyle w:val="23"/>
       </w:pPr>
       <w:r>
+        <w:rPr>
+          <w:noProof/>
+        </w:rPr>
         <w:t>Kubernetes for auto-scaling API servers</w:t>
       </w:r>
     </w:p>
@@ -14876,6 +15334,9 @@
         <w:pStyle w:val="23"/>
       </w:pPr>
       <w:r>
+        <w:rPr>
+          <w:noProof/>
+        </w:rPr>
         <w:t>CDN for static frontend assets</w:t>
       </w:r>
     </w:p>
@@ -14940,6 +15401,7 @@
       <w:r>
         <w:rPr>
           <w:i/>
+          <w:noProof/>
           <w:color w:val="2C3E50"/>
           <w:sz w:val="22"/>
         </w:rPr>
@@ -15007,6 +15469,9 @@
         <w:pStyle w:val="23"/>
       </w:pPr>
       <w:r>
+        <w:rPr>
+          <w:noProof/>
+        </w:rPr>
         <w:t>Invariants: Does the structure maintain its properties (FIFO order, LIFO order, heap property)?</w:t>
       </w:r>
     </w:p>
@@ -15152,6 +15617,7 @@
             </w:pPr>
             <w:r>
               <w:rPr>
+                <w:noProof/>
                 <w:sz w:val="20"/>
               </w:rPr>
               <w:t>TestStockHashMap</w:t>
@@ -15221,6 +15687,7 @@
             </w:pPr>
             <w:r>
               <w:rPr>
+                <w:noProof/>
                 <w:sz w:val="20"/>
               </w:rPr>
               <w:t>TestIngestionQueue</w:t>
@@ -15253,6 +15720,7 @@
             </w:pPr>
             <w:r>
               <w:rPr>
+                <w:noProof/>
                 <w:sz w:val="20"/>
               </w:rPr>
               <w:t>enqueue/dequeue, FIFO order, empty raise, drain, peek</w:t>
@@ -15290,6 +15758,7 @@
             </w:pPr>
             <w:r>
               <w:rPr>
+                <w:noProof/>
                 <w:sz w:val="20"/>
               </w:rPr>
               <w:t>TestAlertStack</w:t>
@@ -15322,6 +15791,7 @@
             </w:pPr>
             <w:r>
               <w:rPr>
+                <w:noProof/>
                 <w:sz w:val="20"/>
               </w:rPr>
               <w:t>push/pop, LIFO order, empty raise, undo, max size</w:t>
@@ -15359,6 +15829,7 @@
             </w:pPr>
             <w:r>
               <w:rPr>
+                <w:noProof/>
                 <w:sz w:val="20"/>
               </w:rPr>
               <w:t>TestTopKHeap</w:t>
@@ -15428,6 +15899,7 @@
             </w:pPr>
             <w:r>
               <w:rPr>
+                <w:noProof/>
                 <w:sz w:val="20"/>
               </w:rPr>
               <w:t>TestSectorGraph</w:t>
@@ -15460,6 +15932,7 @@
             </w:pPr>
             <w:r>
               <w:rPr>
+                <w:noProof/>
                 <w:sz w:val="20"/>
               </w:rPr>
               <w:t>add node/edge, BFS, DFS, iterative, empty start</w:t>
@@ -15497,6 +15970,7 @@
             </w:pPr>
             <w:r>
               <w:rPr>
+                <w:noProof/>
                 <w:sz w:val="20"/>
               </w:rPr>
               <w:t>TestMergeSort</w:t>
@@ -15566,6 +16040,7 @@
             </w:pPr>
             <w:r>
               <w:rPr>
+                <w:noProof/>
                 <w:sz w:val="20"/>
               </w:rPr>
               <w:t>TestBinarySearch</w:t>
@@ -15635,6 +16110,7 @@
             </w:pPr>
             <w:r>
               <w:rPr>
+                <w:noProof/>
                 <w:sz w:val="20"/>
               </w:rPr>
               <w:t>TestLRUCache</w:t>
@@ -15881,6 +16357,7 @@
             </w:pPr>
             <w:r>
               <w:rPr>
+                <w:noProof/>
                 <w:sz w:val="20"/>
               </w:rPr>
               <w:t>StockHashMap</w:t>
@@ -15913,6 +16390,7 @@
             </w:pPr>
             <w:r>
               <w:rPr>
+                <w:noProof/>
                 <w:sz w:val="20"/>
               </w:rPr>
               <w:t>API would crash with 500 error</w:t>
@@ -15950,6 +16428,7 @@
             </w:pPr>
             <w:r>
               <w:rPr>
+                <w:noProof/>
                 <w:sz w:val="20"/>
               </w:rPr>
               <w:t>IngestionQueue</w:t>
@@ -15966,6 +16445,7 @@
             </w:pPr>
             <w:r>
               <w:rPr>
+                <w:noProof/>
                 <w:sz w:val="20"/>
               </w:rPr>
               <w:t>Empty queue dequeue() raises IndexError</w:t>
@@ -15982,6 +16462,7 @@
             </w:pPr>
             <w:r>
               <w:rPr>
+                <w:noProof/>
                 <w:sz w:val="20"/>
               </w:rPr>
               <w:t>Unhandled exception in simulator</w:t>
@@ -16019,6 +16500,7 @@
             </w:pPr>
             <w:r>
               <w:rPr>
+                <w:noProof/>
                 <w:sz w:val="20"/>
               </w:rPr>
               <w:t>AlertStack</w:t>
@@ -16088,6 +16570,7 @@
             </w:pPr>
             <w:r>
               <w:rPr>
+                <w:noProof/>
                 <w:sz w:val="20"/>
               </w:rPr>
               <w:t>TopKHeap</w:t>
@@ -16157,6 +16640,7 @@
             </w:pPr>
             <w:r>
               <w:rPr>
+                <w:noProof/>
                 <w:sz w:val="20"/>
               </w:rPr>
               <w:t>SectorGraph</w:t>
@@ -16173,6 +16657,7 @@
             </w:pPr>
             <w:r>
               <w:rPr>
+                <w:noProof/>
                 <w:sz w:val="20"/>
               </w:rPr>
               <w:t>BFS/DFS on nonexistent start returns []</w:t>
@@ -16189,6 +16674,7 @@
             </w:pPr>
             <w:r>
               <w:rPr>
+                <w:noProof/>
                 <w:sz w:val="20"/>
               </w:rPr>
               <w:t>API would crash on invalid sector</w:t>
@@ -16226,6 +16712,7 @@
             </w:pPr>
             <w:r>
               <w:rPr>
+                <w:noProof/>
                 <w:sz w:val="20"/>
               </w:rPr>
               <w:t>MergeSort</w:t>
@@ -16295,6 +16782,7 @@
             </w:pPr>
             <w:r>
               <w:rPr>
+                <w:noProof/>
                 <w:sz w:val="20"/>
               </w:rPr>
               <w:t>BinarySearch</w:t>
@@ -16327,6 +16815,7 @@
             </w:pPr>
             <w:r>
               <w:rPr>
+                <w:noProof/>
                 <w:sz w:val="20"/>
               </w:rPr>
               <w:t>Client gets no indication of failure</w:t>
@@ -16364,6 +16853,7 @@
             </w:pPr>
             <w:r>
               <w:rPr>
+                <w:noProof/>
                 <w:sz w:val="20"/>
               </w:rPr>
               <w:t>LRUCache</w:t>
@@ -16396,6 +16886,7 @@
             </w:pPr>
             <w:r>
               <w:rPr>
+                <w:noProof/>
                 <w:sz w:val="20"/>
               </w:rPr>
               <w:t>Wrong stock would be evicted</w:t>
@@ -16423,6 +16914,7 @@
       <w:r>
         <w:rPr>
           <w:rFonts w:ascii="Consolas" w:hAnsi="Consolas"/>
+          <w:noProof/>
           <w:color w:val="1E1E2E"/>
           <w:sz w:val="18"/>
         </w:rPr>
@@ -16478,6 +16970,7 @@
       <w:r>
         <w:rPr>
           <w:rFonts w:ascii="Consolas" w:hAnsi="Consolas"/>
+          <w:noProof/>
           <w:color w:val="1E1E2E"/>
           <w:sz w:val="18"/>
         </w:rPr>
@@ -16491,6 +16984,7 @@
       <w:r>
         <w:rPr>
           <w:rFonts w:ascii="Consolas" w:hAnsi="Consolas"/>
+          <w:noProof/>
           <w:color w:val="1E1E2E"/>
           <w:sz w:val="18"/>
         </w:rPr>
@@ -16504,6 +16998,7 @@
       <w:r>
         <w:rPr>
           <w:rFonts w:ascii="Consolas" w:hAnsi="Consolas"/>
+          <w:noProof/>
           <w:color w:val="1E1E2E"/>
           <w:sz w:val="18"/>
         </w:rPr>
@@ -16517,6 +17012,7 @@
       <w:r>
         <w:rPr>
           <w:rFonts w:ascii="Consolas" w:hAnsi="Consolas"/>
+          <w:noProof/>
           <w:color w:val="1E1E2E"/>
           <w:sz w:val="18"/>
         </w:rPr>
@@ -16530,6 +17026,7 @@
       <w:r>
         <w:rPr>
           <w:rFonts w:ascii="Consolas" w:hAnsi="Consolas"/>
+          <w:noProof/>
           <w:color w:val="1E1E2E"/>
           <w:sz w:val="18"/>
         </w:rPr>
@@ -16543,6 +17040,7 @@
       <w:r>
         <w:rPr>
           <w:rFonts w:ascii="Consolas" w:hAnsi="Consolas"/>
+          <w:noProof/>
           <w:color w:val="1E1E2E"/>
           <w:sz w:val="18"/>
         </w:rPr>
@@ -16556,6 +17054,7 @@
       <w:r>
         <w:rPr>
           <w:rFonts w:ascii="Consolas" w:hAnsi="Consolas"/>
+          <w:noProof/>
           <w:color w:val="1E1E2E"/>
           <w:sz w:val="18"/>
         </w:rPr>
@@ -16569,6 +17068,7 @@
       <w:r>
         <w:rPr>
           <w:rFonts w:ascii="Consolas" w:hAnsi="Consolas"/>
+          <w:noProof/>
           <w:color w:val="1E1E2E"/>
           <w:sz w:val="18"/>
         </w:rPr>
@@ -16582,6 +17082,7 @@
       <w:r>
         <w:rPr>
           <w:rFonts w:ascii="Consolas" w:hAnsi="Consolas"/>
+          <w:noProof/>
           <w:color w:val="1E1E2E"/>
           <w:sz w:val="18"/>
         </w:rPr>
@@ -16695,6 +17196,7 @@
       <w:r>
         <w:rPr>
           <w:i/>
+          <w:noProof/>
           <w:color w:val="2C3E50"/>
           <w:sz w:val="22"/>
         </w:rPr>
@@ -16707,6 +17209,7 @@
       </w:pPr>
       <w:r>
         <w:rPr>
+          <w:noProof/>
           <w:color w:val="2C3E50"/>
         </w:rPr>
         <w:t>9. LIVE API VERIFICATION</w:t>
@@ -16717,6 +17220,7 @@
         <w:rPr>
           <w:b w:val="0"/>
           <w:i w:val="0"/>
+          <w:noProof/>
           <w:sz w:val="22"/>
         </w:rPr>
         <w:t>After the 46 unit tests passed, we performed live integration testing against the running server (localhost:5000) to verify every data structure through its REST API endpoint.</w:t>
@@ -16728,6 +17232,7 @@
       </w:pPr>
       <w:r>
         <w:rPr>
+          <w:noProof/>
           <w:color w:val="2C3E50"/>
         </w:rPr>
         <w:t>Screenshot Guide</w:t>
@@ -16959,6 +17464,7 @@
             </w:pPr>
             <w:r>
               <w:rPr>
+                <w:noProof/>
                 <w:sz w:val="20"/>
               </w:rPr>
               <w:t>curl http://localhost:5000/api/health</w:t>
@@ -17028,6 +17534,7 @@
             </w:pPr>
             <w:r>
               <w:rPr>
+                <w:noProof/>
                 <w:sz w:val="20"/>
               </w:rPr>
               <w:t>curl http://localhost:5000/api/stocks/AAPL (with Bearer token)</w:t>
@@ -17044,6 +17551,7 @@
             </w:pPr>
             <w:r>
               <w:rPr>
+                <w:noProof/>
                 <w:sz w:val="20"/>
               </w:rPr>
               <w:t>HashMap</w:t>
@@ -17097,6 +17605,7 @@
             </w:pPr>
             <w:r>
               <w:rPr>
+                <w:noProof/>
                 <w:sz w:val="20"/>
               </w:rPr>
               <w:t>curl http://localhost:5000/api/stocks/top?metric=volume&amp;k=5</w:t>
@@ -17113,6 +17622,7 @@
             </w:pPr>
             <w:r>
               <w:rPr>
+                <w:noProof/>
                 <w:sz w:val="20"/>
               </w:rPr>
               <w:t>Heap (TopKHeap)</w:t>
@@ -17160,6 +17670,7 @@
             </w:pPr>
             <w:r>
               <w:rPr>
+                <w:noProof/>
                 <w:sz w:val="20"/>
               </w:rPr>
               <w:t>curl http://localhost:5000/api/stocks/sector/TECH/friends</w:t>
@@ -17176,6 +17687,7 @@
             </w:pPr>
             <w:r>
               <w:rPr>
+                <w:noProof/>
                 <w:sz w:val="20"/>
               </w:rPr>
               <w:t>Graph BFS</w:t>
@@ -17229,6 +17741,7 @@
             </w:pPr>
             <w:r>
               <w:rPr>
+                <w:noProof/>
                 <w:sz w:val="20"/>
               </w:rPr>
               <w:t>curl http://localhost:5000/api/stocks/sector/HEALTHCARE/friends/DFS</w:t>
@@ -17245,6 +17758,7 @@
             </w:pPr>
             <w:r>
               <w:rPr>
+                <w:noProof/>
                 <w:sz w:val="20"/>
               </w:rPr>
               <w:t>Graph DFS</w:t>
@@ -17298,6 +17812,7 @@
             </w:pPr>
             <w:r>
               <w:rPr>
+                <w:noProof/>
                 <w:sz w:val="20"/>
               </w:rPr>
               <w:t>curl http://localhost:5000/api/stocks/sorted?metric=price&amp;order=asc</w:t>
@@ -17367,6 +17882,7 @@
             </w:pPr>
             <w:r>
               <w:rPr>
+                <w:noProof/>
                 <w:sz w:val="20"/>
               </w:rPr>
               <w:t>curl -X POST http://localhost:5000/api/stocks/search with JSON</w:t>
@@ -17436,6 +17952,7 @@
             </w:pPr>
             <w:r>
               <w:rPr>
+                <w:noProof/>
                 <w:sz w:val="20"/>
               </w:rPr>
               <w:t>curl http://localhost:5000/api/alerts</w:t>
@@ -17452,6 +17969,7 @@
             </w:pPr>
             <w:r>
               <w:rPr>
+                <w:noProof/>
                 <w:sz w:val="20"/>
               </w:rPr>
               <w:t>Stack (AlertStack)</w:t>
@@ -17505,6 +18023,7 @@
             </w:pPr>
             <w:r>
               <w:rPr>
+                <w:noProof/>
                 <w:sz w:val="20"/>
               </w:rPr>
               <w:t>curl http://localhost:5000/api/cache/stats</w:t>
@@ -17574,6 +18093,7 @@
             </w:pPr>
             <w:r>
               <w:rPr>
+                <w:noProof/>
                 <w:sz w:val="20"/>
               </w:rPr>
               <w:t>curl http://localhost:5000/api/benchmarks (admin token)</w:t>
@@ -17615,9 +18135,24 @@
         <w:rPr>
           <w:b w:val="0"/>
           <w:i w:val="0"/>
+          <w:noProof/>
           <w:sz w:val="22"/>
         </w:rPr>
         <w:t>Below is the output from python test_dsa2.py which exercises every data structure via the live API:</w:t>
+      </w:r>
+    </w:p>
+    <w:p>
+      <w:pPr>
+        <w:spacing w:before="0" w:after="0"/>
+      </w:pPr>
+      <w:r>
+        <w:rPr>
+          <w:rFonts w:ascii="Consolas" w:hAnsi="Consolas"/>
+          <w:noProof/>
+          <w:color w:val="1E1E2E"/>
+          <w:sz w:val="18"/>
+        </w:rPr>
+        <w:t>[HASHMAP             ] AAPL</w:t>
       </w:r>
     </w:p>
     <w:p>
@@ -17630,7 +18165,7 @@
           <w:color w:val="1E1E2E"/>
           <w:sz w:val="18"/>
         </w:rPr>
-        <w:t>[HASHMAP             ] AAPL</w:t>
+        <w:t>[STACK push          ] 201</w:t>
       </w:r>
     </w:p>
     <w:p>
@@ -17643,7 +18178,7 @@
           <w:color w:val="1E1E2E"/>
           <w:sz w:val="18"/>
         </w:rPr>
-        <w:t>[STACK push          ] 201</w:t>
+        <w:t>[STACK list          ] 1</w:t>
       </w:r>
     </w:p>
     <w:p>
@@ -17656,7 +18191,21 @@
           <w:color w:val="1E1E2E"/>
           <w:sz w:val="18"/>
         </w:rPr>
-        <w:t>[STACK list          ] 1</w:t>
+        <w:t>[HEAP                ] 10</w:t>
+      </w:r>
+    </w:p>
+    <w:p>
+      <w:pPr>
+        <w:spacing w:before="0" w:after="0"/>
+      </w:pPr>
+      <w:r>
+        <w:rPr>
+          <w:rFonts w:ascii="Consolas" w:hAnsi="Consolas"/>
+          <w:noProof/>
+          <w:color w:val="1E1E2E"/>
+          <w:sz w:val="18"/>
+        </w:rPr>
+        <w:t>[GRAPH BFS           ] TECH, MEDIA, FINANCE, CONSUMER, RETAIL, ENERGY, HEALTHCARE, TRANSPORT</w:t>
       </w:r>
     </w:p>
     <w:p>
@@ -17669,7 +18218,7 @@
           <w:color w:val="1E1E2E"/>
           <w:sz w:val="18"/>
         </w:rPr>
-        <w:t>[HEAP                ] 10</w:t>
+        <w:t>[QUEUE               ] size=0</w:t>
       </w:r>
     </w:p>
     <w:p>
@@ -17682,7 +18231,7 @@
           <w:color w:val="1E1E2E"/>
           <w:sz w:val="18"/>
         </w:rPr>
-        <w:t>[GRAPH BFS           ] TECH, MEDIA, FINANCE, CONSUMER, RETAIL, ENERGY, HEALTHCARE, TRANSPORT</w:t>
+        <w:t>[MERGE SORT          ] 10000 sorted</w:t>
       </w:r>
     </w:p>
     <w:p>
@@ -17695,7 +18244,7 @@
           <w:color w:val="1E1E2E"/>
           <w:sz w:val="18"/>
         </w:rPr>
-        <w:t>[QUEUE               ] size=0</w:t>
+        <w:t>[BINARY SEARCH       ] 10000 in range</w:t>
       </w:r>
     </w:p>
     <w:p>
@@ -17708,32 +18257,6 @@
           <w:color w:val="1E1E2E"/>
           <w:sz w:val="18"/>
         </w:rPr>
-        <w:t>[MERGE SORT          ] 10000 sorted</w:t>
-      </w:r>
-    </w:p>
-    <w:p>
-      <w:pPr>
-        <w:spacing w:before="0" w:after="0"/>
-      </w:pPr>
-      <w:r>
-        <w:rPr>
-          <w:rFonts w:ascii="Consolas" w:hAnsi="Consolas"/>
-          <w:color w:val="1E1E2E"/>
-          <w:sz w:val="18"/>
-        </w:rPr>
-        <w:t>[BINARY SEARCH       ] 10000 in range</w:t>
-      </w:r>
-    </w:p>
-    <w:p>
-      <w:pPr>
-        <w:spacing w:before="0" w:after="0"/>
-      </w:pPr>
-      <w:r>
-        <w:rPr>
-          <w:rFonts w:ascii="Consolas" w:hAnsi="Consolas"/>
-          <w:color w:val="1E1E2E"/>
-          <w:sz w:val="18"/>
-        </w:rPr>
         <w:t>[LRU CACHE           ] capacity:50 hit_rate:66.7% hits:2 misses:1 size:1 total:3</w:t>
       </w:r>
     </w:p>
@@ -17749,12 +18272,16 @@
       <w:r>
         <w:rPr>
           <w:b/>
+          <w:noProof/>
           <w:color w:val="2C3E50"/>
           <w:sz w:val="24"/>
         </w:rPr>
         <w:t>[ SCREENSHOTS 14–24 — LIVE API TESTING ]</w:t>
       </w:r>
       <w:r>
+        <w:rPr>
+          <w:noProof/>
+        </w:rPr>
         <w:drawing>
           <wp:inline distT="0" distB="0" distL="114300" distR="114300">
             <wp:extent cx="6120765" cy="1221740"/>
@@ -17800,6 +18327,7 @@
       <w:r>
         <w:rPr>
           <w:i/>
+          <w:noProof/>
           <w:color w:val="888888"/>
           <w:sz w:val="18"/>
         </w:rPr>
@@ -17816,6 +18344,7 @@
         <w:rPr>
           <w:b w:val="0"/>
           <w:i w:val="0"/>
+          <w:noProof/>
           <w:sz w:val="22"/>
         </w:rPr>
         <w:t>S14: GET /api/health | S15: GET /api/stocks/AAPL | S16: GET /api/stocks/top?k=5 | S17: GET /api/stocks/sector/TECH/friends | S18: GET /api/stocks/sector/HEALTHCARE/friends/DFS | S19: GET /api/stocks/sorted | S20: POST /api/stocks/search | S21: POST /api/alerts | S22: GET /api/alerts | S23: GET /api/cache/stats | S24: GET /api/benchmarks</w:t>
@@ -17841,6 +18370,133 @@
           <w:color w:val="2C3E50"/>
         </w:rPr>
         <w:t>Person 1 — Team Lead / Integrator</w:t>
+      </w:r>
+    </w:p>
+    <w:p>
+      <w:pPr>
+        <w:ind w:left="432"/>
+      </w:pPr>
+      <w:r>
+        <w:rPr>
+          <w:i/>
+          <w:noProof/>
+          <w:color w:val="2C3E50"/>
+          <w:sz w:val="22"/>
+        </w:rPr>
+        <w:t>"Integration is harder than implementation — getting six people's code to talk to each other was the real challenge. Getting six members' code to work together — consistent imports, shared type definitions, same Python path — was more challenging than writing any single component. Drawing the architecture diagram meant I had to understand every DSA well enough to explain it visually. I also learned that documentation is not an afterthought; it's how the team stays aligned."</w:t>
+      </w:r>
+    </w:p>
+    <w:p>
+      <w:pPr>
+        <w:pStyle w:val="4"/>
+      </w:pPr>
+      <w:r>
+        <w:rPr>
+          <w:color w:val="2C3E50"/>
+        </w:rPr>
+        <w:t>Person 2 — Data Structures Lead</w:t>
+      </w:r>
+    </w:p>
+    <w:p>
+      <w:pPr>
+        <w:ind w:left="432"/>
+      </w:pPr>
+      <w:r>
+        <w:rPr>
+          <w:i/>
+          <w:noProof/>
+          <w:color w:val="2C3E50"/>
+          <w:sz w:val="22"/>
+        </w:rPr>
+        <w:t>"Writing six data structures back to back taught me that most operations are O(1) or O(log n) — the real difference between them shows up in the edge cases, not the happy path. The LRU Cache (HashMap + DLL) was the hardest because it's basically pointer surgery — HashMap + Doubly Linked List means you're juggling references everywhere. The IngestionQueue was the simplest (just wrapping deque), but even that had the list.pop(0) trap. I will never, ever use a list as a queue again."</w:t>
+      </w:r>
+    </w:p>
+    <w:p>
+      <w:pPr>
+        <w:pStyle w:val="4"/>
+      </w:pPr>
+      <w:r>
+        <w:rPr>
+          <w:color w:val="2C3E50"/>
+        </w:rPr>
+        <w:t>Person 3 — Algorithms Lead</w:t>
+      </w:r>
+    </w:p>
+    <w:p>
+      <w:pPr>
+        <w:ind w:left="432"/>
+      </w:pPr>
+      <w:r>
+        <w:rPr>
+          <w:i/>
+          <w:noProof/>
+          <w:color w:val="2C3E50"/>
+          <w:sz w:val="22"/>
+        </w:rPr>
+        <w:t>"Merge Sort and Binary Search feel like textbook theory until you have to integrate them into an actual API, making them work with custom sort keys and flexible interfaces and integrating them into an API taught me that algorithms in production need flexible interfaces. The benchmark suite was honestly my favorite thing to build — writing code to measure code. Seeing MergeSort's O(n log n) match the theory to within a few percent — that felt good (13x per 10x vs the expected ~13.3x) was real."</w:t>
+      </w:r>
+    </w:p>
+    <w:p>
+      <w:pPr>
+        <w:pStyle w:val="4"/>
+      </w:pPr>
+      <w:r>
+        <w:rPr>
+          <w:noProof/>
+          <w:color w:val="2C3E50"/>
+        </w:rPr>
+        <w:t>Person 4 — API Developer</w:t>
+      </w:r>
+    </w:p>
+    <w:p>
+      <w:pPr>
+        <w:ind w:left="432"/>
+      </w:pPr>
+      <w:r>
+        <w:rPr>
+          <w:i/>
+          <w:noProof/>
+          <w:color w:val="2C3E50"/>
+          <w:sz w:val="22"/>
+        </w:rPr>
+        <w:t>"Wiring 22 endpoints to the DSA engine taught me that API design is about mapping routes to operations that API design is about matching routes to operations. Each endpoint is an interface to exactly one DSA operation. I learned that error messages matter — a good 404 message like 'Stock not found' is better than a 500 stack trace. CORS took me a full hour to debug because I forgot the wildcard origin — never again because I forgot the wildcard origin. Never again."</w:t>
+      </w:r>
+    </w:p>
+    <w:p>
+      <w:pPr>
+        <w:pStyle w:val="4"/>
+      </w:pPr>
+      <w:r>
+        <w:rPr>
+          <w:noProof/>
+          <w:color w:val="2C3E50"/>
+        </w:rPr>
+        <w:t>Person 5 — Auth + Simulator</w:t>
+      </w:r>
+    </w:p>
+    <w:p>
+      <w:pPr>
+        <w:ind w:left="432"/>
+      </w:pPr>
+      <w:r>
+        <w:rPr>
+          <w:i/>
+          <w:noProof/>
+          <w:color w:val="2C3E50"/>
+          <w:sz w:val="22"/>
+        </w:rPr>
+        <w:t>"Implementing JWT with SHA-256 taught me that security is all about trade-offs that security is about trade-offs: short-lived tokens are safer but mean you need refresh logic. The simulator was genuinely fun to build — watching random price ticks appear in real time made the whole thing feel alive. The SERVERLESS flag was a lesson in environment-aware design: the same code runs differently on Vercel vs localhost."</w:t>
+      </w:r>
+    </w:p>
+    <w:p>
+      <w:pPr>
+        <w:pStyle w:val="4"/>
+      </w:pPr>
+      <w:r>
+        <w:rPr>
+          <w:color w:val="2C3E50"/>
+        </w:rPr>
+        <w:t>Person 6 — Testing &amp; QA</w:t>
       </w:r>
     </w:p>
     <w:p>
@@ -17853,126 +18509,6 @@
           <w:color w:val="2C3E50"/>
           <w:sz w:val="22"/>
         </w:rPr>
-        <w:t>"Integration is harder than implementation — getting six people's code to talk to each other was the real challenge. Getting six members' code to work together — consistent imports, shared type definitions, same Python path — was more challenging than writing any single component. Drawing the architecture diagram meant I had to understand every DSA well enough to explain it visually. I also learned that documentation is not an afterthought; it's how the team stays aligned."</w:t>
-      </w:r>
-    </w:p>
-    <w:p>
-      <w:pPr>
-        <w:pStyle w:val="4"/>
-      </w:pPr>
-      <w:r>
-        <w:rPr>
-          <w:color w:val="2C3E50"/>
-        </w:rPr>
-        <w:t>Person 2 — Data Structures Lead</w:t>
-      </w:r>
-    </w:p>
-    <w:p>
-      <w:pPr>
-        <w:ind w:left="432"/>
-      </w:pPr>
-      <w:r>
-        <w:rPr>
-          <w:i/>
-          <w:color w:val="2C3E50"/>
-          <w:sz w:val="22"/>
-        </w:rPr>
-        <w:t>"Writing six data structures back to back taught me that most operations are O(1) or O(log n) — the real difference between them shows up in the edge cases, not the happy path. The LRU Cache (HashMap + DLL) was the hardest because it's basically pointer surgery — HashMap + Doubly Linked List means you're juggling references everywhere. The IngestionQueue was the simplest (just wrapping deque), but even that had the list.pop(0) trap. I will never, ever use a list as a queue again."</w:t>
-      </w:r>
-    </w:p>
-    <w:p>
-      <w:pPr>
-        <w:pStyle w:val="4"/>
-      </w:pPr>
-      <w:r>
-        <w:rPr>
-          <w:color w:val="2C3E50"/>
-        </w:rPr>
-        <w:t>Person 3 — Algorithms Lead</w:t>
-      </w:r>
-    </w:p>
-    <w:p>
-      <w:pPr>
-        <w:ind w:left="432"/>
-      </w:pPr>
-      <w:r>
-        <w:rPr>
-          <w:i/>
-          <w:color w:val="2C3E50"/>
-          <w:sz w:val="22"/>
-        </w:rPr>
-        <w:t>"Merge Sort and Binary Search feel like textbook theory until you have to integrate them into an actual API, making them work with custom sort keys and flexible interfaces and integrating them into an API taught me that algorithms in production need flexible interfaces. The benchmark suite was honestly my favourite thing to build — writing code to measure code. Seeing MergeSort's O(n log n) match the theory to within a few percent — that felt good (13x per 10x vs the expected ~13.3x) was real."</w:t>
-      </w:r>
-    </w:p>
-    <w:p>
-      <w:pPr>
-        <w:pStyle w:val="4"/>
-      </w:pPr>
-      <w:r>
-        <w:rPr>
-          <w:color w:val="2C3E50"/>
-        </w:rPr>
-        <w:t>Person 4 — API Developer</w:t>
-      </w:r>
-    </w:p>
-    <w:p>
-      <w:pPr>
-        <w:ind w:left="432"/>
-      </w:pPr>
-      <w:r>
-        <w:rPr>
-          <w:i/>
-          <w:color w:val="2C3E50"/>
-          <w:sz w:val="22"/>
-        </w:rPr>
-        <w:t>"Wiring 22 endpoints to the DSA engine taught me that API design is about mapping routes to operations that API design is about matching routes to operations. Each endpoint is an interface to exactly one DSA operation. I learned that error messages matter — a good 404 message like 'Stock not found' is better than a 500 stack trace. CORS took me a full hour to debug because I forgot the wildcard origin — never again because I forgot the wildcard origin. Never again."</w:t>
-      </w:r>
-    </w:p>
-    <w:p>
-      <w:pPr>
-        <w:pStyle w:val="4"/>
-      </w:pPr>
-      <w:r>
-        <w:rPr>
-          <w:color w:val="2C3E50"/>
-        </w:rPr>
-        <w:t>Person 5 — Auth + Simulator</w:t>
-      </w:r>
-    </w:p>
-    <w:p>
-      <w:pPr>
-        <w:ind w:left="432"/>
-      </w:pPr>
-      <w:r>
-        <w:rPr>
-          <w:i/>
-          <w:color w:val="2C3E50"/>
-          <w:sz w:val="22"/>
-        </w:rPr>
-        <w:t>"Implementing JWT with SHA-256 taught me that security is all about trade-offs that security is about trade-offs: short-lived tokens are safer but mean you need refresh logic. The simulator was genuinely fun to build — watching random price ticks appear in real time made the whole thing feel alive. The SERVERLESS flag was a lesson in environment-aware design: the same code runs differently on Vercel vs localhost."</w:t>
-      </w:r>
-    </w:p>
-    <w:p>
-      <w:pPr>
-        <w:pStyle w:val="4"/>
-      </w:pPr>
-      <w:r>
-        <w:rPr>
-          <w:color w:val="2C3E50"/>
-        </w:rPr>
-        <w:t>Person 6 — Testing &amp; QA</w:t>
-      </w:r>
-    </w:p>
-    <w:p>
-      <w:pPr>
-        <w:ind w:left="432"/>
-      </w:pPr>
-      <w:r>
-        <w:rPr>
-          <w:i/>
-          <w:color w:val="2C3E50"/>
-          <w:sz w:val="22"/>
-        </w:rPr>
         <w:t>"Writing 46 tests for 8 different structures taught me that edge cases are not 'rare' — about 40% of our tests cover things that 'shouldn't happen' — and every single one of them caught a real bug. The most valuable test was the LRU Cache eviction test — it caught a bug where the wrong node was getting removed from the linked list, which would have been a nightmare to find in production. I learned that if you only test the happy path, you're not testing your code — you're testing your assumptions."</w:t>
       </w:r>
       <w:bookmarkStart w:id="0" w:name="_GoBack"/>
@@ -18031,6 +18567,9 @@
         <w:pStyle w:val="29"/>
       </w:pPr>
       <w:r>
+        <w:rPr>
+          <w:noProof/>
+        </w:rPr>
         <w:t>Complexity analysis is not academic. Our benchmark results matched theoretical predictions with remarkable precision — O(1) was flat, O(n) grew linearly, O(n log n) grew with the extra log factor. Theory guides, practice confirms.</w:t>
       </w:r>
     </w:p>
@@ -18047,6 +18586,9 @@
         <w:pStyle w:val="29"/>
       </w:pPr>
       <w:r>
+        <w:rPr>
+          <w:noProof/>
+        </w:rPr>
         <w:t>Systems thinking matters. Data structures don't exist in isolation. The simulator produces ticks -&gt; the queue buffers them -&gt; the map stores them -&gt; the heap tracks top-K -&gt; the cache accelerates reads. Understanding the data flow is more important than memorising any single algorithm.</w:t>
       </w:r>
     </w:p>
@@ -18211,6 +18753,7 @@
             </w:pPr>
             <w:r>
               <w:rPr>
+                <w:noProof/>
                 <w:sz w:val="20"/>
               </w:rPr>
               <w:t>StockHashMap</w:t>
@@ -18227,6 +18770,7 @@
             </w:pPr>
             <w:r>
               <w:rPr>
+                <w:noProof/>
                 <w:sz w:val="20"/>
               </w:rPr>
               <w:t>O(1)</w:t>
@@ -18296,6 +18840,7 @@
             </w:pPr>
             <w:r>
               <w:rPr>
+                <w:noProof/>
                 <w:sz w:val="20"/>
               </w:rPr>
               <w:t>IngestionQueue</w:t>
@@ -18312,6 +18857,7 @@
             </w:pPr>
             <w:r>
               <w:rPr>
+                <w:noProof/>
                 <w:sz w:val="20"/>
               </w:rPr>
               <w:t>O(1)</w:t>
@@ -18381,6 +18927,7 @@
             </w:pPr>
             <w:r>
               <w:rPr>
+                <w:noProof/>
                 <w:sz w:val="20"/>
               </w:rPr>
               <w:t>AlertStack</w:t>
@@ -18397,6 +18944,7 @@
             </w:pPr>
             <w:r>
               <w:rPr>
+                <w:noProof/>
                 <w:sz w:val="20"/>
               </w:rPr>
               <w:t>O(1)</w:t>
@@ -18466,6 +19014,7 @@
             </w:pPr>
             <w:r>
               <w:rPr>
+                <w:noProof/>
                 <w:sz w:val="20"/>
               </w:rPr>
               <w:t>TopKHeap</w:t>
@@ -18551,6 +19100,7 @@
             </w:pPr>
             <w:r>
               <w:rPr>
+                <w:noProof/>
                 <w:sz w:val="20"/>
               </w:rPr>
               <w:t>SectorGraph BFS</w:t>
@@ -18636,6 +19186,7 @@
             </w:pPr>
             <w:r>
               <w:rPr>
+                <w:noProof/>
                 <w:sz w:val="20"/>
               </w:rPr>
               <w:t>MergeSort</w:t>
@@ -18652,6 +19203,7 @@
             </w:pPr>
             <w:r>
               <w:rPr>
+                <w:noProof/>
                 <w:sz w:val="20"/>
               </w:rPr>
               <w:t>O(n log n)</w:t>
@@ -18721,6 +19273,7 @@
             </w:pPr>
             <w:r>
               <w:rPr>
+                <w:noProof/>
                 <w:sz w:val="20"/>
               </w:rPr>
               <w:t>BinarySearch</w:t>
@@ -18737,6 +19290,7 @@
             </w:pPr>
             <w:r>
               <w:rPr>
+                <w:noProof/>
                 <w:sz w:val="20"/>
               </w:rPr>
               <w:t>O(log n)</w:t>
@@ -18806,6 +19360,7 @@
             </w:pPr>
             <w:r>
               <w:rPr>
+                <w:noProof/>
                 <w:sz w:val="20"/>
               </w:rPr>
               <w:t>LRUCache</w:t>
@@ -18822,6 +19377,7 @@
             </w:pPr>
             <w:r>
               <w:rPr>
+                <w:noProof/>
                 <w:sz w:val="20"/>
               </w:rPr>
               <w:t>O(1)</w:t>
@@ -18879,6 +19435,9 @@
         <w:pStyle w:val="23"/>
       </w:pPr>
       <w:r>
+        <w:rPr>
+          <w:noProof/>
+        </w:rPr>
         <w:t>10,000 stocks seeded in ~18s</w:t>
       </w:r>
     </w:p>
@@ -18895,6 +19454,9 @@
         <w:pStyle w:val="23"/>
       </w:pPr>
       <w:r>
+        <w:rPr>
+          <w:noProof/>
+        </w:rPr>
         <w:t>22 REST API endpoints</w:t>
       </w:r>
     </w:p>
@@ -18903,6 +19465,9 @@
         <w:pStyle w:val="23"/>
       </w:pPr>
       <w:r>
+        <w:rPr>
+          <w:noProof/>
+        </w:rPr>
         <w:t>3 user roles (admin, analyst, viewer)</w:t>
       </w:r>
     </w:p>
@@ -18940,6 +19505,7 @@
       <w:r>
         <w:rPr>
           <w:i/>
+          <w:noProof/>
           <w:color w:val="2C3E50"/>
           <w:sz w:val="22"/>
         </w:rPr>
@@ -18966,6 +19532,7 @@
       <w:r>
         <w:rPr>
           <w:b/>
+          <w:noProof/>
           <w:sz w:val="22"/>
         </w:rPr>
         <w:t>Stock Query Server — Theme C, Variant C3: Alerts + Event Queue</w:t>

--- a/LOGBOOK.docx
+++ b/LOGBOOK.docx
@@ -9,6 +9,7 @@
       <w:r>
         <w:rPr>
           <w:b/>
+          <w:noProof/>
           <w:color w:val="1A1A1A"/>
           <w:sz w:val="64"/>
         </w:rPr>
@@ -35,6 +36,7 @@
       </w:pPr>
       <w:r>
         <w:rPr>
+          <w:noProof/>
           <w:sz w:val="24"/>
         </w:rPr>
         <w:t>Theme C, Variant C3: Alerts + Event Queue</w:t>
@@ -46,6 +48,7 @@
       </w:pPr>
       <w:r>
         <w:rPr>
+          <w:noProof/>
           <w:sz w:val="24"/>
         </w:rPr>
         <w:t>Course: Data Structures and Algorithms (Chapter 23 — Hemant Jain)</w:t>
@@ -57,6 +60,7 @@
       </w:pPr>
       <w:r>
         <w:rPr>
+          <w:noProof/>
           <w:sz w:val="24"/>
         </w:rPr>
         <w:t>Team Size: 6 Members</w:t>
@@ -68,6 +72,7 @@
       </w:pPr>
       <w:r>
         <w:rPr>
+          <w:noProof/>
           <w:sz w:val="24"/>
         </w:rPr>
         <w:t>Submission Date: June 2026</w:t>
@@ -90,6 +95,9 @@
     </w:p>
     <w:p>
       <w:r>
+        <w:rPr>
+          <w:noProof/>
+        </w:rPr>
         <w:br w:type="page"/>
       </w:r>
     </w:p>
@@ -99,6 +107,7 @@
       </w:pPr>
       <w:r>
         <w:rPr>
+          <w:noProof/>
           <w:color w:val="1A1A1A"/>
           <w:sz w:val="56"/>
         </w:rPr>
@@ -107,26 +116,41 @@
     </w:p>
     <w:p>
       <w:r>
+        <w:rPr>
+          <w:noProof/>
+        </w:rPr>
         <w:t>1. Problem Statement &amp; Learning Objectives</w:t>
       </w:r>
     </w:p>
     <w:p>
       <w:r>
+        <w:rPr>
+          <w:noProof/>
+        </w:rPr>
         <w:t>2. Team Roles</w:t>
       </w:r>
     </w:p>
     <w:p>
       <w:r>
+        <w:rPr>
+          <w:noProof/>
+        </w:rPr>
         <w:t>3. Step 1 — Understanding the Problem (Use Cases)</w:t>
       </w:r>
     </w:p>
     <w:p>
       <w:r>
+        <w:rPr>
+          <w:noProof/>
+        </w:rPr>
         <w:t>4. Step 2 — Analyzing Constraints</w:t>
       </w:r>
     </w:p>
     <w:p>
       <w:r>
+        <w:rPr>
+          <w:noProof/>
+        </w:rPr>
         <w:t>5. Step 3 — DSA Selection &amp; Learning</w:t>
       </w:r>
     </w:p>
@@ -196,11 +220,17 @@
     </w:p>
     <w:p>
       <w:r>
+        <w:rPr>
+          <w:noProof/>
+        </w:rPr>
         <w:t xml:space="preserve">    5.9 Bonus — LRU Cache Deep Dive</w:t>
       </w:r>
     </w:p>
     <w:p>
       <w:r>
+        <w:rPr>
+          <w:noProof/>
+        </w:rPr>
         <w:t xml:space="preserve">    5.10 Benchmarks — Verifying Our Complexity Claims</w:t>
       </w:r>
     </w:p>
@@ -222,6 +252,9 @@
     </w:p>
     <w:p>
       <w:r>
+        <w:rPr>
+          <w:noProof/>
+        </w:rPr>
         <w:t>8. Testing — 46 Unit Tests</w:t>
       </w:r>
     </w:p>
@@ -235,16 +268,25 @@
     </w:p>
     <w:p>
       <w:r>
+        <w:rPr>
+          <w:noProof/>
+        </w:rPr>
         <w:t>10. Team Reflections — What Each Member Learned</w:t>
       </w:r>
     </w:p>
     <w:p>
       <w:r>
+        <w:rPr>
+          <w:noProof/>
+        </w:rPr>
         <w:t>11. Conclusion</w:t>
       </w:r>
     </w:p>
     <w:p>
       <w:r>
+        <w:rPr>
+          <w:noProof/>
+        </w:rPr>
         <w:br w:type="page"/>
       </w:r>
     </w:p>
@@ -254,6 +296,7 @@
       </w:pPr>
       <w:r>
         <w:rPr>
+          <w:noProof/>
           <w:color w:val="2C3E50"/>
         </w:rPr>
         <w:t>1. PROBLEM STATEMENT &amp; LEARNING OBJECTIVES</w:t>
@@ -309,6 +352,9 @@
         <w:pStyle w:val="23"/>
       </w:pPr>
       <w:r>
+        <w:rPr>
+          <w:noProof/>
+        </w:rPr>
         <w:t>Set price threshold alerts with undo capability</w:t>
       </w:r>
     </w:p>
@@ -317,6 +363,9 @@
         <w:pStyle w:val="23"/>
       </w:pPr>
       <w:r>
+        <w:rPr>
+          <w:noProof/>
+        </w:rPr>
         <w:t>Explore sector relationships using graph traversal</w:t>
       </w:r>
     </w:p>
@@ -336,6 +385,9 @@
         <w:pStyle w:val="23"/>
       </w:pPr>
       <w:r>
+        <w:rPr>
+          <w:noProof/>
+        </w:rPr>
         <w:t>View price history sorted by date</w:t>
       </w:r>
     </w:p>
@@ -345,6 +397,7 @@
       </w:pPr>
       <w:r>
         <w:rPr>
+          <w:noProof/>
           <w:color w:val="2C3E50"/>
         </w:rPr>
         <w:t>What We Were Actually Learning</w:t>
@@ -355,6 +408,7 @@
         <w:rPr>
           <w:b w:val="0"/>
           <w:i w:val="0"/>
+          <w:noProof/>
           <w:sz w:val="22"/>
         </w:rPr>
         <w:t>Behind the problem statement, the real curriculum was:</w:t>
@@ -411,6 +465,7 @@
             <w:r>
               <w:rPr>
                 <w:b/>
+                <w:noProof/>
                 <w:sz w:val="20"/>
               </w:rPr>
               <w:t>Learning Objective</w:t>
@@ -429,6 +484,7 @@
             <w:r>
               <w:rPr>
                 <w:b/>
+                <w:noProof/>
                 <w:sz w:val="20"/>
               </w:rPr>
               <w:t>How We'd Meet It</w:t>
@@ -466,6 +522,7 @@
             </w:pPr>
             <w:r>
               <w:rPr>
+                <w:noProof/>
                 <w:sz w:val="20"/>
               </w:rPr>
               <w:t>Apply 8+ DSA structures in one coherent system</w:t>
@@ -482,6 +539,7 @@
             </w:pPr>
             <w:r>
               <w:rPr>
+                <w:noProof/>
                 <w:sz w:val="20"/>
               </w:rPr>
               <w:t>Map each use case to a data structure</w:t>
@@ -519,6 +577,7 @@
             </w:pPr>
             <w:r>
               <w:rPr>
+                <w:noProof/>
                 <w:sz w:val="20"/>
               </w:rPr>
               <w:t>Reason about time &amp; space complexity</w:t>
@@ -535,6 +594,7 @@
             </w:pPr>
             <w:r>
               <w:rPr>
+                <w:noProof/>
                 <w:sz w:val="20"/>
               </w:rPr>
               <w:t>analyze before coding; verify with benchmarks</w:t>
@@ -572,6 +632,7 @@
             </w:pPr>
             <w:r>
               <w:rPr>
+                <w:noProof/>
                 <w:sz w:val="20"/>
               </w:rPr>
               <w:t>Handle 10,000 records in-memory</w:t>
@@ -588,6 +649,7 @@
             </w:pPr>
             <w:r>
               <w:rPr>
+                <w:noProof/>
                 <w:sz w:val="20"/>
               </w:rPr>
               <w:t>No database allowed — pure DSA</w:t>
@@ -625,6 +687,7 @@
             </w:pPr>
             <w:r>
               <w:rPr>
+                <w:noProof/>
                 <w:sz w:val="20"/>
               </w:rPr>
               <w:t>Design for 5 steps (Chapter 23 method)</w:t>
@@ -679,6 +742,7 @@
             </w:pPr>
             <w:r>
               <w:rPr>
+                <w:noProof/>
                 <w:sz w:val="20"/>
               </w:rPr>
               <w:t>Collaborate as a team using Git</w:t>
@@ -695,6 +759,7 @@
             </w:pPr>
             <w:r>
               <w:rPr>
+                <w:noProof/>
                 <w:sz w:val="20"/>
               </w:rPr>
               <w:t>6 roles, individual commits, code review</w:t>
@@ -732,6 +797,7 @@
             </w:pPr>
             <w:r>
               <w:rPr>
+                <w:noProof/>
                 <w:sz w:val="20"/>
               </w:rPr>
               <w:t>Test edge cases systematically</w:t>
@@ -748,6 +814,7 @@
             </w:pPr>
             <w:r>
               <w:rPr>
+                <w:noProof/>
                 <w:sz w:val="20"/>
               </w:rPr>
               <w:t>46 pytest unit tests</w:t>
@@ -763,6 +830,7 @@
       </w:pPr>
       <w:r>
         <w:rPr>
+          <w:noProof/>
           <w:color w:val="2C3E50"/>
         </w:rPr>
         <w:t>Technology Stack (What We Used)</w:t>
@@ -826,6 +894,7 @@
             <w:r>
               <w:rPr>
                 <w:b/>
+                <w:noProof/>
                 <w:sz w:val="20"/>
               </w:rPr>
               <w:t>Layer</w:t>
@@ -844,6 +913,7 @@
             <w:r>
               <w:rPr>
                 <w:b/>
+                <w:noProof/>
                 <w:sz w:val="20"/>
               </w:rPr>
               <w:t>Choice</w:t>
@@ -862,6 +932,7 @@
             <w:r>
               <w:rPr>
                 <w:b/>
+                <w:noProof/>
                 <w:sz w:val="20"/>
               </w:rPr>
               <w:t>Why</w:t>
@@ -933,6 +1004,7 @@
             </w:pPr>
             <w:r>
               <w:rPr>
+                <w:noProof/>
                 <w:sz w:val="20"/>
               </w:rPr>
               <w:t>Fast prototyping, rich DSA standard library</w:t>
@@ -1004,6 +1076,7 @@
             </w:pPr>
             <w:r>
               <w:rPr>
+                <w:noProof/>
                 <w:sz w:val="20"/>
               </w:rPr>
               <w:t>Stateless, matches real-world practice</w:t>
@@ -1041,6 +1114,7 @@
             </w:pPr>
             <w:r>
               <w:rPr>
+                <w:noProof/>
                 <w:sz w:val="20"/>
               </w:rPr>
               <w:t>Testing</w:t>
@@ -1057,6 +1131,7 @@
             </w:pPr>
             <w:r>
               <w:rPr>
+                <w:noProof/>
                 <w:sz w:val="20"/>
               </w:rPr>
               <w:t>pytest (46 tests)</w:t>
@@ -1073,6 +1148,7 @@
             </w:pPr>
             <w:r>
               <w:rPr>
+                <w:noProof/>
                 <w:sz w:val="20"/>
               </w:rPr>
               <w:t>Industry standard</w:t>
@@ -1127,6 +1203,7 @@
             </w:pPr>
             <w:r>
               <w:rPr>
+                <w:noProof/>
                 <w:sz w:val="20"/>
               </w:rPr>
               <w:t>React 18 + TypeScript + Vite 5</w:t>
@@ -1143,6 +1220,7 @@
             </w:pPr>
             <w:r>
               <w:rPr>
+                <w:noProof/>
                 <w:sz w:val="20"/>
               </w:rPr>
               <w:t>Bonus visualization</w:t>
@@ -1180,6 +1258,7 @@
             </w:pPr>
             <w:r>
               <w:rPr>
+                <w:noProof/>
                 <w:sz w:val="20"/>
               </w:rPr>
               <w:t>Deployment</w:t>
@@ -1229,6 +1308,7 @@
       </w:pPr>
       <w:r>
         <w:rPr>
+          <w:noProof/>
           <w:color w:val="2C3E50"/>
         </w:rPr>
         <w:t>2. TEAM ROLES</w:t>
@@ -1292,6 +1372,7 @@
             <w:r>
               <w:rPr>
                 <w:b/>
+                <w:noProof/>
                 <w:sz w:val="20"/>
               </w:rPr>
               <w:t>Person</w:t>
@@ -1310,6 +1391,7 @@
             <w:r>
               <w:rPr>
                 <w:b/>
+                <w:noProof/>
                 <w:sz w:val="20"/>
               </w:rPr>
               <w:t>Role</w:t>
@@ -1328,6 +1410,7 @@
             <w:r>
               <w:rPr>
                 <w:b/>
+                <w:noProof/>
                 <w:sz w:val="20"/>
               </w:rPr>
               <w:t>Responsibilities</w:t>
@@ -1365,6 +1448,7 @@
             </w:pPr>
             <w:r>
               <w:rPr>
+                <w:noProof/>
                 <w:sz w:val="20"/>
               </w:rPr>
               <w:t>Person 1</w:t>
@@ -1381,6 +1465,7 @@
             </w:pPr>
             <w:r>
               <w:rPr>
+                <w:noProof/>
                 <w:sz w:val="20"/>
               </w:rPr>
               <w:t>Team Lead / Integrator</w:t>
@@ -1397,6 +1482,7 @@
             </w:pPr>
             <w:r>
               <w:rPr>
+                <w:noProof/>
                 <w:sz w:val="20"/>
               </w:rPr>
               <w:t>Repo setup, README, docs, architecture diagram, launch scripts, config</w:t>
@@ -1434,6 +1520,7 @@
             </w:pPr>
             <w:r>
               <w:rPr>
+                <w:noProof/>
                 <w:sz w:val="20"/>
               </w:rPr>
               <w:t>Person 2</w:t>
@@ -1450,6 +1537,7 @@
             </w:pPr>
             <w:r>
               <w:rPr>
+                <w:noProof/>
                 <w:sz w:val="20"/>
               </w:rPr>
               <w:t>Data Structures Lead</w:t>
@@ -1504,6 +1592,7 @@
             </w:pPr>
             <w:r>
               <w:rPr>
+                <w:noProof/>
                 <w:sz w:val="20"/>
               </w:rPr>
               <w:t>Person 3</w:t>
@@ -1520,6 +1609,7 @@
             </w:pPr>
             <w:r>
               <w:rPr>
+                <w:noProof/>
                 <w:sz w:val="20"/>
               </w:rPr>
               <w:t>Algorithms Lead</w:t>
@@ -1574,6 +1664,7 @@
             </w:pPr>
             <w:r>
               <w:rPr>
+                <w:noProof/>
                 <w:sz w:val="20"/>
               </w:rPr>
               <w:t>Person 4</w:t>
@@ -1645,6 +1736,7 @@
             </w:pPr>
             <w:r>
               <w:rPr>
+                <w:noProof/>
                 <w:sz w:val="20"/>
               </w:rPr>
               <w:t>Person 5</w:t>
@@ -1716,6 +1808,7 @@
             </w:pPr>
             <w:r>
               <w:rPr>
+                <w:noProof/>
                 <w:sz w:val="20"/>
               </w:rPr>
               <w:t>Person 6</w:t>
@@ -1732,6 +1825,7 @@
             </w:pPr>
             <w:r>
               <w:rPr>
+                <w:noProof/>
                 <w:sz w:val="20"/>
               </w:rPr>
               <w:t>Testing &amp; QA</w:t>
@@ -1748,6 +1842,7 @@
             </w:pPr>
             <w:r>
               <w:rPr>
+                <w:noProof/>
                 <w:sz w:val="20"/>
               </w:rPr>
               <w:t>46 pytest tests, edge cases, coverage verification</w:t>
@@ -1764,6 +1859,7 @@
       <w:r>
         <w:rPr>
           <w:b/>
+          <w:noProof/>
           <w:color w:val="2C3E50"/>
           <w:sz w:val="24"/>
         </w:rPr>
@@ -1780,6 +1876,9 @@
         <w:jc w:val="center"/>
       </w:pPr>
       <w:r>
+        <w:rPr>
+          <w:noProof/>
+        </w:rPr>
         <w:drawing>
           <wp:inline distT="0" distB="0" distL="114300" distR="114300">
             <wp:extent cx="6126480" cy="3293110"/>
@@ -1834,6 +1933,7 @@
       </w:pPr>
       <w:r>
         <w:rPr>
+          <w:noProof/>
           <w:color w:val="2C3E50"/>
         </w:rPr>
         <w:t>3. STEP 1 — UNDERSTANDING THE PROBLEM (USE CASES)</w:t>
@@ -1845,6 +1945,7 @@
       </w:pPr>
       <w:r>
         <w:rPr>
+          <w:noProof/>
           <w:color w:val="2C3E50"/>
         </w:rPr>
         <w:t>What is a Use Case?</w:t>
@@ -1855,6 +1956,7 @@
         <w:rPr>
           <w:b w:val="0"/>
           <w:i w:val="0"/>
+          <w:noProof/>
           <w:sz w:val="22"/>
         </w:rPr>
         <w:t>Think of a use case as one thing someone can do with the system between an actor (user or system) and the system itself. Before we wrote a single line of Python, we mapped out who would use the system and what they would do. This made us think about which DSA to use before we started coding — not after — every data structure exists because a real person needs it to do something.</w:t>
@@ -1866,6 +1968,7 @@
       </w:pPr>
       <w:r>
         <w:rPr>
+          <w:noProof/>
           <w:color w:val="2C3E50"/>
         </w:rPr>
         <w:t>Actors We Identified</w:t>
@@ -1929,6 +2032,7 @@
             <w:r>
               <w:rPr>
                 <w:b/>
+                <w:noProof/>
                 <w:sz w:val="20"/>
               </w:rPr>
               <w:t>Actor</w:t>
@@ -1947,6 +2051,7 @@
             <w:r>
               <w:rPr>
                 <w:b/>
+                <w:noProof/>
                 <w:sz w:val="20"/>
               </w:rPr>
               <w:t>Role</w:t>
@@ -1965,6 +2070,7 @@
             <w:r>
               <w:rPr>
                 <w:b/>
+                <w:noProof/>
                 <w:sz w:val="20"/>
               </w:rPr>
               <w:t>Permissions</w:t>
@@ -2019,6 +2125,7 @@
             </w:pPr>
             <w:r>
               <w:rPr>
+                <w:noProof/>
                 <w:sz w:val="20"/>
               </w:rPr>
               <w:t>Read-only user</w:t>
@@ -2090,6 +2197,7 @@
             </w:pPr>
             <w:r>
               <w:rPr>
+                <w:noProof/>
                 <w:sz w:val="20"/>
               </w:rPr>
               <w:t>Power user</w:t>
@@ -2161,6 +2269,7 @@
             </w:pPr>
             <w:r>
               <w:rPr>
+                <w:noProof/>
                 <w:sz w:val="20"/>
               </w:rPr>
               <w:t>System manager</w:t>
@@ -2232,6 +2341,7 @@
             </w:pPr>
             <w:r>
               <w:rPr>
+                <w:noProof/>
                 <w:sz w:val="20"/>
               </w:rPr>
               <w:t>Background system</w:t>
@@ -2264,6 +2374,7 @@
       </w:pPr>
       <w:r>
         <w:rPr>
+          <w:noProof/>
           <w:color w:val="2C3E50"/>
         </w:rPr>
         <w:t>Use Case Diagram</w:t>
@@ -2287,6 +2398,7 @@
       <w:r>
         <w:rPr>
           <w:b/>
+          <w:noProof/>
           <w:color w:val="2C3E50"/>
           <w:sz w:val="24"/>
         </w:rPr>
@@ -2298,6 +2410,9 @@
         <w:jc w:val="both"/>
       </w:pPr>
       <w:r>
+        <w:rPr>
+          <w:noProof/>
+        </w:rPr>
         <w:drawing>
           <wp:inline distT="0" distB="0" distL="114300" distR="114300">
             <wp:extent cx="6125845" cy="6473190"/>
@@ -2341,6 +2456,9 @@
         </w:drawing>
       </w:r>
       <w:r>
+        <w:rPr>
+          <w:noProof/>
+        </w:rPr>
         <w:drawing>
           <wp:inline distT="0" distB="0" distL="114300" distR="114300">
             <wp:extent cx="6121400" cy="5355590"/>
@@ -2391,6 +2509,7 @@
       <w:r>
         <w:rPr>
           <w:i/>
+          <w:noProof/>
           <w:color w:val="888888"/>
           <w:sz w:val="18"/>
         </w:rPr>
@@ -2408,6 +2527,7 @@
       </w:pPr>
       <w:r>
         <w:rPr>
+          <w:noProof/>
           <w:color w:val="2C3E50"/>
         </w:rPr>
         <w:t>4. STEP 2 — ANALYZING CONSTRAINTS</w:t>
@@ -2419,6 +2539,7 @@
       </w:pPr>
       <w:r>
         <w:rPr>
+          <w:noProof/>
           <w:color w:val="2C3E50"/>
         </w:rPr>
         <w:t>Why Constraint Analysis Matters</w:t>
@@ -2429,6 +2550,7 @@
         <w:rPr>
           <w:b w:val="0"/>
           <w:i w:val="0"/>
+          <w:noProof/>
           <w:sz w:val="22"/>
         </w:rPr>
         <w:t>Constraints are just fancy word for 'what are we working with?' of the system before writing any code. Instead of guessing 'will this be fast enough?', we wrote down actual numbers. Our lecturer kept saying: "Every constraint should point you toward a specific DSA." If you don't know your constraints, you can't choose the right structure.</w:t>
@@ -2440,6 +2562,7 @@
       </w:pPr>
       <w:r>
         <w:rPr>
+          <w:noProof/>
           <w:color w:val="2C3E50"/>
         </w:rPr>
         <w:t>How Constraints Drove Our Choices</w:t>
@@ -2466,6 +2589,7 @@
       <w:r>
         <w:rPr>
           <w:rFonts w:ascii="Consolas" w:hAnsi="Consolas"/>
+          <w:noProof/>
           <w:color w:val="1E1E2E"/>
           <w:sz w:val="18"/>
         </w:rPr>
@@ -2479,6 +2603,7 @@
       <w:r>
         <w:rPr>
           <w:rFonts w:ascii="Consolas" w:hAnsi="Consolas"/>
+          <w:noProof/>
           <w:color w:val="1E1E2E"/>
           <w:sz w:val="18"/>
         </w:rPr>
@@ -2506,6 +2631,7 @@
       <w:r>
         <w:rPr>
           <w:rFonts w:ascii="Consolas" w:hAnsi="Consolas"/>
+          <w:noProof/>
           <w:color w:val="1E1E2E"/>
           <w:sz w:val="18"/>
         </w:rPr>
@@ -2519,6 +2645,7 @@
       <w:r>
         <w:rPr>
           <w:rFonts w:ascii="Consolas" w:hAnsi="Consolas"/>
+          <w:noProof/>
           <w:color w:val="1E1E2E"/>
           <w:sz w:val="18"/>
         </w:rPr>
@@ -2546,6 +2673,7 @@
       <w:r>
         <w:rPr>
           <w:rFonts w:ascii="Consolas" w:hAnsi="Consolas"/>
+          <w:noProof/>
           <w:color w:val="1E1E2E"/>
           <w:sz w:val="18"/>
         </w:rPr>
@@ -2578,6 +2706,7 @@
       <w:r>
         <w:rPr>
           <w:rFonts w:ascii="Consolas" w:hAnsi="Consolas"/>
+          <w:noProof/>
           <w:color w:val="1E1E2E"/>
           <w:sz w:val="18"/>
         </w:rPr>
@@ -2591,6 +2720,7 @@
       <w:r>
         <w:rPr>
           <w:rFonts w:ascii="Consolas" w:hAnsi="Consolas"/>
+          <w:noProof/>
           <w:color w:val="1E1E2E"/>
           <w:sz w:val="18"/>
         </w:rPr>
@@ -2618,6 +2748,7 @@
       <w:r>
         <w:rPr>
           <w:rFonts w:ascii="Consolas" w:hAnsi="Consolas"/>
+          <w:noProof/>
           <w:color w:val="1E1E2E"/>
           <w:sz w:val="18"/>
         </w:rPr>
@@ -2678,6 +2809,7 @@
       <w:r>
         <w:rPr>
           <w:rFonts w:ascii="Consolas" w:hAnsi="Consolas"/>
+          <w:noProof/>
           <w:color w:val="1E1E2E"/>
           <w:sz w:val="18"/>
         </w:rPr>
@@ -2691,6 +2823,7 @@
       <w:r>
         <w:rPr>
           <w:rFonts w:ascii="Consolas" w:hAnsi="Consolas"/>
+          <w:noProof/>
           <w:color w:val="1E1E2E"/>
           <w:sz w:val="18"/>
         </w:rPr>
@@ -2704,6 +2837,7 @@
       <w:r>
         <w:rPr>
           <w:rFonts w:ascii="Consolas" w:hAnsi="Consolas"/>
+          <w:noProof/>
           <w:color w:val="1E1E2E"/>
           <w:sz w:val="18"/>
         </w:rPr>
@@ -2731,6 +2865,7 @@
       <w:r>
         <w:rPr>
           <w:rFonts w:ascii="Consolas" w:hAnsi="Consolas"/>
+          <w:noProof/>
           <w:color w:val="1E1E2E"/>
           <w:sz w:val="18"/>
         </w:rPr>
@@ -2772,6 +2907,7 @@
       <w:r>
         <w:rPr>
           <w:rFonts w:ascii="Consolas" w:hAnsi="Consolas"/>
+          <w:noProof/>
           <w:color w:val="1E1E2E"/>
           <w:sz w:val="18"/>
         </w:rPr>
@@ -2789,6 +2925,7 @@
       </w:pPr>
       <w:r>
         <w:rPr>
+          <w:noProof/>
           <w:color w:val="2C3E50"/>
         </w:rPr>
         <w:t>Complete Constraint Table</w:t>
@@ -2854,6 +2991,7 @@
             <w:r>
               <w:rPr>
                 <w:b/>
+                <w:noProof/>
                 <w:sz w:val="20"/>
               </w:rPr>
               <w:t>#</w:t>
@@ -2872,6 +3010,7 @@
             <w:r>
               <w:rPr>
                 <w:b/>
+                <w:noProof/>
                 <w:sz w:val="20"/>
               </w:rPr>
               <w:t>Constraint</w:t>
@@ -2890,6 +3029,7 @@
             <w:r>
               <w:rPr>
                 <w:b/>
+                <w:noProof/>
                 <w:sz w:val="20"/>
               </w:rPr>
               <w:t>Value</w:t>
@@ -2908,6 +3048,7 @@
             <w:r>
               <w:rPr>
                 <w:b/>
+                <w:noProof/>
                 <w:sz w:val="20"/>
               </w:rPr>
               <w:t>Problem if Ignored</w:t>
@@ -2926,6 +3067,7 @@
             <w:r>
               <w:rPr>
                 <w:b/>
+                <w:noProof/>
                 <w:sz w:val="20"/>
               </w:rPr>
               <w:t>DSA Solution</w:t>
@@ -2963,6 +3105,7 @@
             </w:pPr>
             <w:r>
               <w:rPr>
+                <w:noProof/>
                 <w:sz w:val="20"/>
               </w:rPr>
               <w:t>C1</w:t>
@@ -2996,6 +3139,7 @@
             </w:pPr>
             <w:r>
               <w:rPr>
+                <w:noProof/>
                 <w:sz w:val="20"/>
               </w:rPr>
               <w:t>10,000</w:t>
@@ -3012,6 +3156,7 @@
             </w:pPr>
             <w:r>
               <w:rPr>
+                <w:noProof/>
                 <w:sz w:val="20"/>
               </w:rPr>
               <w:t>Linear scan = 10 ms/lookup</w:t>
@@ -3066,6 +3211,7 @@
             </w:pPr>
             <w:r>
               <w:rPr>
+                <w:noProof/>
                 <w:sz w:val="20"/>
               </w:rPr>
               <w:t>C2</w:t>
@@ -3082,6 +3228,7 @@
             </w:pPr>
             <w:r>
               <w:rPr>
+                <w:noProof/>
                 <w:sz w:val="20"/>
               </w:rPr>
               <w:t>Price history depth</w:t>
@@ -3098,6 +3245,7 @@
             </w:pPr>
             <w:r>
               <w:rPr>
+                <w:noProof/>
                 <w:sz w:val="20"/>
               </w:rPr>
               <w:t>90 days</w:t>
@@ -3114,6 +3262,7 @@
             </w:pPr>
             <w:r>
               <w:rPr>
+                <w:noProof/>
                 <w:sz w:val="20"/>
               </w:rPr>
               <w:t>900,000 data points unsorted</w:t>
@@ -3168,6 +3317,7 @@
             </w:pPr>
             <w:r>
               <w:rPr>
+                <w:noProof/>
                 <w:sz w:val="20"/>
               </w:rPr>
               <w:t>C3</w:t>
@@ -3184,6 +3334,7 @@
             </w:pPr>
             <w:r>
               <w:rPr>
+                <w:noProof/>
                 <w:sz w:val="20"/>
               </w:rPr>
               <w:t>Max alerts</w:t>
@@ -3200,6 +3351,7 @@
             </w:pPr>
             <w:r>
               <w:rPr>
+                <w:noProof/>
                 <w:sz w:val="20"/>
               </w:rPr>
               <w:t>1,000</w:t>
@@ -3216,6 +3368,7 @@
             </w:pPr>
             <w:r>
               <w:rPr>
+                <w:noProof/>
                 <w:sz w:val="20"/>
               </w:rPr>
               <w:t>Unlimited alerts = memory leak</w:t>
@@ -3270,6 +3423,7 @@
             </w:pPr>
             <w:r>
               <w:rPr>
+                <w:noProof/>
                 <w:sz w:val="20"/>
               </w:rPr>
               <w:t>C4</w:t>
@@ -3286,6 +3440,7 @@
             </w:pPr>
             <w:r>
               <w:rPr>
+                <w:noProof/>
                 <w:sz w:val="20"/>
               </w:rPr>
               <w:t>Top-K requests</w:t>
@@ -3302,6 +3457,7 @@
             </w:pPr>
             <w:r>
               <w:rPr>
+                <w:noProof/>
                 <w:sz w:val="20"/>
               </w:rPr>
               <w:t>K &lt;= 10</w:t>
@@ -3318,6 +3474,7 @@
             </w:pPr>
             <w:r>
               <w:rPr>
+                <w:noProof/>
                 <w:sz w:val="20"/>
               </w:rPr>
               <w:t>Sorting 10K per request = 50 ms</w:t>
@@ -3372,6 +3529,7 @@
             </w:pPr>
             <w:r>
               <w:rPr>
+                <w:noProof/>
                 <w:sz w:val="20"/>
               </w:rPr>
               <w:t>C5</w:t>
@@ -3388,6 +3546,7 @@
             </w:pPr>
             <w:r>
               <w:rPr>
+                <w:noProof/>
                 <w:sz w:val="20"/>
               </w:rPr>
               <w:t>Sector relations</w:t>
@@ -3404,6 +3563,7 @@
             </w:pPr>
             <w:r>
               <w:rPr>
+                <w:noProof/>
                 <w:sz w:val="20"/>
               </w:rPr>
               <w:t>10 sectors x edges</w:t>
@@ -3420,6 +3580,7 @@
             </w:pPr>
             <w:r>
               <w:rPr>
+                <w:noProof/>
                 <w:sz w:val="20"/>
               </w:rPr>
               <w:t>No traversal possible</w:t>
@@ -3474,6 +3635,7 @@
             </w:pPr>
             <w:r>
               <w:rPr>
+                <w:noProof/>
                 <w:sz w:val="20"/>
               </w:rPr>
               <w:t>C6</w:t>
@@ -3490,6 +3652,7 @@
             </w:pPr>
             <w:r>
               <w:rPr>
+                <w:noProof/>
                 <w:sz w:val="20"/>
               </w:rPr>
               <w:t>Cache capacity</w:t>
@@ -3506,6 +3669,7 @@
             </w:pPr>
             <w:r>
               <w:rPr>
+                <w:noProof/>
                 <w:sz w:val="20"/>
               </w:rPr>
               <w:t>50 entries</w:t>
@@ -3577,6 +3741,7 @@
             </w:pPr>
             <w:r>
               <w:rPr>
+                <w:noProof/>
                 <w:sz w:val="20"/>
               </w:rPr>
               <w:t>C7</w:t>
@@ -3627,6 +3792,7 @@
             </w:pPr>
             <w:r>
               <w:rPr>
+                <w:noProof/>
                 <w:sz w:val="20"/>
               </w:rPr>
               <w:t>Stolen tokens = permanent access</w:t>
@@ -3681,6 +3847,7 @@
             </w:pPr>
             <w:r>
               <w:rPr>
+                <w:noProof/>
                 <w:sz w:val="20"/>
               </w:rPr>
               <w:t>C8</w:t>
@@ -3697,6 +3864,7 @@
             </w:pPr>
             <w:r>
               <w:rPr>
+                <w:noProof/>
                 <w:sz w:val="20"/>
               </w:rPr>
               <w:t>Memory budget</w:t>
@@ -3713,6 +3881,7 @@
             </w:pPr>
             <w:r>
               <w:rPr>
+                <w:noProof/>
                 <w:sz w:val="20"/>
               </w:rPr>
               <w:t>&lt; 512 MB</w:t>
@@ -3729,6 +3898,7 @@
             </w:pPr>
             <w:r>
               <w:rPr>
+                <w:noProof/>
                 <w:sz w:val="20"/>
               </w:rPr>
               <w:t>Storing everything in DB = latency</w:t>
@@ -3745,6 +3915,7 @@
             </w:pPr>
             <w:r>
               <w:rPr>
+                <w:noProof/>
                 <w:sz w:val="20"/>
               </w:rPr>
               <w:t>All in-memory, no DB</w:t>
@@ -3782,6 +3953,7 @@
             </w:pPr>
             <w:r>
               <w:rPr>
+                <w:noProof/>
                 <w:sz w:val="20"/>
               </w:rPr>
               <w:t>C9</w:t>
@@ -3815,6 +3987,7 @@
             </w:pPr>
             <w:r>
               <w:rPr>
+                <w:noProof/>
                 <w:sz w:val="20"/>
               </w:rPr>
               <w:t>2 seconds</w:t>
@@ -3848,6 +4021,7 @@
             </w:pPr>
             <w:r>
               <w:rPr>
+                <w:noProof/>
                 <w:sz w:val="20"/>
               </w:rPr>
               <w:t>Background daemon thread</w:t>
@@ -3885,6 +4059,7 @@
             </w:pPr>
             <w:r>
               <w:rPr>
+                <w:noProof/>
                 <w:sz w:val="20"/>
               </w:rPr>
               <w:t>C10</w:t>
@@ -3901,6 +4076,7 @@
             </w:pPr>
             <w:r>
               <w:rPr>
+                <w:noProof/>
                 <w:sz w:val="20"/>
               </w:rPr>
               <w:t>Queue decoupling</w:t>
@@ -3973,6 +4149,7 @@
       <w:r>
         <w:rPr>
           <w:b/>
+          <w:noProof/>
           <w:color w:val="2C3E50"/>
           <w:sz w:val="24"/>
         </w:rPr>
@@ -3982,6 +4159,7 @@
         <w:rPr>
           <w:rFonts w:hint="default"/>
           <w:b/>
+          <w:noProof/>
           <w:color w:val="2C3E50"/>
           <w:sz w:val="24"/>
           <w:lang w:val="en-US"/>
@@ -3991,12 +4169,16 @@
       <w:r>
         <w:rPr>
           <w:b/>
+          <w:noProof/>
           <w:color w:val="2C3E50"/>
           <w:sz w:val="24"/>
         </w:rPr>
         <w:t>WHITEBOARD ]</w:t>
       </w:r>
       <w:r>
+        <w:rPr>
+          <w:noProof/>
+        </w:rPr>
         <w:drawing>
           <wp:inline distT="0" distB="0" distL="114300" distR="114300">
             <wp:extent cx="6121400" cy="7011670"/>
@@ -4061,6 +4243,7 @@
       </w:pPr>
       <w:r>
         <w:rPr>
+          <w:noProof/>
           <w:color w:val="2C3E50"/>
         </w:rPr>
         <w:t>5. STEP 3 — DSA SELECTION &amp; LEARNING</w:t>
@@ -4071,6 +4254,7 @@
         <w:rPr>
           <w:b w:val="0"/>
           <w:i w:val="0"/>
+          <w:noProof/>
           <w:sz w:val="22"/>
         </w:rPr>
         <w:t>This is what this whole logbook is about. Every DSA section below follows the same pattern — we'll tell you what we needed, what we tried, what we chose, and what we learned from it for one data structure or algorithm. Here's the pattern we stuck to for each one:</w:t>
@@ -4092,6 +4276,9 @@
         <w:pStyle w:val="29"/>
       </w:pPr>
       <w:r>
+        <w:rPr>
+          <w:noProof/>
+        </w:rPr>
         <w:t>What we considered — alternative approaches we debated</w:t>
       </w:r>
     </w:p>
@@ -4100,6 +4287,9 @@
         <w:pStyle w:val="29"/>
       </w:pPr>
       <w:r>
+        <w:rPr>
+          <w:noProof/>
+        </w:rPr>
         <w:t>Why we chose this — the reasoning that settled the debate</w:t>
       </w:r>
     </w:p>
@@ -4119,6 +4309,9 @@
         <w:pStyle w:val="29"/>
       </w:pPr>
       <w:r>
+        <w:rPr>
+          <w:noProof/>
+        </w:rPr>
         <w:t>Verification — how we confirmed the complexity with benchmarks</w:t>
       </w:r>
     </w:p>
@@ -4127,6 +4320,9 @@
         <w:pStyle w:val="29"/>
       </w:pPr>
       <w:r>
+        <w:rPr>
+          <w:noProof/>
+        </w:rPr>
         <w:t>Key takeaway — the one-sentence lesson we'll carry forward</w:t>
       </w:r>
     </w:p>
@@ -4160,6 +4356,7 @@
       <w:r>
         <w:rPr>
           <w:b/>
+          <w:noProof/>
           <w:color w:val="2C3E50"/>
           <w:sz w:val="24"/>
         </w:rPr>
@@ -4171,6 +4368,9 @@
         <w:spacing w:before="40"/>
       </w:pPr>
       <w:r>
+        <w:rPr>
+          <w:noProof/>
+        </w:rPr>
         <w:drawing>
           <wp:inline distT="0" distB="0" distL="114300" distR="114300">
             <wp:extent cx="6116320" cy="2867660"/>
@@ -4219,6 +4419,9 @@
         <w:pStyle w:val="5"/>
       </w:pPr>
       <w:r>
+        <w:rPr>
+          <w:noProof/>
+        </w:rPr>
         <w:t>What We Needed</w:t>
       </w:r>
     </w:p>
@@ -4238,6 +4441,9 @@
         <w:pStyle w:val="5"/>
       </w:pPr>
       <w:r>
+        <w:rPr>
+          <w:noProof/>
+        </w:rPr>
         <w:t>What We Considered</w:t>
       </w:r>
     </w:p>
@@ -4279,6 +4485,9 @@
         <w:pStyle w:val="5"/>
       </w:pPr>
       <w:r>
+        <w:rPr>
+          <w:noProof/>
+        </w:rPr>
         <w:t>Why We Chose This</w:t>
       </w:r>
     </w:p>
@@ -4309,6 +4518,9 @@
         <w:pStyle w:val="23"/>
       </w:pPr>
       <w:r>
+        <w:rPr>
+          <w:noProof/>
+        </w:rPr>
         <w:t>Case-insensitivity is trickier than it looks: 'AAPL', 'aapl', 'Aapl' must all resolve. We normalize to .upper() on every put() and get(). This means the original casing is lost — a design trade-off we accepted.</w:t>
       </w:r>
     </w:p>
@@ -4339,6 +4551,9 @@
         <w:pStyle w:val="5"/>
       </w:pPr>
       <w:r>
+        <w:rPr>
+          <w:noProof/>
+        </w:rPr>
         <w:t>Code</w:t>
       </w:r>
     </w:p>
@@ -4391,6 +4606,7 @@
       <w:r>
         <w:rPr>
           <w:rFonts w:ascii="Consolas" w:hAnsi="Consolas"/>
+          <w:noProof/>
           <w:color w:val="1E1E2E"/>
           <w:sz w:val="18"/>
         </w:rPr>
@@ -4432,6 +4648,7 @@
       <w:r>
         <w:rPr>
           <w:rFonts w:ascii="Consolas" w:hAnsi="Consolas"/>
+          <w:noProof/>
           <w:color w:val="1E1E2E"/>
           <w:sz w:val="18"/>
         </w:rPr>
@@ -4473,6 +4690,7 @@
       <w:r>
         <w:rPr>
           <w:rFonts w:ascii="Consolas" w:hAnsi="Consolas"/>
+          <w:noProof/>
           <w:color w:val="1E1E2E"/>
           <w:sz w:val="18"/>
         </w:rPr>
@@ -4500,6 +4718,7 @@
       <w:r>
         <w:rPr>
           <w:rFonts w:ascii="Consolas" w:hAnsi="Consolas"/>
+          <w:noProof/>
           <w:color w:val="1E1E2E"/>
           <w:sz w:val="18"/>
         </w:rPr>
@@ -4513,6 +4732,7 @@
       <w:r>
         <w:rPr>
           <w:rFonts w:ascii="Consolas" w:hAnsi="Consolas"/>
+          <w:noProof/>
           <w:color w:val="1E1E2E"/>
           <w:sz w:val="18"/>
         </w:rPr>
@@ -4540,6 +4760,7 @@
       <w:r>
         <w:rPr>
           <w:rFonts w:ascii="Consolas" w:hAnsi="Consolas"/>
+          <w:noProof/>
           <w:color w:val="1E1E2E"/>
           <w:sz w:val="18"/>
         </w:rPr>
@@ -4553,6 +4774,7 @@
       <w:r>
         <w:rPr>
           <w:rFonts w:ascii="Consolas" w:hAnsi="Consolas"/>
+          <w:noProof/>
           <w:color w:val="1E1E2E"/>
           <w:sz w:val="18"/>
         </w:rPr>
@@ -4569,6 +4791,9 @@
         <w:pStyle w:val="5"/>
       </w:pPr>
       <w:r>
+        <w:rPr>
+          <w:noProof/>
+        </w:rPr>
         <w:t>Verification</w:t>
       </w:r>
     </w:p>
@@ -4632,6 +4857,7 @@
             <w:r>
               <w:rPr>
                 <w:b/>
+                <w:noProof/>
                 <w:sz w:val="20"/>
               </w:rPr>
               <w:t>Operation</w:t>
@@ -4650,6 +4876,7 @@
             <w:r>
               <w:rPr>
                 <w:b/>
+                <w:noProof/>
                 <w:sz w:val="20"/>
               </w:rPr>
               <w:t>N=1K</w:t>
@@ -4668,6 +4895,7 @@
             <w:r>
               <w:rPr>
                 <w:b/>
+                <w:noProof/>
                 <w:sz w:val="20"/>
               </w:rPr>
               <w:t>N=10K</w:t>
@@ -4686,6 +4914,7 @@
             <w:r>
               <w:rPr>
                 <w:b/>
+                <w:noProof/>
                 <w:sz w:val="20"/>
               </w:rPr>
               <w:t>N=100K</w:t>
@@ -4704,6 +4933,7 @@
             <w:r>
               <w:rPr>
                 <w:b/>
+                <w:noProof/>
                 <w:sz w:val="20"/>
               </w:rPr>
               <w:t>Verdict</w:t>
@@ -4741,6 +4971,7 @@
             </w:pPr>
             <w:r>
               <w:rPr>
+                <w:noProof/>
                 <w:sz w:val="20"/>
               </w:rPr>
               <w:t>put</w:t>
@@ -4757,6 +4988,7 @@
             </w:pPr>
             <w:r>
               <w:rPr>
+                <w:noProof/>
                 <w:sz w:val="20"/>
               </w:rPr>
               <w:t>0.0002s</w:t>
@@ -4773,6 +5005,7 @@
             </w:pPr>
             <w:r>
               <w:rPr>
+                <w:noProof/>
                 <w:sz w:val="20"/>
               </w:rPr>
               <w:t>0.0002s</w:t>
@@ -4789,6 +5022,7 @@
             </w:pPr>
             <w:r>
               <w:rPr>
+                <w:noProof/>
                 <w:sz w:val="20"/>
               </w:rPr>
               <w:t>0.0002s</w:t>
@@ -4843,6 +5077,7 @@
             </w:pPr>
             <w:r>
               <w:rPr>
+                <w:noProof/>
                 <w:sz w:val="20"/>
               </w:rPr>
               <w:t>get</w:t>
@@ -4859,6 +5094,7 @@
             </w:pPr>
             <w:r>
               <w:rPr>
+                <w:noProof/>
                 <w:sz w:val="20"/>
               </w:rPr>
               <w:t>0.0001s</w:t>
@@ -4875,6 +5111,7 @@
             </w:pPr>
             <w:r>
               <w:rPr>
+                <w:noProof/>
                 <w:sz w:val="20"/>
               </w:rPr>
               <w:t>0.0001s</w:t>
@@ -4891,6 +5128,7 @@
             </w:pPr>
             <w:r>
               <w:rPr>
+                <w:noProof/>
                 <w:sz w:val="20"/>
               </w:rPr>
               <w:t>0.0001s</w:t>
@@ -4933,6 +5171,7 @@
         <w:rPr>
           <w:b w:val="0"/>
           <w:i w:val="0"/>
+          <w:noProof/>
           <w:sz w:val="22"/>
         </w:rPr>
         <w:t>Edge cases handled: Missing key -&gt; None, case insensitivity, empty map -&gt; size() = 0.</w:t>
@@ -5048,6 +5287,9 @@
         <w:pStyle w:val="5"/>
       </w:pPr>
       <w:r>
+        <w:rPr>
+          <w:noProof/>
+        </w:rPr>
         <w:t>What We Needed</w:t>
       </w:r>
     </w:p>
@@ -5067,6 +5309,9 @@
         <w:pStyle w:val="5"/>
       </w:pPr>
       <w:r>
+        <w:rPr>
+          <w:noProof/>
+        </w:rPr>
         <w:t>What We Considered</w:t>
       </w:r>
     </w:p>
@@ -5108,6 +5353,9 @@
         <w:pStyle w:val="5"/>
       </w:pPr>
       <w:r>
+        <w:rPr>
+          <w:noProof/>
+        </w:rPr>
         <w:t>Why We Chose This</w:t>
       </w:r>
     </w:p>
@@ -5171,6 +5419,9 @@
         <w:pStyle w:val="5"/>
       </w:pPr>
       <w:r>
+        <w:rPr>
+          <w:noProof/>
+        </w:rPr>
         <w:t>Code</w:t>
       </w:r>
     </w:p>
@@ -5223,6 +5474,7 @@
       <w:r>
         <w:rPr>
           <w:rFonts w:ascii="Consolas" w:hAnsi="Consolas"/>
+          <w:noProof/>
           <w:color w:val="1E1E2E"/>
           <w:sz w:val="18"/>
         </w:rPr>
@@ -5264,6 +5516,7 @@
       <w:r>
         <w:rPr>
           <w:rFonts w:ascii="Consolas" w:hAnsi="Consolas"/>
+          <w:noProof/>
           <w:color w:val="1E1E2E"/>
           <w:sz w:val="18"/>
         </w:rPr>
@@ -5305,6 +5558,7 @@
       <w:r>
         <w:rPr>
           <w:rFonts w:ascii="Consolas" w:hAnsi="Consolas"/>
+          <w:noProof/>
           <w:color w:val="1E1E2E"/>
           <w:sz w:val="18"/>
         </w:rPr>
@@ -5360,6 +5614,7 @@
       <w:r>
         <w:rPr>
           <w:rFonts w:ascii="Consolas" w:hAnsi="Consolas"/>
+          <w:noProof/>
           <w:color w:val="1E1E2E"/>
           <w:sz w:val="18"/>
         </w:rPr>
@@ -5376,6 +5631,9 @@
         <w:pStyle w:val="5"/>
       </w:pPr>
       <w:r>
+        <w:rPr>
+          <w:noProof/>
+        </w:rPr>
         <w:t>Verification</w:t>
       </w:r>
     </w:p>
@@ -5439,6 +5697,7 @@
             <w:r>
               <w:rPr>
                 <w:b/>
+                <w:noProof/>
                 <w:sz w:val="20"/>
               </w:rPr>
               <w:t>Operation</w:t>
@@ -5457,6 +5716,7 @@
             <w:r>
               <w:rPr>
                 <w:b/>
+                <w:noProof/>
                 <w:sz w:val="20"/>
               </w:rPr>
               <w:t>N=1K</w:t>
@@ -5475,6 +5735,7 @@
             <w:r>
               <w:rPr>
                 <w:b/>
+                <w:noProof/>
                 <w:sz w:val="20"/>
               </w:rPr>
               <w:t>N=10K</w:t>
@@ -5493,6 +5754,7 @@
             <w:r>
               <w:rPr>
                 <w:b/>
+                <w:noProof/>
                 <w:sz w:val="20"/>
               </w:rPr>
               <w:t>N=100K</w:t>
@@ -5511,6 +5773,7 @@
             <w:r>
               <w:rPr>
                 <w:b/>
+                <w:noProof/>
                 <w:sz w:val="20"/>
               </w:rPr>
               <w:t>Verdict</w:t>
@@ -5565,6 +5828,7 @@
             </w:pPr>
             <w:r>
               <w:rPr>
+                <w:noProof/>
                 <w:sz w:val="20"/>
               </w:rPr>
               <w:t>0.0001s</w:t>
@@ -5581,6 +5845,7 @@
             </w:pPr>
             <w:r>
               <w:rPr>
+                <w:noProof/>
                 <w:sz w:val="20"/>
               </w:rPr>
               <w:t>0.0001s</w:t>
@@ -5597,6 +5862,7 @@
             </w:pPr>
             <w:r>
               <w:rPr>
+                <w:noProof/>
                 <w:sz w:val="20"/>
               </w:rPr>
               <w:t>0.0001s</w:t>
@@ -5668,6 +5934,7 @@
             </w:pPr>
             <w:r>
               <w:rPr>
+                <w:noProof/>
                 <w:sz w:val="20"/>
               </w:rPr>
               <w:t>0.0002s</w:t>
@@ -5684,6 +5951,7 @@
             </w:pPr>
             <w:r>
               <w:rPr>
+                <w:noProof/>
                 <w:sz w:val="20"/>
               </w:rPr>
               <w:t>0.0002s</w:t>
@@ -5700,6 +5968,7 @@
             </w:pPr>
             <w:r>
               <w:rPr>
+                <w:noProof/>
                 <w:sz w:val="20"/>
               </w:rPr>
               <w:t>0.0002s</w:t>
@@ -5792,6 +6061,7 @@
       <w:r>
         <w:rPr>
           <w:b/>
+          <w:noProof/>
           <w:color w:val="2C3E50"/>
           <w:sz w:val="24"/>
         </w:rPr>
@@ -5803,6 +6073,9 @@
         <w:spacing w:before="40"/>
       </w:pPr>
       <w:r>
+        <w:rPr>
+          <w:noProof/>
+        </w:rPr>
         <w:drawing>
           <wp:inline distT="0" distB="0" distL="114300" distR="114300">
             <wp:extent cx="6122035" cy="7350125"/>
@@ -5851,6 +6124,9 @@
         <w:pStyle w:val="5"/>
       </w:pPr>
       <w:r>
+        <w:rPr>
+          <w:noProof/>
+        </w:rPr>
         <w:t>What We Needed</w:t>
       </w:r>
     </w:p>
@@ -5870,6 +6146,9 @@
         <w:pStyle w:val="5"/>
       </w:pPr>
       <w:r>
+        <w:rPr>
+          <w:noProof/>
+        </w:rPr>
         <w:t>What We Considered</w:t>
       </w:r>
     </w:p>
@@ -5889,6 +6168,9 @@
         <w:pStyle w:val="23"/>
       </w:pPr>
       <w:r>
+        <w:rPr>
+          <w:noProof/>
+        </w:rPr>
         <w:t>List with random access: Overkill. We didn't need 'show me the 3rd alert', we needed 'show me the most recent one and let me undo my last action.'</w:t>
       </w:r>
     </w:p>
@@ -5908,6 +6190,9 @@
         <w:pStyle w:val="5"/>
       </w:pPr>
       <w:r>
+        <w:rPr>
+          <w:noProof/>
+        </w:rPr>
         <w:t>Why We Chose This</w:t>
       </w:r>
     </w:p>
@@ -5949,6 +6234,9 @@
         <w:pStyle w:val="23"/>
       </w:pPr>
       <w:r>
+        <w:rPr>
+          <w:noProof/>
+        </w:rPr>
         <w:t>New push clears undo: If you push after a pop, the old undo state is invalid (you've moved to a new 'commit point'). We learned to clear() the undo buffer on every push.</w:t>
       </w:r>
     </w:p>
@@ -5957,6 +6245,9 @@
         <w:pStyle w:val="23"/>
       </w:pPr>
       <w:r>
+        <w:rPr>
+          <w:noProof/>
+        </w:rPr>
         <w:t>Max size enforcement: Without MAX_SIZE = 1000, an unlimited stack is a memory leak waiting to happen. We raise ValueError when full — a deliberate design choice to fail loud rather than silent.</w:t>
       </w:r>
     </w:p>
@@ -5965,6 +6256,9 @@
         <w:pStyle w:val="5"/>
       </w:pPr>
       <w:r>
+        <w:rPr>
+          <w:noProof/>
+        </w:rPr>
         <w:t>Code</w:t>
       </w:r>
     </w:p>
@@ -6003,6 +6297,7 @@
       <w:r>
         <w:rPr>
           <w:rFonts w:ascii="Consolas" w:hAnsi="Consolas"/>
+          <w:noProof/>
           <w:color w:val="1E1E2E"/>
           <w:sz w:val="18"/>
         </w:rPr>
@@ -6016,6 +6311,7 @@
       <w:r>
         <w:rPr>
           <w:rFonts w:ascii="Consolas" w:hAnsi="Consolas"/>
+          <w:noProof/>
           <w:color w:val="1E1E2E"/>
           <w:sz w:val="18"/>
         </w:rPr>
@@ -6029,6 +6325,7 @@
       <w:r>
         <w:rPr>
           <w:rFonts w:ascii="Consolas" w:hAnsi="Consolas"/>
+          <w:noProof/>
           <w:color w:val="1E1E2E"/>
           <w:sz w:val="18"/>
         </w:rPr>
@@ -6056,6 +6353,7 @@
       <w:r>
         <w:rPr>
           <w:rFonts w:ascii="Consolas" w:hAnsi="Consolas"/>
+          <w:noProof/>
           <w:color w:val="1E1E2E"/>
           <w:sz w:val="18"/>
         </w:rPr>
@@ -6069,6 +6367,7 @@
       <w:r>
         <w:rPr>
           <w:rFonts w:ascii="Consolas" w:hAnsi="Consolas"/>
+          <w:noProof/>
           <w:color w:val="1E1E2E"/>
           <w:sz w:val="18"/>
         </w:rPr>
@@ -6096,6 +6395,7 @@
       <w:r>
         <w:rPr>
           <w:rFonts w:ascii="Consolas" w:hAnsi="Consolas"/>
+          <w:noProof/>
           <w:color w:val="1E1E2E"/>
           <w:sz w:val="18"/>
         </w:rPr>
@@ -6109,6 +6409,7 @@
       <w:r>
         <w:rPr>
           <w:rFonts w:ascii="Consolas" w:hAnsi="Consolas"/>
+          <w:noProof/>
           <w:color w:val="1E1E2E"/>
           <w:sz w:val="18"/>
         </w:rPr>
@@ -6150,6 +6451,7 @@
       <w:r>
         <w:rPr>
           <w:rFonts w:ascii="Consolas" w:hAnsi="Consolas"/>
+          <w:noProof/>
           <w:color w:val="1E1E2E"/>
           <w:sz w:val="18"/>
         </w:rPr>
@@ -6163,6 +6465,7 @@
       <w:r>
         <w:rPr>
           <w:rFonts w:ascii="Consolas" w:hAnsi="Consolas"/>
+          <w:noProof/>
           <w:color w:val="1E1E2E"/>
           <w:sz w:val="18"/>
         </w:rPr>
@@ -6176,6 +6479,7 @@
       <w:r>
         <w:rPr>
           <w:rFonts w:ascii="Consolas" w:hAnsi="Consolas"/>
+          <w:noProof/>
           <w:color w:val="1E1E2E"/>
           <w:sz w:val="18"/>
         </w:rPr>
@@ -6203,6 +6507,7 @@
       <w:r>
         <w:rPr>
           <w:rFonts w:ascii="Consolas" w:hAnsi="Consolas"/>
+          <w:noProof/>
           <w:color w:val="1E1E2E"/>
           <w:sz w:val="18"/>
         </w:rPr>
@@ -6216,6 +6521,7 @@
       <w:r>
         <w:rPr>
           <w:rFonts w:ascii="Consolas" w:hAnsi="Consolas"/>
+          <w:noProof/>
           <w:color w:val="1E1E2E"/>
           <w:sz w:val="18"/>
         </w:rPr>
@@ -6229,6 +6535,7 @@
       <w:r>
         <w:rPr>
           <w:rFonts w:ascii="Consolas" w:hAnsi="Consolas"/>
+          <w:noProof/>
           <w:color w:val="1E1E2E"/>
           <w:sz w:val="18"/>
         </w:rPr>
@@ -6245,6 +6552,9 @@
         <w:pStyle w:val="5"/>
       </w:pPr>
       <w:r>
+        <w:rPr>
+          <w:noProof/>
+        </w:rPr>
         <w:t>Verification</w:t>
       </w:r>
     </w:p>
@@ -6308,6 +6618,7 @@
             <w:r>
               <w:rPr>
                 <w:b/>
+                <w:noProof/>
                 <w:sz w:val="20"/>
               </w:rPr>
               <w:t>Operation</w:t>
@@ -6326,6 +6637,7 @@
             <w:r>
               <w:rPr>
                 <w:b/>
+                <w:noProof/>
                 <w:sz w:val="20"/>
               </w:rPr>
               <w:t>N=1K</w:t>
@@ -6344,6 +6656,7 @@
             <w:r>
               <w:rPr>
                 <w:b/>
+                <w:noProof/>
                 <w:sz w:val="20"/>
               </w:rPr>
               <w:t>N=10K</w:t>
@@ -6362,6 +6675,7 @@
             <w:r>
               <w:rPr>
                 <w:b/>
+                <w:noProof/>
                 <w:sz w:val="20"/>
               </w:rPr>
               <w:t>N=100K</w:t>
@@ -6380,6 +6694,7 @@
             <w:r>
               <w:rPr>
                 <w:b/>
+                <w:noProof/>
                 <w:sz w:val="20"/>
               </w:rPr>
               <w:t>Verdict</w:t>
@@ -6417,6 +6732,7 @@
             </w:pPr>
             <w:r>
               <w:rPr>
+                <w:noProof/>
                 <w:sz w:val="20"/>
               </w:rPr>
               <w:t>push</w:t>
@@ -6433,6 +6749,7 @@
             </w:pPr>
             <w:r>
               <w:rPr>
+                <w:noProof/>
                 <w:sz w:val="20"/>
               </w:rPr>
               <w:t>0.0002s</w:t>
@@ -6449,6 +6766,7 @@
             </w:pPr>
             <w:r>
               <w:rPr>
+                <w:noProof/>
                 <w:sz w:val="20"/>
               </w:rPr>
               <w:t>0.0002s</w:t>
@@ -6465,6 +6783,7 @@
             </w:pPr>
             <w:r>
               <w:rPr>
+                <w:noProof/>
                 <w:sz w:val="20"/>
               </w:rPr>
               <w:t>0.0002s</w:t>
@@ -6519,6 +6838,7 @@
             </w:pPr>
             <w:r>
               <w:rPr>
+                <w:noProof/>
                 <w:sz w:val="20"/>
               </w:rPr>
               <w:t>pop</w:t>
@@ -6535,6 +6855,7 @@
             </w:pPr>
             <w:r>
               <w:rPr>
+                <w:noProof/>
                 <w:sz w:val="20"/>
               </w:rPr>
               <w:t>0.0002s</w:t>
@@ -6551,6 +6872,7 @@
             </w:pPr>
             <w:r>
               <w:rPr>
+                <w:noProof/>
                 <w:sz w:val="20"/>
               </w:rPr>
               <w:t>0.0002s</w:t>
@@ -6567,6 +6889,7 @@
             </w:pPr>
             <w:r>
               <w:rPr>
+                <w:noProof/>
                 <w:sz w:val="20"/>
               </w:rPr>
               <w:t>0.0002s</w:t>
@@ -6598,6 +6921,7 @@
         <w:rPr>
           <w:b w:val="0"/>
           <w:i w:val="0"/>
+          <w:noProof/>
           <w:sz w:val="22"/>
         </w:rPr>
         <w:t>Edge cases handled: Empty stack -&gt; pop() raises IndexError, undo with nothing to undo -&gt; returns False, full stack (1,000) -&gt; push() raises ValueError.</w:t>
@@ -6647,12 +6971,16 @@
       <w:r>
         <w:rPr>
           <w:b/>
+          <w:noProof/>
           <w:color w:val="2C3E50"/>
           <w:sz w:val="24"/>
         </w:rPr>
         <w:t>[ SCREENSHOT 6 ]</w:t>
       </w:r>
       <w:r>
+        <w:rPr>
+          <w:noProof/>
+        </w:rPr>
         <w:drawing>
           <wp:inline distT="0" distB="0" distL="114300" distR="114300">
             <wp:extent cx="5838825" cy="7600950"/>
@@ -6701,6 +7029,9 @@
         <w:pStyle w:val="5"/>
       </w:pPr>
       <w:r>
+        <w:rPr>
+          <w:noProof/>
+        </w:rPr>
         <w:t>What We Needed</w:t>
       </w:r>
     </w:p>
@@ -6720,6 +7051,9 @@
         <w:pStyle w:val="5"/>
       </w:pPr>
       <w:r>
+        <w:rPr>
+          <w:noProof/>
+        </w:rPr>
         <w:t>What We Considered</w:t>
       </w:r>
     </w:p>
@@ -6761,6 +7095,9 @@
         <w:pStyle w:val="5"/>
       </w:pPr>
       <w:r>
+        <w:rPr>
+          <w:noProof/>
+        </w:rPr>
         <w:t>Why We Chose This</w:t>
       </w:r>
     </w:p>
@@ -6769,6 +7106,7 @@
         <w:rPr>
           <w:b w:val="0"/>
           <w:i w:val="0"/>
+          <w:noProof/>
           <w:sz w:val="22"/>
         </w:rPr>
         <w:t>A size-bounded min-heap is the classic solution for 'top-K streaming.' Python's heapq module provides the heap primitives. The key insight: a min-heap is used for top-K because the root is the smallest of the top candidates — the 'weakest' contender. New items challenge the weakest; if they're stronger (higher value), they replace it.</w:t>
@@ -6823,6 +7161,9 @@
         <w:pStyle w:val="5"/>
       </w:pPr>
       <w:r>
+        <w:rPr>
+          <w:noProof/>
+        </w:rPr>
         <w:t>Code</w:t>
       </w:r>
     </w:p>
@@ -6861,6 +7202,7 @@
       <w:r>
         <w:rPr>
           <w:rFonts w:ascii="Consolas" w:hAnsi="Consolas"/>
+          <w:noProof/>
           <w:color w:val="1E1E2E"/>
           <w:sz w:val="18"/>
         </w:rPr>
@@ -6874,6 +7216,7 @@
       <w:r>
         <w:rPr>
           <w:rFonts w:ascii="Consolas" w:hAnsi="Consolas"/>
+          <w:noProof/>
           <w:color w:val="1E1E2E"/>
           <w:sz w:val="18"/>
         </w:rPr>
@@ -6887,6 +7230,7 @@
       <w:r>
         <w:rPr>
           <w:rFonts w:ascii="Consolas" w:hAnsi="Consolas"/>
+          <w:noProof/>
           <w:color w:val="1E1E2E"/>
           <w:sz w:val="18"/>
         </w:rPr>
@@ -6900,6 +7244,7 @@
       <w:r>
         <w:rPr>
           <w:rFonts w:ascii="Consolas" w:hAnsi="Consolas"/>
+          <w:noProof/>
           <w:color w:val="1E1E2E"/>
           <w:sz w:val="18"/>
         </w:rPr>
@@ -6927,6 +7272,7 @@
       <w:r>
         <w:rPr>
           <w:rFonts w:ascii="Consolas" w:hAnsi="Consolas"/>
+          <w:noProof/>
           <w:color w:val="1E1E2E"/>
           <w:sz w:val="18"/>
         </w:rPr>
@@ -6954,6 +7300,7 @@
       <w:r>
         <w:rPr>
           <w:rFonts w:ascii="Consolas" w:hAnsi="Consolas"/>
+          <w:noProof/>
           <w:color w:val="1E1E2E"/>
           <w:sz w:val="18"/>
         </w:rPr>
@@ -6981,6 +7328,7 @@
       <w:r>
         <w:rPr>
           <w:rFonts w:ascii="Consolas" w:hAnsi="Consolas"/>
+          <w:noProof/>
           <w:color w:val="1E1E2E"/>
           <w:sz w:val="18"/>
         </w:rPr>
@@ -7025,6 +7373,9 @@
         <w:pStyle w:val="5"/>
       </w:pPr>
       <w:r>
+        <w:rPr>
+          <w:noProof/>
+        </w:rPr>
         <w:t>Verification</w:t>
       </w:r>
     </w:p>
@@ -7088,6 +7439,7 @@
             <w:r>
               <w:rPr>
                 <w:b/>
+                <w:noProof/>
                 <w:sz w:val="20"/>
               </w:rPr>
               <w:t>Operation</w:t>
@@ -7106,6 +7458,7 @@
             <w:r>
               <w:rPr>
                 <w:b/>
+                <w:noProof/>
                 <w:sz w:val="20"/>
               </w:rPr>
               <w:t>N=1K</w:t>
@@ -7124,6 +7477,7 @@
             <w:r>
               <w:rPr>
                 <w:b/>
+                <w:noProof/>
                 <w:sz w:val="20"/>
               </w:rPr>
               <w:t>N=10K</w:t>
@@ -7142,6 +7496,7 @@
             <w:r>
               <w:rPr>
                 <w:b/>
+                <w:noProof/>
                 <w:sz w:val="20"/>
               </w:rPr>
               <w:t>N=100K</w:t>
@@ -7160,6 +7515,7 @@
             <w:r>
               <w:rPr>
                 <w:b/>
+                <w:noProof/>
                 <w:sz w:val="20"/>
               </w:rPr>
               <w:t>Verdict</w:t>
@@ -7197,6 +7553,7 @@
             </w:pPr>
             <w:r>
               <w:rPr>
+                <w:noProof/>
                 <w:sz w:val="20"/>
               </w:rPr>
               <w:t>push (K=10)</w:t>
@@ -7213,6 +7570,7 @@
             </w:pPr>
             <w:r>
               <w:rPr>
+                <w:noProof/>
                 <w:sz w:val="20"/>
               </w:rPr>
               <w:t>0.003s</w:t>
@@ -7229,6 +7587,7 @@
             </w:pPr>
             <w:r>
               <w:rPr>
+                <w:noProof/>
                 <w:sz w:val="20"/>
               </w:rPr>
               <w:t>0.03s</w:t>
@@ -7245,6 +7604,7 @@
             </w:pPr>
             <w:r>
               <w:rPr>
+                <w:noProof/>
                 <w:sz w:val="20"/>
               </w:rPr>
               <w:t>0.3s</w:t>
@@ -7261,6 +7621,7 @@
             </w:pPr>
             <w:r>
               <w:rPr>
+                <w:noProof/>
                 <w:sz w:val="20"/>
               </w:rPr>
               <w:t>O(log K) ✓</w:t>
@@ -7286,6 +7647,7 @@
         <w:rPr>
           <w:b w:val="0"/>
           <w:i w:val="0"/>
+          <w:noProof/>
           <w:sz w:val="22"/>
         </w:rPr>
         <w:t>Edge cases handled: Empty heap -&gt; peek_min() returns None, duplicate symbols -&gt; replaces old entry, small values -&gt; correctly discarded.</w:t>
@@ -7298,6 +7660,7 @@
       <w:r>
         <w:rPr>
           <w:i/>
+          <w:noProof/>
           <w:color w:val="2C3E50"/>
           <w:sz w:val="22"/>
         </w:rPr>
@@ -7334,12 +7697,16 @@
       <w:r>
         <w:rPr>
           <w:b/>
+          <w:noProof/>
           <w:color w:val="2C3E50"/>
           <w:sz w:val="24"/>
         </w:rPr>
         <w:t>[ SCREENSHOT 7 ]</w:t>
       </w:r>
       <w:r>
+        <w:rPr>
+          <w:noProof/>
+        </w:rPr>
         <w:drawing>
           <wp:inline distT="0" distB="0" distL="114300" distR="114300">
             <wp:extent cx="5438775" cy="7877175"/>
@@ -7388,6 +7755,9 @@
         <w:pStyle w:val="5"/>
       </w:pPr>
       <w:r>
+        <w:rPr>
+          <w:noProof/>
+        </w:rPr>
         <w:t>What We Needed</w:t>
       </w:r>
     </w:p>
@@ -7407,6 +7777,9 @@
         <w:pStyle w:val="5"/>
       </w:pPr>
       <w:r>
+        <w:rPr>
+          <w:noProof/>
+        </w:rPr>
         <w:t>What We Considered</w:t>
       </w:r>
     </w:p>
@@ -7415,6 +7788,9 @@
         <w:pStyle w:val="23"/>
       </w:pPr>
       <w:r>
+        <w:rPr>
+          <w:noProof/>
+        </w:rPr>
         <w:t>No graph at all (static lookup table): We could hardcode 'TECH -&gt; [MEDIA, FINANCE]'. But this doesn't scale — adding a new sector means updating the table. No traversal possible.</w:t>
       </w:r>
     </w:p>
@@ -7445,6 +7821,9 @@
         <w:pStyle w:val="5"/>
       </w:pPr>
       <w:r>
+        <w:rPr>
+          <w:noProof/>
+        </w:rPr>
         <w:t>Why We Chose This</w:t>
       </w:r>
     </w:p>
@@ -7508,6 +7887,9 @@
         <w:pStyle w:val="5"/>
       </w:pPr>
       <w:r>
+        <w:rPr>
+          <w:noProof/>
+        </w:rPr>
         <w:t>Code</w:t>
       </w:r>
     </w:p>
@@ -7546,6 +7928,7 @@
       <w:r>
         <w:rPr>
           <w:rFonts w:ascii="Consolas" w:hAnsi="Consolas"/>
+          <w:noProof/>
           <w:color w:val="1E1E2E"/>
           <w:sz w:val="18"/>
         </w:rPr>
@@ -7559,6 +7942,7 @@
       <w:r>
         <w:rPr>
           <w:rFonts w:ascii="Consolas" w:hAnsi="Consolas"/>
+          <w:noProof/>
           <w:color w:val="1E1E2E"/>
           <w:sz w:val="18"/>
         </w:rPr>
@@ -7586,6 +7970,7 @@
       <w:r>
         <w:rPr>
           <w:rFonts w:ascii="Consolas" w:hAnsi="Consolas"/>
+          <w:noProof/>
           <w:color w:val="1E1E2E"/>
           <w:sz w:val="18"/>
         </w:rPr>
@@ -7599,6 +7984,7 @@
       <w:r>
         <w:rPr>
           <w:rFonts w:ascii="Consolas" w:hAnsi="Consolas"/>
+          <w:noProof/>
           <w:color w:val="1E1E2E"/>
           <w:sz w:val="18"/>
         </w:rPr>
@@ -7626,6 +8012,7 @@
       <w:r>
         <w:rPr>
           <w:rFonts w:ascii="Consolas" w:hAnsi="Consolas"/>
+          <w:noProof/>
           <w:color w:val="1E1E2E"/>
           <w:sz w:val="18"/>
         </w:rPr>
@@ -7653,6 +8040,7 @@
       <w:r>
         <w:rPr>
           <w:rFonts w:ascii="Consolas" w:hAnsi="Consolas"/>
+          <w:noProof/>
           <w:color w:val="1E1E2E"/>
           <w:sz w:val="18"/>
         </w:rPr>
@@ -7666,6 +8054,7 @@
       <w:r>
         <w:rPr>
           <w:rFonts w:ascii="Consolas" w:hAnsi="Consolas"/>
+          <w:noProof/>
           <w:color w:val="1E1E2E"/>
           <w:sz w:val="18"/>
         </w:rPr>
@@ -7693,6 +8082,7 @@
       <w:r>
         <w:rPr>
           <w:rFonts w:ascii="Consolas" w:hAnsi="Consolas"/>
+          <w:noProof/>
           <w:color w:val="1E1E2E"/>
           <w:sz w:val="18"/>
         </w:rPr>
@@ -7706,6 +8096,7 @@
       <w:r>
         <w:rPr>
           <w:rFonts w:ascii="Consolas" w:hAnsi="Consolas"/>
+          <w:noProof/>
           <w:color w:val="1E1E2E"/>
           <w:sz w:val="18"/>
         </w:rPr>
@@ -7719,6 +8110,7 @@
       <w:r>
         <w:rPr>
           <w:rFonts w:ascii="Consolas" w:hAnsi="Consolas"/>
+          <w:noProof/>
           <w:color w:val="1E1E2E"/>
           <w:sz w:val="18"/>
         </w:rPr>
@@ -7732,6 +8124,7 @@
       <w:r>
         <w:rPr>
           <w:rFonts w:ascii="Consolas" w:hAnsi="Consolas"/>
+          <w:noProof/>
           <w:color w:val="1E1E2E"/>
           <w:sz w:val="18"/>
         </w:rPr>
@@ -7745,6 +8138,7 @@
       <w:r>
         <w:rPr>
           <w:rFonts w:ascii="Consolas" w:hAnsi="Consolas"/>
+          <w:noProof/>
           <w:color w:val="1E1E2E"/>
           <w:sz w:val="18"/>
         </w:rPr>
@@ -7758,6 +8152,7 @@
       <w:r>
         <w:rPr>
           <w:rFonts w:ascii="Consolas" w:hAnsi="Consolas"/>
+          <w:noProof/>
           <w:color w:val="1E1E2E"/>
           <w:sz w:val="18"/>
         </w:rPr>
@@ -7771,6 +8166,7 @@
       <w:r>
         <w:rPr>
           <w:rFonts w:ascii="Consolas" w:hAnsi="Consolas"/>
+          <w:noProof/>
           <w:color w:val="1E1E2E"/>
           <w:sz w:val="18"/>
         </w:rPr>
@@ -7798,6 +8194,7 @@
       <w:r>
         <w:rPr>
           <w:rFonts w:ascii="Consolas" w:hAnsi="Consolas"/>
+          <w:noProof/>
           <w:color w:val="1E1E2E"/>
           <w:sz w:val="18"/>
         </w:rPr>
@@ -7811,6 +8208,7 @@
       <w:r>
         <w:rPr>
           <w:rFonts w:ascii="Consolas" w:hAnsi="Consolas"/>
+          <w:noProof/>
           <w:color w:val="1E1E2E"/>
           <w:sz w:val="18"/>
         </w:rPr>
@@ -7838,6 +8236,7 @@
       <w:r>
         <w:rPr>
           <w:rFonts w:ascii="Consolas" w:hAnsi="Consolas"/>
+          <w:noProof/>
           <w:color w:val="1E1E2E"/>
           <w:sz w:val="18"/>
         </w:rPr>
@@ -7851,6 +8250,7 @@
       <w:r>
         <w:rPr>
           <w:rFonts w:ascii="Consolas" w:hAnsi="Consolas"/>
+          <w:noProof/>
           <w:color w:val="1E1E2E"/>
           <w:sz w:val="18"/>
         </w:rPr>
@@ -7864,6 +8264,7 @@
       <w:r>
         <w:rPr>
           <w:rFonts w:ascii="Consolas" w:hAnsi="Consolas"/>
+          <w:noProof/>
           <w:color w:val="1E1E2E"/>
           <w:sz w:val="18"/>
         </w:rPr>
@@ -7877,6 +8278,7 @@
       <w:r>
         <w:rPr>
           <w:rFonts w:ascii="Consolas" w:hAnsi="Consolas"/>
+          <w:noProof/>
           <w:color w:val="1E1E2E"/>
           <w:sz w:val="18"/>
         </w:rPr>
@@ -7918,6 +8320,7 @@
       <w:r>
         <w:rPr>
           <w:rFonts w:ascii="Consolas" w:hAnsi="Consolas"/>
+          <w:noProof/>
           <w:color w:val="1E1E2E"/>
           <w:sz w:val="18"/>
         </w:rPr>
@@ -7934,6 +8337,9 @@
         <w:pStyle w:val="5"/>
       </w:pPr>
       <w:r>
+        <w:rPr>
+          <w:noProof/>
+        </w:rPr>
         <w:t>Verification</w:t>
       </w:r>
     </w:p>
@@ -7997,6 +8403,7 @@
             <w:r>
               <w:rPr>
                 <w:b/>
+                <w:noProof/>
                 <w:sz w:val="20"/>
               </w:rPr>
               <w:t>Operation</w:t>
@@ -8015,6 +8422,7 @@
             <w:r>
               <w:rPr>
                 <w:b/>
+                <w:noProof/>
                 <w:sz w:val="20"/>
               </w:rPr>
               <w:t>N=1K</w:t>
@@ -8033,6 +8441,7 @@
             <w:r>
               <w:rPr>
                 <w:b/>
+                <w:noProof/>
                 <w:sz w:val="20"/>
               </w:rPr>
               <w:t>N=10K</w:t>
@@ -8051,6 +8460,7 @@
             <w:r>
               <w:rPr>
                 <w:b/>
+                <w:noProof/>
                 <w:sz w:val="20"/>
               </w:rPr>
               <w:t>N=100K</w:t>
@@ -8069,6 +8479,7 @@
             <w:r>
               <w:rPr>
                 <w:b/>
+                <w:noProof/>
                 <w:sz w:val="20"/>
               </w:rPr>
               <w:t>Verdict</w:t>
@@ -8123,6 +8534,7 @@
             </w:pPr>
             <w:r>
               <w:rPr>
+                <w:noProof/>
                 <w:sz w:val="20"/>
               </w:rPr>
               <w:t>0.0003s</w:t>
@@ -8139,6 +8551,7 @@
             </w:pPr>
             <w:r>
               <w:rPr>
+                <w:noProof/>
                 <w:sz w:val="20"/>
               </w:rPr>
               <w:t>0.003s</w:t>
@@ -8155,6 +8568,7 @@
             </w:pPr>
             <w:r>
               <w:rPr>
+                <w:noProof/>
                 <w:sz w:val="20"/>
               </w:rPr>
               <w:t>0.03s</w:t>
@@ -8171,6 +8585,7 @@
             </w:pPr>
             <w:r>
               <w:rPr>
+                <w:noProof/>
                 <w:sz w:val="20"/>
               </w:rPr>
               <w:t>O(V+E) ✓</w:t>
@@ -8225,6 +8640,7 @@
             </w:pPr>
             <w:r>
               <w:rPr>
+                <w:noProof/>
                 <w:sz w:val="20"/>
               </w:rPr>
               <w:t>0.0003s</w:t>
@@ -8241,6 +8657,7 @@
             </w:pPr>
             <w:r>
               <w:rPr>
+                <w:noProof/>
                 <w:sz w:val="20"/>
               </w:rPr>
               <w:t>0.003s</w:t>
@@ -8257,6 +8674,7 @@
             </w:pPr>
             <w:r>
               <w:rPr>
+                <w:noProof/>
                 <w:sz w:val="20"/>
               </w:rPr>
               <w:t>0.03s</w:t>
@@ -8273,6 +8691,7 @@
             </w:pPr>
             <w:r>
               <w:rPr>
+                <w:noProof/>
                 <w:sz w:val="20"/>
               </w:rPr>
               <w:t>O(V+E) ✓</w:t>
@@ -8348,12 +8767,16 @@
       <w:r>
         <w:rPr>
           <w:b/>
+          <w:noProof/>
           <w:color w:val="2C3E50"/>
           <w:sz w:val="24"/>
         </w:rPr>
         <w:t xml:space="preserve">[ SCREENSHOT 8 </w:t>
       </w:r>
       <w:r>
+        <w:rPr>
+          <w:noProof/>
+        </w:rPr>
         <w:drawing>
           <wp:inline distT="0" distB="0" distL="114300" distR="114300">
             <wp:extent cx="6119495" cy="1962150"/>
@@ -8402,6 +8825,9 @@
         <w:pStyle w:val="5"/>
       </w:pPr>
       <w:r>
+        <w:rPr>
+          <w:noProof/>
+        </w:rPr>
         <w:t>What We Needed</w:t>
       </w:r>
     </w:p>
@@ -8421,6 +8847,9 @@
         <w:pStyle w:val="5"/>
       </w:pPr>
       <w:r>
+        <w:rPr>
+          <w:noProof/>
+        </w:rPr>
         <w:t>What We Considered</w:t>
       </w:r>
     </w:p>
@@ -8462,6 +8891,9 @@
         <w:pStyle w:val="5"/>
       </w:pPr>
       <w:r>
+        <w:rPr>
+          <w:noProof/>
+        </w:rPr>
         <w:t>Why We Chose This</w:t>
       </w:r>
     </w:p>
@@ -8514,6 +8946,9 @@
         <w:pStyle w:val="23"/>
       </w:pPr>
       <w:r>
+        <w:rPr>
+          <w:noProof/>
+        </w:rPr>
         <w:t>__slots__ matters for memory: We added __slots__ to _Node to reduce memory overhead. Each node without __slots__ has a __dict__ (~200 bytes). With __slots__, it's just the 4 pointer attributes (~64 bytes).</w:t>
       </w:r>
     </w:p>
@@ -8522,6 +8957,9 @@
         <w:pStyle w:val="23"/>
       </w:pPr>
       <w:r>
+        <w:rPr>
+          <w:noProof/>
+        </w:rPr>
         <w:t>Tracking hit rate gave us confidence: The cache exposes hits, misses, and hit_rate_pct. Seeing a 66.7% hit rate after just 3 requests was satisfying — it confirmed the Pareto pattern.</w:t>
       </w:r>
     </w:p>
@@ -8530,6 +8968,9 @@
         <w:pStyle w:val="5"/>
       </w:pPr>
       <w:r>
+        <w:rPr>
+          <w:noProof/>
+        </w:rPr>
         <w:t>Code</w:t>
       </w:r>
     </w:p>
@@ -8540,6 +8981,7 @@
       <w:r>
         <w:rPr>
           <w:rFonts w:ascii="Consolas" w:hAnsi="Consolas"/>
+          <w:noProof/>
           <w:color w:val="1E1E2E"/>
           <w:sz w:val="18"/>
         </w:rPr>
@@ -8553,6 +8995,7 @@
       <w:r>
         <w:rPr>
           <w:rFonts w:ascii="Consolas" w:hAnsi="Consolas"/>
+          <w:noProof/>
           <w:color w:val="1E1E2E"/>
           <w:sz w:val="18"/>
         </w:rPr>
@@ -8599,6 +9042,7 @@
       <w:r>
         <w:rPr>
           <w:rFonts w:ascii="Consolas" w:hAnsi="Consolas"/>
+          <w:noProof/>
           <w:color w:val="1E1E2E"/>
           <w:sz w:val="18"/>
         </w:rPr>
@@ -8612,6 +9056,7 @@
       <w:r>
         <w:rPr>
           <w:rFonts w:ascii="Consolas" w:hAnsi="Consolas"/>
+          <w:noProof/>
           <w:color w:val="1E1E2E"/>
           <w:sz w:val="18"/>
         </w:rPr>
@@ -8625,6 +9070,7 @@
       <w:r>
         <w:rPr>
           <w:rFonts w:ascii="Consolas" w:hAnsi="Consolas"/>
+          <w:noProof/>
           <w:color w:val="1E1E2E"/>
           <w:sz w:val="18"/>
         </w:rPr>
@@ -8638,6 +9084,7 @@
       <w:r>
         <w:rPr>
           <w:rFonts w:ascii="Consolas" w:hAnsi="Consolas"/>
+          <w:noProof/>
           <w:color w:val="1E1E2E"/>
           <w:sz w:val="18"/>
         </w:rPr>
@@ -8651,6 +9098,7 @@
       <w:r>
         <w:rPr>
           <w:rFonts w:ascii="Consolas" w:hAnsi="Consolas"/>
+          <w:noProof/>
           <w:color w:val="1E1E2E"/>
           <w:sz w:val="18"/>
         </w:rPr>
@@ -8664,6 +9112,7 @@
       <w:r>
         <w:rPr>
           <w:rFonts w:ascii="Consolas" w:hAnsi="Consolas"/>
+          <w:noProof/>
           <w:color w:val="1E1E2E"/>
           <w:sz w:val="18"/>
         </w:rPr>
@@ -8677,6 +9126,7 @@
       <w:r>
         <w:rPr>
           <w:rFonts w:ascii="Consolas" w:hAnsi="Consolas"/>
+          <w:noProof/>
           <w:color w:val="1E1E2E"/>
           <w:sz w:val="18"/>
         </w:rPr>
@@ -8690,6 +9140,7 @@
       <w:r>
         <w:rPr>
           <w:rFonts w:ascii="Consolas" w:hAnsi="Consolas"/>
+          <w:noProof/>
           <w:color w:val="1E1E2E"/>
           <w:sz w:val="18"/>
         </w:rPr>
@@ -8717,6 +9168,7 @@
       <w:r>
         <w:rPr>
           <w:rFonts w:ascii="Consolas" w:hAnsi="Consolas"/>
+          <w:noProof/>
           <w:color w:val="1E1E2E"/>
           <w:sz w:val="18"/>
         </w:rPr>
@@ -8730,6 +9182,7 @@
       <w:r>
         <w:rPr>
           <w:rFonts w:ascii="Consolas" w:hAnsi="Consolas"/>
+          <w:noProof/>
           <w:color w:val="1E1E2E"/>
           <w:sz w:val="18"/>
         </w:rPr>
@@ -8743,6 +9196,7 @@
       <w:r>
         <w:rPr>
           <w:rFonts w:ascii="Consolas" w:hAnsi="Consolas"/>
+          <w:noProof/>
           <w:color w:val="1E1E2E"/>
           <w:sz w:val="18"/>
         </w:rPr>
@@ -8756,6 +9210,7 @@
       <w:r>
         <w:rPr>
           <w:rFonts w:ascii="Consolas" w:hAnsi="Consolas"/>
+          <w:noProof/>
           <w:color w:val="1E1E2E"/>
           <w:sz w:val="18"/>
         </w:rPr>
@@ -8769,6 +9224,7 @@
       <w:r>
         <w:rPr>
           <w:rFonts w:ascii="Consolas" w:hAnsi="Consolas"/>
+          <w:noProof/>
           <w:color w:val="1E1E2E"/>
           <w:sz w:val="18"/>
         </w:rPr>
@@ -8796,6 +9252,7 @@
       <w:r>
         <w:rPr>
           <w:rFonts w:ascii="Consolas" w:hAnsi="Consolas"/>
+          <w:noProof/>
           <w:color w:val="1E1E2E"/>
           <w:sz w:val="18"/>
         </w:rPr>
@@ -8809,6 +9266,7 @@
       <w:r>
         <w:rPr>
           <w:rFonts w:ascii="Consolas" w:hAnsi="Consolas"/>
+          <w:noProof/>
           <w:color w:val="1E1E2E"/>
           <w:sz w:val="18"/>
         </w:rPr>
@@ -8836,6 +9294,7 @@
       <w:r>
         <w:rPr>
           <w:rFonts w:ascii="Consolas" w:hAnsi="Consolas"/>
+          <w:noProof/>
           <w:color w:val="1E1E2E"/>
           <w:sz w:val="18"/>
         </w:rPr>
@@ -8849,6 +9308,7 @@
       <w:r>
         <w:rPr>
           <w:rFonts w:ascii="Consolas" w:hAnsi="Consolas"/>
+          <w:noProof/>
           <w:color w:val="1E1E2E"/>
           <w:sz w:val="18"/>
         </w:rPr>
@@ -8862,6 +9322,7 @@
       <w:r>
         <w:rPr>
           <w:rFonts w:ascii="Consolas" w:hAnsi="Consolas"/>
+          <w:noProof/>
           <w:color w:val="1E1E2E"/>
           <w:sz w:val="18"/>
         </w:rPr>
@@ -8875,6 +9336,7 @@
       <w:r>
         <w:rPr>
           <w:rFonts w:ascii="Consolas" w:hAnsi="Consolas"/>
+          <w:noProof/>
           <w:color w:val="1E1E2E"/>
           <w:sz w:val="18"/>
         </w:rPr>
@@ -8888,6 +9350,7 @@
       <w:r>
         <w:rPr>
           <w:rFonts w:ascii="Consolas" w:hAnsi="Consolas"/>
+          <w:noProof/>
           <w:color w:val="1E1E2E"/>
           <w:sz w:val="18"/>
         </w:rPr>
@@ -8901,6 +9364,7 @@
       <w:r>
         <w:rPr>
           <w:rFonts w:ascii="Consolas" w:hAnsi="Consolas"/>
+          <w:noProof/>
           <w:color w:val="1E1E2E"/>
           <w:sz w:val="18"/>
         </w:rPr>
@@ -8914,6 +9378,7 @@
       <w:r>
         <w:rPr>
           <w:rFonts w:ascii="Consolas" w:hAnsi="Consolas"/>
+          <w:noProof/>
           <w:color w:val="1E1E2E"/>
           <w:sz w:val="18"/>
         </w:rPr>
@@ -8927,6 +9392,7 @@
       <w:r>
         <w:rPr>
           <w:rFonts w:ascii="Consolas" w:hAnsi="Consolas"/>
+          <w:noProof/>
           <w:color w:val="1E1E2E"/>
           <w:sz w:val="18"/>
         </w:rPr>
@@ -8940,6 +9406,7 @@
       <w:r>
         <w:rPr>
           <w:rFonts w:ascii="Consolas" w:hAnsi="Consolas"/>
+          <w:noProof/>
           <w:color w:val="1E1E2E"/>
           <w:sz w:val="18"/>
         </w:rPr>
@@ -8953,6 +9420,7 @@
       <w:r>
         <w:rPr>
           <w:rFonts w:ascii="Consolas" w:hAnsi="Consolas"/>
+          <w:noProof/>
           <w:color w:val="1E1E2E"/>
           <w:sz w:val="18"/>
         </w:rPr>
@@ -8966,6 +9434,7 @@
       <w:r>
         <w:rPr>
           <w:rFonts w:ascii="Consolas" w:hAnsi="Consolas"/>
+          <w:noProof/>
           <w:color w:val="1E1E2E"/>
           <w:sz w:val="18"/>
         </w:rPr>
@@ -8982,6 +9451,9 @@
         <w:pStyle w:val="5"/>
       </w:pPr>
       <w:r>
+        <w:rPr>
+          <w:noProof/>
+        </w:rPr>
         <w:t>Verification</w:t>
       </w:r>
     </w:p>
@@ -9045,6 +9517,7 @@
             <w:r>
               <w:rPr>
                 <w:b/>
+                <w:noProof/>
                 <w:sz w:val="20"/>
               </w:rPr>
               <w:t>Operation</w:t>
@@ -9063,6 +9536,7 @@
             <w:r>
               <w:rPr>
                 <w:b/>
+                <w:noProof/>
                 <w:sz w:val="20"/>
               </w:rPr>
               <w:t>N=1K</w:t>
@@ -9081,6 +9555,7 @@
             <w:r>
               <w:rPr>
                 <w:b/>
+                <w:noProof/>
                 <w:sz w:val="20"/>
               </w:rPr>
               <w:t>N=10K</w:t>
@@ -9099,6 +9574,7 @@
             <w:r>
               <w:rPr>
                 <w:b/>
+                <w:noProof/>
                 <w:sz w:val="20"/>
               </w:rPr>
               <w:t>N=100K</w:t>
@@ -9117,6 +9593,7 @@
             <w:r>
               <w:rPr>
                 <w:b/>
+                <w:noProof/>
                 <w:sz w:val="20"/>
               </w:rPr>
               <w:t>Verdict</w:t>
@@ -9154,6 +9631,7 @@
             </w:pPr>
             <w:r>
               <w:rPr>
+                <w:noProof/>
                 <w:sz w:val="20"/>
               </w:rPr>
               <w:t>get (hit)</w:t>
@@ -9170,6 +9648,7 @@
             </w:pPr>
             <w:r>
               <w:rPr>
+                <w:noProof/>
                 <w:sz w:val="20"/>
               </w:rPr>
               <w:t>0.0002s</w:t>
@@ -9186,6 +9665,7 @@
             </w:pPr>
             <w:r>
               <w:rPr>
+                <w:noProof/>
                 <w:sz w:val="20"/>
               </w:rPr>
               <w:t>0.0002s</w:t>
@@ -9202,6 +9682,7 @@
             </w:pPr>
             <w:r>
               <w:rPr>
+                <w:noProof/>
                 <w:sz w:val="20"/>
               </w:rPr>
               <w:t>0.0002s</w:t>
@@ -9256,6 +9737,7 @@
             </w:pPr>
             <w:r>
               <w:rPr>
+                <w:noProof/>
                 <w:sz w:val="20"/>
               </w:rPr>
               <w:t>get (miss)</w:t>
@@ -9272,6 +9754,7 @@
             </w:pPr>
             <w:r>
               <w:rPr>
+                <w:noProof/>
                 <w:sz w:val="20"/>
               </w:rPr>
               <w:t>0.0001s</w:t>
@@ -9288,6 +9771,7 @@
             </w:pPr>
             <w:r>
               <w:rPr>
+                <w:noProof/>
                 <w:sz w:val="20"/>
               </w:rPr>
               <w:t>0.0001s</w:t>
@@ -9304,6 +9788,7 @@
             </w:pPr>
             <w:r>
               <w:rPr>
+                <w:noProof/>
                 <w:sz w:val="20"/>
               </w:rPr>
               <w:t>0.0001s</w:t>
@@ -9335,6 +9820,7 @@
         <w:rPr>
           <w:b w:val="0"/>
           <w:i w:val="0"/>
+          <w:noProof/>
           <w:sz w:val="22"/>
         </w:rPr>
         <w:t>Edge cases handled: Cache miss -&gt; returns None, increments miss counter; full cache -&gt; evicts tail automatically; update existing key -&gt; updates value, moves to head; clear -&gt; resets all state including hit/miss counters.</w:t>
@@ -9384,12 +9870,16 @@
       <w:r>
         <w:rPr>
           <w:b/>
+          <w:noProof/>
           <w:color w:val="2C3E50"/>
           <w:sz w:val="24"/>
         </w:rPr>
         <w:t xml:space="preserve">[ SCREENSHOT 9 </w:t>
       </w:r>
       <w:r>
+        <w:rPr>
+          <w:noProof/>
+        </w:rPr>
         <w:drawing>
           <wp:inline distT="0" distB="0" distL="114300" distR="114300">
             <wp:extent cx="6120765" cy="5171440"/>
@@ -9438,6 +9928,9 @@
         <w:pStyle w:val="5"/>
       </w:pPr>
       <w:r>
+        <w:rPr>
+          <w:noProof/>
+        </w:rPr>
         <w:t>What We Needed</w:t>
       </w:r>
     </w:p>
@@ -9457,6 +9950,9 @@
         <w:pStyle w:val="5"/>
       </w:pPr>
       <w:r>
+        <w:rPr>
+          <w:noProof/>
+        </w:rPr>
         <w:t>What We Considered</w:t>
       </w:r>
     </w:p>
@@ -9498,6 +9994,9 @@
         <w:pStyle w:val="5"/>
       </w:pPr>
       <w:r>
+        <w:rPr>
+          <w:noProof/>
+        </w:rPr>
         <w:t>Why We Chose This</w:t>
       </w:r>
     </w:p>
@@ -9550,6 +10049,9 @@
         <w:pStyle w:val="23"/>
       </w:pPr>
       <w:r>
+        <w:rPr>
+          <w:noProof/>
+        </w:rPr>
         <w:t>Custom key functions added complexity: Supporting key=lambda x: x.price meant calling key() in comparisons instead of direct comparison. This is a tiny change in code but a big concept — separation of 'what to sort by' from 'how to sort.'</w:t>
       </w:r>
     </w:p>
@@ -9558,6 +10060,9 @@
         <w:pStyle w:val="23"/>
       </w:pPr>
       <w:r>
+        <w:rPr>
+          <w:noProof/>
+        </w:rPr>
         <w:t>Stability matters for multi-key sorts: If you sort by volume then by price, a stable sort preserves the first ordering. We confirmed our merge is stable (left &lt;= right, not left &lt; right).</w:t>
       </w:r>
     </w:p>
@@ -9566,6 +10071,9 @@
         <w:pStyle w:val="5"/>
       </w:pPr>
       <w:r>
+        <w:rPr>
+          <w:noProof/>
+        </w:rPr>
         <w:t>Code</w:t>
       </w:r>
     </w:p>
@@ -9590,6 +10098,7 @@
       <w:r>
         <w:rPr>
           <w:rFonts w:ascii="Consolas" w:hAnsi="Consolas"/>
+          <w:noProof/>
           <w:color w:val="1E1E2E"/>
           <w:sz w:val="18"/>
         </w:rPr>
@@ -9603,6 +10112,7 @@
       <w:r>
         <w:rPr>
           <w:rFonts w:ascii="Consolas" w:hAnsi="Consolas"/>
+          <w:noProof/>
           <w:color w:val="1E1E2E"/>
           <w:sz w:val="18"/>
         </w:rPr>
@@ -9616,6 +10126,7 @@
       <w:r>
         <w:rPr>
           <w:rFonts w:ascii="Consolas" w:hAnsi="Consolas"/>
+          <w:noProof/>
           <w:color w:val="1E1E2E"/>
           <w:sz w:val="18"/>
         </w:rPr>
@@ -9629,6 +10140,7 @@
       <w:r>
         <w:rPr>
           <w:rFonts w:ascii="Consolas" w:hAnsi="Consolas"/>
+          <w:noProof/>
           <w:color w:val="1E1E2E"/>
           <w:sz w:val="18"/>
         </w:rPr>
@@ -9642,6 +10154,7 @@
       <w:r>
         <w:rPr>
           <w:rFonts w:ascii="Consolas" w:hAnsi="Consolas"/>
+          <w:noProof/>
           <w:color w:val="1E1E2E"/>
           <w:sz w:val="18"/>
         </w:rPr>
@@ -9655,6 +10168,7 @@
       <w:r>
         <w:rPr>
           <w:rFonts w:ascii="Consolas" w:hAnsi="Consolas"/>
+          <w:noProof/>
           <w:color w:val="1E1E2E"/>
           <w:sz w:val="18"/>
         </w:rPr>
@@ -9668,6 +10182,7 @@
       <w:r>
         <w:rPr>
           <w:rFonts w:ascii="Consolas" w:hAnsi="Consolas"/>
+          <w:noProof/>
           <w:color w:val="1E1E2E"/>
           <w:sz w:val="18"/>
         </w:rPr>
@@ -9681,6 +10196,7 @@
       <w:r>
         <w:rPr>
           <w:rFonts w:ascii="Consolas" w:hAnsi="Consolas"/>
+          <w:noProof/>
           <w:color w:val="1E1E2E"/>
           <w:sz w:val="18"/>
         </w:rPr>
@@ -9713,6 +10229,7 @@
       <w:r>
         <w:rPr>
           <w:rFonts w:ascii="Consolas" w:hAnsi="Consolas"/>
+          <w:noProof/>
           <w:color w:val="1E1E2E"/>
           <w:sz w:val="18"/>
         </w:rPr>
@@ -9726,6 +10243,7 @@
       <w:r>
         <w:rPr>
           <w:rFonts w:ascii="Consolas" w:hAnsi="Consolas"/>
+          <w:noProof/>
           <w:color w:val="1E1E2E"/>
           <w:sz w:val="18"/>
         </w:rPr>
@@ -9739,6 +10257,7 @@
       <w:r>
         <w:rPr>
           <w:rFonts w:ascii="Consolas" w:hAnsi="Consolas"/>
+          <w:noProof/>
           <w:color w:val="1E1E2E"/>
           <w:sz w:val="18"/>
         </w:rPr>
@@ -9752,6 +10271,7 @@
       <w:r>
         <w:rPr>
           <w:rFonts w:ascii="Consolas" w:hAnsi="Consolas"/>
+          <w:noProof/>
           <w:color w:val="1E1E2E"/>
           <w:sz w:val="18"/>
         </w:rPr>
@@ -9765,6 +10285,7 @@
       <w:r>
         <w:rPr>
           <w:rFonts w:ascii="Consolas" w:hAnsi="Consolas"/>
+          <w:noProof/>
           <w:color w:val="1E1E2E"/>
           <w:sz w:val="18"/>
         </w:rPr>
@@ -9778,6 +10299,7 @@
       <w:r>
         <w:rPr>
           <w:rFonts w:ascii="Consolas" w:hAnsi="Consolas"/>
+          <w:noProof/>
           <w:color w:val="1E1E2E"/>
           <w:sz w:val="18"/>
         </w:rPr>
@@ -9791,6 +10313,7 @@
       <w:r>
         <w:rPr>
           <w:rFonts w:ascii="Consolas" w:hAnsi="Consolas"/>
+          <w:noProof/>
           <w:color w:val="1E1E2E"/>
           <w:sz w:val="18"/>
         </w:rPr>
@@ -9804,6 +10327,7 @@
       <w:r>
         <w:rPr>
           <w:rFonts w:ascii="Consolas" w:hAnsi="Consolas"/>
+          <w:noProof/>
           <w:color w:val="1E1E2E"/>
           <w:sz w:val="18"/>
         </w:rPr>
@@ -9817,6 +10341,7 @@
       <w:r>
         <w:rPr>
           <w:rFonts w:ascii="Consolas" w:hAnsi="Consolas"/>
+          <w:noProof/>
           <w:color w:val="1E1E2E"/>
           <w:sz w:val="18"/>
         </w:rPr>
@@ -9830,6 +10355,7 @@
       <w:r>
         <w:rPr>
           <w:rFonts w:ascii="Consolas" w:hAnsi="Consolas"/>
+          <w:noProof/>
           <w:color w:val="1E1E2E"/>
           <w:sz w:val="18"/>
         </w:rPr>
@@ -9843,6 +10369,7 @@
       <w:r>
         <w:rPr>
           <w:rFonts w:ascii="Consolas" w:hAnsi="Consolas"/>
+          <w:noProof/>
           <w:color w:val="1E1E2E"/>
           <w:sz w:val="18"/>
         </w:rPr>
@@ -9856,6 +10383,7 @@
       <w:r>
         <w:rPr>
           <w:rFonts w:ascii="Consolas" w:hAnsi="Consolas"/>
+          <w:noProof/>
           <w:color w:val="1E1E2E"/>
           <w:sz w:val="18"/>
         </w:rPr>
@@ -9872,6 +10400,9 @@
         <w:pStyle w:val="5"/>
       </w:pPr>
       <w:r>
+        <w:rPr>
+          <w:noProof/>
+        </w:rPr>
         <w:t>Verification</w:t>
       </w:r>
     </w:p>
@@ -9935,6 +10466,7 @@
             <w:r>
               <w:rPr>
                 <w:b/>
+                <w:noProof/>
                 <w:sz w:val="20"/>
               </w:rPr>
               <w:t>Operation</w:t>
@@ -9953,6 +10485,7 @@
             <w:r>
               <w:rPr>
                 <w:b/>
+                <w:noProof/>
                 <w:sz w:val="20"/>
               </w:rPr>
               <w:t>N=1K</w:t>
@@ -9971,6 +10504,7 @@
             <w:r>
               <w:rPr>
                 <w:b/>
+                <w:noProof/>
                 <w:sz w:val="20"/>
               </w:rPr>
               <w:t>N=10K</w:t>
@@ -9989,6 +10523,7 @@
             <w:r>
               <w:rPr>
                 <w:b/>
+                <w:noProof/>
                 <w:sz w:val="20"/>
               </w:rPr>
               <w:t>N=100K</w:t>
@@ -10007,6 +10542,7 @@
             <w:r>
               <w:rPr>
                 <w:b/>
+                <w:noProof/>
                 <w:sz w:val="20"/>
               </w:rPr>
               <w:t>Verdict</w:t>
@@ -10044,6 +10580,7 @@
             </w:pPr>
             <w:r>
               <w:rPr>
+                <w:noProof/>
                 <w:sz w:val="20"/>
               </w:rPr>
               <w:t>sort</w:t>
@@ -10060,6 +10597,7 @@
             </w:pPr>
             <w:r>
               <w:rPr>
+                <w:noProof/>
                 <w:sz w:val="20"/>
               </w:rPr>
               <w:t>0.003s</w:t>
@@ -10076,6 +10614,7 @@
             </w:pPr>
             <w:r>
               <w:rPr>
+                <w:noProof/>
                 <w:sz w:val="20"/>
               </w:rPr>
               <w:t>0.04s</w:t>
@@ -10092,6 +10631,7 @@
             </w:pPr>
             <w:r>
               <w:rPr>
+                <w:noProof/>
                 <w:sz w:val="20"/>
               </w:rPr>
               <w:t>0.5s</w:t>
@@ -10134,6 +10674,7 @@
         <w:rPr>
           <w:b w:val="0"/>
           <w:i w:val="0"/>
+          <w:noProof/>
           <w:sz w:val="22"/>
         </w:rPr>
         <w:t>Edge cases handled: Empty list -&gt; returns [], single element -&gt; returns [element], all equal values -&gt; stable sort preserves original order.</w:t>
@@ -10170,6 +10711,9 @@
         <w:pStyle w:val="5"/>
       </w:pPr>
       <w:r>
+        <w:rPr>
+          <w:noProof/>
+        </w:rPr>
         <w:t>What We Needed</w:t>
       </w:r>
     </w:p>
@@ -10189,6 +10733,9 @@
         <w:pStyle w:val="5"/>
       </w:pPr>
       <w:r>
+        <w:rPr>
+          <w:noProof/>
+        </w:rPr>
         <w:t>What We Considered</w:t>
       </w:r>
     </w:p>
@@ -10230,6 +10777,9 @@
         <w:pStyle w:val="5"/>
       </w:pPr>
       <w:r>
+        <w:rPr>
+          <w:noProof/>
+        </w:rPr>
         <w:t>Why We Chose This</w:t>
       </w:r>
     </w:p>
@@ -10293,6 +10843,9 @@
         <w:pStyle w:val="5"/>
       </w:pPr>
       <w:r>
+        <w:rPr>
+          <w:noProof/>
+        </w:rPr>
         <w:t>Code</w:t>
       </w:r>
     </w:p>
@@ -10317,6 +10870,7 @@
       <w:r>
         <w:rPr>
           <w:rFonts w:ascii="Consolas" w:hAnsi="Consolas"/>
+          <w:noProof/>
           <w:color w:val="1E1E2E"/>
           <w:sz w:val="18"/>
         </w:rPr>
@@ -10330,6 +10884,7 @@
       <w:r>
         <w:rPr>
           <w:rFonts w:ascii="Consolas" w:hAnsi="Consolas"/>
+          <w:noProof/>
           <w:color w:val="1E1E2E"/>
           <w:sz w:val="18"/>
         </w:rPr>
@@ -10343,6 +10898,7 @@
       <w:r>
         <w:rPr>
           <w:rFonts w:ascii="Consolas" w:hAnsi="Consolas"/>
+          <w:noProof/>
           <w:color w:val="1E1E2E"/>
           <w:sz w:val="18"/>
         </w:rPr>
@@ -10356,6 +10912,7 @@
       <w:r>
         <w:rPr>
           <w:rFonts w:ascii="Consolas" w:hAnsi="Consolas"/>
+          <w:noProof/>
           <w:color w:val="1E1E2E"/>
           <w:sz w:val="18"/>
         </w:rPr>
@@ -10369,6 +10926,7 @@
       <w:r>
         <w:rPr>
           <w:rFonts w:ascii="Consolas" w:hAnsi="Consolas"/>
+          <w:noProof/>
           <w:color w:val="1E1E2E"/>
           <w:sz w:val="18"/>
         </w:rPr>
@@ -10382,6 +10940,7 @@
       <w:r>
         <w:rPr>
           <w:rFonts w:ascii="Consolas" w:hAnsi="Consolas"/>
+          <w:noProof/>
           <w:color w:val="1E1E2E"/>
           <w:sz w:val="18"/>
         </w:rPr>
@@ -10395,6 +10954,7 @@
       <w:r>
         <w:rPr>
           <w:rFonts w:ascii="Consolas" w:hAnsi="Consolas"/>
+          <w:noProof/>
           <w:color w:val="1E1E2E"/>
           <w:sz w:val="18"/>
         </w:rPr>
@@ -10408,6 +10968,7 @@
       <w:r>
         <w:rPr>
           <w:rFonts w:ascii="Consolas" w:hAnsi="Consolas"/>
+          <w:noProof/>
           <w:color w:val="1E1E2E"/>
           <w:sz w:val="18"/>
         </w:rPr>
@@ -10421,6 +10982,7 @@
       <w:r>
         <w:rPr>
           <w:rFonts w:ascii="Consolas" w:hAnsi="Consolas"/>
+          <w:noProof/>
           <w:color w:val="1E1E2E"/>
           <w:sz w:val="18"/>
         </w:rPr>
@@ -10453,6 +11015,7 @@
       <w:r>
         <w:rPr>
           <w:rFonts w:ascii="Consolas" w:hAnsi="Consolas"/>
+          <w:noProof/>
           <w:color w:val="1E1E2E"/>
           <w:sz w:val="18"/>
         </w:rPr>
@@ -10466,6 +11029,7 @@
       <w:r>
         <w:rPr>
           <w:rFonts w:ascii="Consolas" w:hAnsi="Consolas"/>
+          <w:noProof/>
           <w:color w:val="1E1E2E"/>
           <w:sz w:val="18"/>
         </w:rPr>
@@ -10479,6 +11043,7 @@
       <w:r>
         <w:rPr>
           <w:rFonts w:ascii="Consolas" w:hAnsi="Consolas"/>
+          <w:noProof/>
           <w:color w:val="1E1E2E"/>
           <w:sz w:val="18"/>
         </w:rPr>
@@ -10492,6 +11057,7 @@
       <w:r>
         <w:rPr>
           <w:rFonts w:ascii="Consolas" w:hAnsi="Consolas"/>
+          <w:noProof/>
           <w:color w:val="1E1E2E"/>
           <w:sz w:val="18"/>
         </w:rPr>
@@ -10505,6 +11071,7 @@
       <w:r>
         <w:rPr>
           <w:rFonts w:ascii="Consolas" w:hAnsi="Consolas"/>
+          <w:noProof/>
           <w:color w:val="1E1E2E"/>
           <w:sz w:val="18"/>
         </w:rPr>
@@ -10518,6 +11085,7 @@
       <w:r>
         <w:rPr>
           <w:rFonts w:ascii="Consolas" w:hAnsi="Consolas"/>
+          <w:noProof/>
           <w:color w:val="1E1E2E"/>
           <w:sz w:val="18"/>
         </w:rPr>
@@ -10550,6 +11118,7 @@
       <w:r>
         <w:rPr>
           <w:rFonts w:ascii="Consolas" w:hAnsi="Consolas"/>
+          <w:noProof/>
           <w:color w:val="1E1E2E"/>
           <w:sz w:val="18"/>
         </w:rPr>
@@ -10563,6 +11132,7 @@
       <w:r>
         <w:rPr>
           <w:rFonts w:ascii="Consolas" w:hAnsi="Consolas"/>
+          <w:noProof/>
           <w:color w:val="1E1E2E"/>
           <w:sz w:val="18"/>
         </w:rPr>
@@ -10576,6 +11146,7 @@
       <w:r>
         <w:rPr>
           <w:rFonts w:ascii="Consolas" w:hAnsi="Consolas"/>
+          <w:noProof/>
           <w:color w:val="1E1E2E"/>
           <w:sz w:val="18"/>
         </w:rPr>
@@ -10592,6 +11163,9 @@
         <w:pStyle w:val="5"/>
       </w:pPr>
       <w:r>
+        <w:rPr>
+          <w:noProof/>
+        </w:rPr>
         <w:t>Verification</w:t>
       </w:r>
     </w:p>
@@ -10655,6 +11229,7 @@
             <w:r>
               <w:rPr>
                 <w:b/>
+                <w:noProof/>
                 <w:sz w:val="20"/>
               </w:rPr>
               <w:t>Operation</w:t>
@@ -10673,6 +11248,7 @@
             <w:r>
               <w:rPr>
                 <w:b/>
+                <w:noProof/>
                 <w:sz w:val="20"/>
               </w:rPr>
               <w:t>N=1K</w:t>
@@ -10691,6 +11267,7 @@
             <w:r>
               <w:rPr>
                 <w:b/>
+                <w:noProof/>
                 <w:sz w:val="20"/>
               </w:rPr>
               <w:t>N=10K</w:t>
@@ -10709,6 +11286,7 @@
             <w:r>
               <w:rPr>
                 <w:b/>
+                <w:noProof/>
                 <w:sz w:val="20"/>
               </w:rPr>
               <w:t>N=100K</w:t>
@@ -10727,6 +11305,7 @@
             <w:r>
               <w:rPr>
                 <w:b/>
+                <w:noProof/>
                 <w:sz w:val="20"/>
               </w:rPr>
               <w:t>Verdict</w:t>
@@ -10764,6 +11343,7 @@
             </w:pPr>
             <w:r>
               <w:rPr>
+                <w:noProof/>
                 <w:sz w:val="20"/>
               </w:rPr>
               <w:t>search</w:t>
@@ -10780,6 +11360,7 @@
             </w:pPr>
             <w:r>
               <w:rPr>
+                <w:noProof/>
                 <w:sz w:val="20"/>
               </w:rPr>
               <w:t>1 us</w:t>
@@ -10796,6 +11377,7 @@
             </w:pPr>
             <w:r>
               <w:rPr>
+                <w:noProof/>
                 <w:sz w:val="20"/>
               </w:rPr>
               <w:t>1 us</w:t>
@@ -10812,6 +11394,7 @@
             </w:pPr>
             <w:r>
               <w:rPr>
+                <w:noProof/>
                 <w:sz w:val="20"/>
               </w:rPr>
               <w:t>2 us</w:t>
@@ -10866,6 +11449,7 @@
             </w:pPr>
             <w:r>
               <w:rPr>
+                <w:noProof/>
                 <w:sz w:val="20"/>
               </w:rPr>
               <w:t>range</w:t>
@@ -10882,6 +11466,7 @@
             </w:pPr>
             <w:r>
               <w:rPr>
+                <w:noProof/>
                 <w:sz w:val="20"/>
               </w:rPr>
               <w:t>1 us</w:t>
@@ -10898,6 +11483,7 @@
             </w:pPr>
             <w:r>
               <w:rPr>
+                <w:noProof/>
                 <w:sz w:val="20"/>
               </w:rPr>
               <w:t>1 us</w:t>
@@ -10914,6 +11500,7 @@
             </w:pPr>
             <w:r>
               <w:rPr>
+                <w:noProof/>
                 <w:sz w:val="20"/>
               </w:rPr>
               <w:t>2 us</w:t>
@@ -10945,6 +11532,7 @@
         <w:rPr>
           <w:b w:val="0"/>
           <w:i w:val="0"/>
+          <w:noProof/>
           <w:sz w:val="22"/>
         </w:rPr>
         <w:t>Near-flat timing across all sizes (log2(100K) ~ 17, log2(1K) ~ 10 — both are tiny). The 2 us for 100K vs 1 us for 1K reflects the 7 extra comparisons.</w:t>
@@ -10955,6 +11543,7 @@
         <w:rPr>
           <w:b w:val="0"/>
           <w:i w:val="0"/>
+          <w:noProof/>
           <w:sz w:val="22"/>
         </w:rPr>
         <w:t>Edge cases handled: Target not found -&gt; returns -1, empty array -&gt; returns -1, range with no matches -&gt; returns [].</w:t>
@@ -10980,6 +11569,7 @@
       </w:pPr>
       <w:r>
         <w:rPr>
+          <w:noProof/>
           <w:color w:val="2C3E50"/>
         </w:rPr>
         <w:t>5.9 Bonus — LRU Cache Deep Dive</w:t>
@@ -11001,6 +11591,7 @@
         <w:rPr>
           <w:b w:val="0"/>
           <w:i w:val="0"/>
+          <w:noProof/>
           <w:sz w:val="22"/>
         </w:rPr>
         <w:t>(See Section 5.6 above for the full LRU Cache section — it's already documented with the same learning format.)</w:t>
@@ -11011,6 +11602,9 @@
         <w:pStyle w:val="5"/>
       </w:pPr>
       <w:r>
+        <w:rPr>
+          <w:noProof/>
+        </w:rPr>
         <w:t>Why This Is a Bonus</w:t>
       </w:r>
     </w:p>
@@ -11030,6 +11624,9 @@
         <w:pStyle w:val="5"/>
       </w:pPr>
       <w:r>
+        <w:rPr>
+          <w:noProof/>
+        </w:rPr>
         <w:t>What We Learned from the Bonus</w:t>
       </w:r>
     </w:p>
@@ -11038,6 +11635,9 @@
         <w:pStyle w:val="23"/>
       </w:pPr>
       <w:r>
+        <w:rPr>
+          <w:noProof/>
+        </w:rPr>
         <w:t>Real-world DSA rarely uses one data structure in isolation — LRU Cache, databases (B+Tree + Linked List), and search engines (Inverted Index + Heap) all combine structures.</w:t>
       </w:r>
     </w:p>
@@ -11046,6 +11646,9 @@
         <w:pStyle w:val="23"/>
       </w:pPr>
       <w:r>
+        <w:rPr>
+          <w:noProof/>
+        </w:rPr>
         <w:t>The __slots__ optimization on _Node reduced memory by ~70% per node — a practical lesson in Python memory management.</w:t>
       </w:r>
     </w:p>
@@ -11065,6 +11668,9 @@
         <w:pStyle w:val="5"/>
       </w:pPr>
       <w:r>
+        <w:rPr>
+          <w:noProof/>
+        </w:rPr>
         <w:t>Verification (Additional LRU Data)</w:t>
       </w:r>
     </w:p>
@@ -11128,6 +11734,7 @@
             <w:r>
               <w:rPr>
                 <w:b/>
+                <w:noProof/>
                 <w:sz w:val="20"/>
               </w:rPr>
               <w:t>Operation</w:t>
@@ -11146,6 +11753,7 @@
             <w:r>
               <w:rPr>
                 <w:b/>
+                <w:noProof/>
                 <w:sz w:val="20"/>
               </w:rPr>
               <w:t>N=1K</w:t>
@@ -11164,6 +11772,7 @@
             <w:r>
               <w:rPr>
                 <w:b/>
+                <w:noProof/>
                 <w:sz w:val="20"/>
               </w:rPr>
               <w:t>N=10K</w:t>
@@ -11182,6 +11791,7 @@
             <w:r>
               <w:rPr>
                 <w:b/>
+                <w:noProof/>
                 <w:sz w:val="20"/>
               </w:rPr>
               <w:t>N=100K</w:t>
@@ -11200,6 +11810,7 @@
             <w:r>
               <w:rPr>
                 <w:b/>
+                <w:noProof/>
                 <w:sz w:val="20"/>
               </w:rPr>
               <w:t>Verdict</w:t>
@@ -11237,6 +11848,7 @@
             </w:pPr>
             <w:r>
               <w:rPr>
+                <w:noProof/>
                 <w:sz w:val="20"/>
               </w:rPr>
               <w:t>put</w:t>
@@ -11253,6 +11865,7 @@
             </w:pPr>
             <w:r>
               <w:rPr>
+                <w:noProof/>
                 <w:sz w:val="20"/>
               </w:rPr>
               <w:t>0.0012s</w:t>
@@ -11269,6 +11882,7 @@
             </w:pPr>
             <w:r>
               <w:rPr>
+                <w:noProof/>
                 <w:sz w:val="20"/>
               </w:rPr>
               <w:t>0.0073s</w:t>
@@ -11285,6 +11899,7 @@
             </w:pPr>
             <w:r>
               <w:rPr>
+                <w:noProof/>
                 <w:sz w:val="20"/>
               </w:rPr>
               <w:t>0.097s</w:t>
@@ -11339,6 +11954,7 @@
             </w:pPr>
             <w:r>
               <w:rPr>
+                <w:noProof/>
                 <w:sz w:val="20"/>
               </w:rPr>
               <w:t>get (hit)</w:t>
@@ -11355,6 +11971,7 @@
             </w:pPr>
             <w:r>
               <w:rPr>
+                <w:noProof/>
                 <w:sz w:val="20"/>
               </w:rPr>
               <w:t>0.0009s</w:t>
@@ -11371,6 +11988,7 @@
             </w:pPr>
             <w:r>
               <w:rPr>
+                <w:noProof/>
                 <w:sz w:val="20"/>
               </w:rPr>
               <w:t>0.0068s</w:t>
@@ -11387,6 +12005,7 @@
             </w:pPr>
             <w:r>
               <w:rPr>
+                <w:noProof/>
                 <w:sz w:val="20"/>
               </w:rPr>
               <w:t>0.083s</w:t>
@@ -11418,6 +12037,7 @@
         <w:rPr>
           <w:b w:val="0"/>
           <w:i w:val="0"/>
+          <w:noProof/>
           <w:sz w:val="22"/>
         </w:rPr>
         <w:t>Edge cases handled: Cache miss -&gt; returns None, full cache -&gt; evicts tail, update existing key -&gt; updates value moves to head, clear -&gt; resets all state.</w:t>
@@ -11443,6 +12063,7 @@
       </w:pPr>
       <w:r>
         <w:rPr>
+          <w:noProof/>
           <w:color w:val="2C3E50"/>
         </w:rPr>
         <w:t>5.10 Benchmarks — Verifying Our Complexity Claims</w:t>
@@ -11464,6 +12085,9 @@
         <w:pStyle w:val="5"/>
       </w:pPr>
       <w:r>
+        <w:rPr>
+          <w:noProof/>
+        </w:rPr>
         <w:t>How We Ran Benchmarks</w:t>
       </w:r>
     </w:p>
@@ -11488,6 +12112,7 @@
       <w:r>
         <w:rPr>
           <w:rFonts w:ascii="Consolas" w:hAnsi="Consolas"/>
+          <w:noProof/>
           <w:color w:val="1E1E2E"/>
           <w:sz w:val="18"/>
         </w:rPr>
@@ -11515,6 +12140,7 @@
       <w:r>
         <w:rPr>
           <w:rFonts w:ascii="Consolas" w:hAnsi="Consolas"/>
+          <w:noProof/>
           <w:color w:val="1E1E2E"/>
           <w:sz w:val="18"/>
         </w:rPr>
@@ -11528,6 +12154,7 @@
       <w:r>
         <w:rPr>
           <w:rFonts w:ascii="Consolas" w:hAnsi="Consolas"/>
+          <w:noProof/>
           <w:color w:val="1E1E2E"/>
           <w:sz w:val="18"/>
         </w:rPr>
@@ -11541,6 +12168,7 @@
       <w:r>
         <w:rPr>
           <w:rFonts w:ascii="Consolas" w:hAnsi="Consolas"/>
+          <w:noProof/>
           <w:color w:val="1E1E2E"/>
           <w:sz w:val="18"/>
         </w:rPr>
@@ -11559,12 +12187,16 @@
       <w:r>
         <w:rPr>
           <w:b/>
+          <w:noProof/>
           <w:color w:val="2C3E50"/>
           <w:sz w:val="24"/>
         </w:rPr>
         <w:t>[ SCREENSHOT 11 — BENCHMARK OUTPUT ]</w:t>
       </w:r>
       <w:r>
+        <w:rPr>
+          <w:noProof/>
+        </w:rPr>
         <w:drawing>
           <wp:inline distT="0" distB="0" distL="114300" distR="114300">
             <wp:extent cx="5172075" cy="2209800"/>
@@ -11610,6 +12242,7 @@
       <w:r>
         <w:rPr>
           <w:i/>
+          <w:noProof/>
           <w:color w:val="888888"/>
           <w:sz w:val="18"/>
         </w:rPr>
@@ -11626,6 +12259,9 @@
         <w:pStyle w:val="5"/>
       </w:pPr>
       <w:r>
+        <w:rPr>
+          <w:noProof/>
+        </w:rPr>
         <w:t>Results Table</w:t>
       </w:r>
     </w:p>
@@ -11691,6 +12327,7 @@
             <w:r>
               <w:rPr>
                 <w:b/>
+                <w:noProof/>
                 <w:sz w:val="20"/>
               </w:rPr>
               <w:t>Operation</w:t>
@@ -11709,6 +12346,7 @@
             <w:r>
               <w:rPr>
                 <w:b/>
+                <w:noProof/>
                 <w:sz w:val="20"/>
               </w:rPr>
               <w:t>Structure</w:t>
@@ -11727,6 +12365,7 @@
             <w:r>
               <w:rPr>
                 <w:b/>
+                <w:noProof/>
                 <w:sz w:val="20"/>
               </w:rPr>
               <w:t>Target</w:t>
@@ -11745,6 +12384,7 @@
             <w:r>
               <w:rPr>
                 <w:b/>
+                <w:noProof/>
                 <w:sz w:val="20"/>
               </w:rPr>
               <w:t>1K</w:t>
@@ -11763,6 +12403,7 @@
             <w:r>
               <w:rPr>
                 <w:b/>
+                <w:noProof/>
                 <w:sz w:val="20"/>
               </w:rPr>
               <w:t>10K</w:t>
@@ -11781,6 +12422,7 @@
             <w:r>
               <w:rPr>
                 <w:b/>
+                <w:noProof/>
                 <w:sz w:val="20"/>
               </w:rPr>
               <w:t>100K</w:t>
@@ -11799,6 +12441,7 @@
             <w:r>
               <w:rPr>
                 <w:b/>
+                <w:noProof/>
                 <w:sz w:val="20"/>
               </w:rPr>
               <w:t>Verdict</w:t>
@@ -11836,6 +12479,7 @@
             </w:pPr>
             <w:r>
               <w:rPr>
+                <w:noProof/>
                 <w:sz w:val="20"/>
               </w:rPr>
               <w:t>Symbol lookup</w:t>
@@ -11886,6 +12530,7 @@
             </w:pPr>
             <w:r>
               <w:rPr>
+                <w:noProof/>
                 <w:sz w:val="20"/>
               </w:rPr>
               <w:t>2 us</w:t>
@@ -11902,6 +12547,7 @@
             </w:pPr>
             <w:r>
               <w:rPr>
+                <w:noProof/>
                 <w:sz w:val="20"/>
               </w:rPr>
               <w:t>1 us</w:t>
@@ -11918,6 +12564,7 @@
             </w:pPr>
             <w:r>
               <w:rPr>
+                <w:noProof/>
                 <w:sz w:val="20"/>
               </w:rPr>
               <w:t>1 us</w:t>
@@ -11934,6 +12581,7 @@
             </w:pPr>
             <w:r>
               <w:rPr>
+                <w:noProof/>
                 <w:sz w:val="20"/>
               </w:rPr>
               <w:t>✓ Flat</w:t>
@@ -12022,6 +12670,7 @@
             </w:pPr>
             <w:r>
               <w:rPr>
+                <w:noProof/>
                 <w:sz w:val="20"/>
               </w:rPr>
               <w:t>771 us</w:t>
@@ -12038,6 +12687,7 @@
             </w:pPr>
             <w:r>
               <w:rPr>
+                <w:noProof/>
                 <w:sz w:val="20"/>
               </w:rPr>
               <w:t>1,567 us</w:t>
@@ -12054,6 +12704,7 @@
             </w:pPr>
             <w:r>
               <w:rPr>
+                <w:noProof/>
                 <w:sz w:val="20"/>
               </w:rPr>
               <w:t>9,855 us</w:t>
@@ -12070,6 +12721,7 @@
             </w:pPr>
             <w:r>
               <w:rPr>
+                <w:noProof/>
                 <w:sz w:val="20"/>
               </w:rPr>
               <w:t>✓ Flat</w:t>
@@ -12158,6 +12810,7 @@
             </w:pPr>
             <w:r>
               <w:rPr>
+                <w:noProof/>
                 <w:sz w:val="20"/>
               </w:rPr>
               <w:t>513 us</w:t>
@@ -12174,6 +12827,7 @@
             </w:pPr>
             <w:r>
               <w:rPr>
+                <w:noProof/>
                 <w:sz w:val="20"/>
               </w:rPr>
               <w:t>1,887 us</w:t>
@@ -12190,6 +12844,7 @@
             </w:pPr>
             <w:r>
               <w:rPr>
+                <w:noProof/>
                 <w:sz w:val="20"/>
               </w:rPr>
               <w:t>13,210 us</w:t>
@@ -12206,6 +12861,7 @@
             </w:pPr>
             <w:r>
               <w:rPr>
+                <w:noProof/>
                 <w:sz w:val="20"/>
               </w:rPr>
               <w:t>✓ Flat</w:t>
@@ -12243,6 +12899,7 @@
             </w:pPr>
             <w:r>
               <w:rPr>
+                <w:noProof/>
                 <w:sz w:val="20"/>
               </w:rPr>
               <w:t>Alert push</w:t>
@@ -12293,6 +12950,7 @@
             </w:pPr>
             <w:r>
               <w:rPr>
+                <w:noProof/>
                 <w:sz w:val="20"/>
               </w:rPr>
               <w:t>742 us</w:t>
@@ -12309,6 +12967,7 @@
             </w:pPr>
             <w:r>
               <w:rPr>
+                <w:noProof/>
                 <w:sz w:val="20"/>
               </w:rPr>
               <w:t>512 us</w:t>
@@ -12325,6 +12984,7 @@
             </w:pPr>
             <w:r>
               <w:rPr>
+                <w:noProof/>
                 <w:sz w:val="20"/>
               </w:rPr>
               <w:t>226 us</w:t>
@@ -12341,6 +13001,7 @@
             </w:pPr>
             <w:r>
               <w:rPr>
+                <w:noProof/>
                 <w:sz w:val="20"/>
               </w:rPr>
               <w:t>✓ Flat</w:t>
@@ -12378,6 +13039,7 @@
             </w:pPr>
             <w:r>
               <w:rPr>
+                <w:noProof/>
                 <w:sz w:val="20"/>
               </w:rPr>
               <w:t>Alert pop</w:t>
@@ -12428,6 +13090,7 @@
             </w:pPr>
             <w:r>
               <w:rPr>
+                <w:noProof/>
                 <w:sz w:val="20"/>
               </w:rPr>
               <w:t>990 us</w:t>
@@ -12444,6 +13107,7 @@
             </w:pPr>
             <w:r>
               <w:rPr>
+                <w:noProof/>
                 <w:sz w:val="20"/>
               </w:rPr>
               <w:t>583 us</w:t>
@@ -12460,6 +13124,7 @@
             </w:pPr>
             <w:r>
               <w:rPr>
+                <w:noProof/>
                 <w:sz w:val="20"/>
               </w:rPr>
               <w:t>309 us</w:t>
@@ -12476,6 +13141,7 @@
             </w:pPr>
             <w:r>
               <w:rPr>
+                <w:noProof/>
                 <w:sz w:val="20"/>
               </w:rPr>
               <w:t>✓ Flat</w:t>
@@ -12513,6 +13179,7 @@
             </w:pPr>
             <w:r>
               <w:rPr>
+                <w:noProof/>
                 <w:sz w:val="20"/>
               </w:rPr>
               <w:t>Top-K push</w:t>
@@ -12546,6 +13213,7 @@
             </w:pPr>
             <w:r>
               <w:rPr>
+                <w:noProof/>
                 <w:sz w:val="20"/>
               </w:rPr>
               <w:t>O(log K)</w:t>
@@ -12562,6 +13230,7 @@
             </w:pPr>
             <w:r>
               <w:rPr>
+                <w:noProof/>
                 <w:sz w:val="20"/>
               </w:rPr>
               <w:t>1,658 us</w:t>
@@ -12578,6 +13247,7 @@
             </w:pPr>
             <w:r>
               <w:rPr>
+                <w:noProof/>
                 <w:sz w:val="20"/>
               </w:rPr>
               <w:t>8,622 us</w:t>
@@ -12594,6 +13264,7 @@
             </w:pPr>
             <w:r>
               <w:rPr>
+                <w:noProof/>
                 <w:sz w:val="20"/>
               </w:rPr>
               <w:t>45,987 us</w:t>
@@ -12610,6 +13281,7 @@
             </w:pPr>
             <w:r>
               <w:rPr>
+                <w:noProof/>
                 <w:sz w:val="20"/>
               </w:rPr>
               <w:t>✓ ~10x per 10x</w:t>
@@ -12681,6 +13353,7 @@
             </w:pPr>
             <w:r>
               <w:rPr>
+                <w:noProof/>
                 <w:sz w:val="20"/>
               </w:rPr>
               <w:t>O(V+E)</w:t>
@@ -12697,6 +13370,7 @@
             </w:pPr>
             <w:r>
               <w:rPr>
+                <w:noProof/>
                 <w:sz w:val="20"/>
               </w:rPr>
               <w:t>968 us</w:t>
@@ -12713,6 +13387,7 @@
             </w:pPr>
             <w:r>
               <w:rPr>
+                <w:noProof/>
                 <w:sz w:val="20"/>
               </w:rPr>
               <w:t>3,537 us</w:t>
@@ -12729,6 +13404,7 @@
             </w:pPr>
             <w:r>
               <w:rPr>
+                <w:noProof/>
                 <w:sz w:val="20"/>
               </w:rPr>
               <w:t>60,051 us</w:t>
@@ -12745,6 +13421,7 @@
             </w:pPr>
             <w:r>
               <w:rPr>
+                <w:noProof/>
                 <w:sz w:val="20"/>
               </w:rPr>
               <w:t>✓ ~10x per 10x</w:t>
@@ -12816,6 +13493,7 @@
             </w:pPr>
             <w:r>
               <w:rPr>
+                <w:noProof/>
                 <w:sz w:val="20"/>
               </w:rPr>
               <w:t>O(V+E)</w:t>
@@ -12832,6 +13510,7 @@
             </w:pPr>
             <w:r>
               <w:rPr>
+                <w:noProof/>
                 <w:sz w:val="20"/>
               </w:rPr>
               <w:t>1,277 us</w:t>
@@ -12848,6 +13527,7 @@
             </w:pPr>
             <w:r>
               <w:rPr>
+                <w:noProof/>
                 <w:sz w:val="20"/>
               </w:rPr>
               <w:t>5,948 us</w:t>
@@ -12864,6 +13544,7 @@
             </w:pPr>
             <w:r>
               <w:rPr>
+                <w:noProof/>
                 <w:sz w:val="20"/>
               </w:rPr>
               <w:t>88,777 us</w:t>
@@ -12880,6 +13561,7 @@
             </w:pPr>
             <w:r>
               <w:rPr>
+                <w:noProof/>
                 <w:sz w:val="20"/>
               </w:rPr>
               <w:t>✓ ~10x per 10x</w:t>
@@ -12917,6 +13599,7 @@
             </w:pPr>
             <w:r>
               <w:rPr>
+                <w:noProof/>
                 <w:sz w:val="20"/>
               </w:rPr>
               <w:t>Merge sort</w:t>
@@ -12967,6 +13650,7 @@
             </w:pPr>
             <w:r>
               <w:rPr>
+                <w:noProof/>
                 <w:sz w:val="20"/>
               </w:rPr>
               <w:t>8,808 us</w:t>
@@ -12983,6 +13667,7 @@
             </w:pPr>
             <w:r>
               <w:rPr>
+                <w:noProof/>
                 <w:sz w:val="20"/>
               </w:rPr>
               <w:t>44,989 us</w:t>
@@ -12999,6 +13684,7 @@
             </w:pPr>
             <w:r>
               <w:rPr>
+                <w:noProof/>
                 <w:sz w:val="20"/>
               </w:rPr>
               <w:t>527,884 us</w:t>
@@ -13015,6 +13701,7 @@
             </w:pPr>
             <w:r>
               <w:rPr>
+                <w:noProof/>
                 <w:sz w:val="20"/>
               </w:rPr>
               <w:t>✓ ~13x per 10x</w:t>
@@ -13052,6 +13739,7 @@
             </w:pPr>
             <w:r>
               <w:rPr>
+                <w:noProof/>
                 <w:sz w:val="20"/>
               </w:rPr>
               <w:t>Binary search</w:t>
@@ -13102,6 +13790,7 @@
             </w:pPr>
             <w:r>
               <w:rPr>
+                <w:noProof/>
                 <w:sz w:val="20"/>
               </w:rPr>
               <w:t>4 us</w:t>
@@ -13118,6 +13807,7 @@
             </w:pPr>
             <w:r>
               <w:rPr>
+                <w:noProof/>
                 <w:sz w:val="20"/>
               </w:rPr>
               <w:t>2 us</w:t>
@@ -13134,6 +13824,7 @@
             </w:pPr>
             <w:r>
               <w:rPr>
+                <w:noProof/>
                 <w:sz w:val="20"/>
               </w:rPr>
               <w:t>5 us</w:t>
@@ -13150,6 +13841,7 @@
             </w:pPr>
             <w:r>
               <w:rPr>
+                <w:noProof/>
                 <w:sz w:val="20"/>
               </w:rPr>
               <w:t>✓ Near flat</w:t>
@@ -13187,6 +13879,7 @@
             </w:pPr>
             <w:r>
               <w:rPr>
+                <w:noProof/>
                 <w:sz w:val="20"/>
               </w:rPr>
               <w:t>Cache get/put</w:t>
@@ -13237,6 +13930,7 @@
             </w:pPr>
             <w:r>
               <w:rPr>
+                <w:noProof/>
                 <w:sz w:val="20"/>
               </w:rPr>
               <w:t>877 us</w:t>
@@ -13253,6 +13947,7 @@
             </w:pPr>
             <w:r>
               <w:rPr>
+                <w:noProof/>
                 <w:sz w:val="20"/>
               </w:rPr>
               <w:t>6,758 us</w:t>
@@ -13269,6 +13964,7 @@
             </w:pPr>
             <w:r>
               <w:rPr>
+                <w:noProof/>
                 <w:sz w:val="20"/>
               </w:rPr>
               <w:t>83,011 us</w:t>
@@ -13285,6 +13981,7 @@
             </w:pPr>
             <w:r>
               <w:rPr>
+                <w:noProof/>
                 <w:sz w:val="20"/>
               </w:rPr>
               <w:t>✓ Flat</w:t>
@@ -13299,6 +13996,9 @@
         <w:pStyle w:val="5"/>
       </w:pPr>
       <w:r>
+        <w:rPr>
+          <w:noProof/>
+        </w:rPr>
         <w:t>Interpretation (What We Learned from the Numbers)</w:t>
       </w:r>
     </w:p>
@@ -13360,6 +14060,7 @@
             <w:r>
               <w:rPr>
                 <w:b/>
+                <w:noProof/>
                 <w:sz w:val="20"/>
               </w:rPr>
               <w:t>Pattern</w:t>
@@ -13378,6 +14079,7 @@
             <w:r>
               <w:rPr>
                 <w:b/>
+                <w:noProof/>
                 <w:sz w:val="20"/>
               </w:rPr>
               <w:t>Growth</w:t>
@@ -13396,6 +14098,7 @@
             <w:r>
               <w:rPr>
                 <w:b/>
+                <w:noProof/>
                 <w:sz w:val="20"/>
               </w:rPr>
               <w:t>Confirms</w:t>
@@ -13433,6 +14136,7 @@
             </w:pPr>
             <w:r>
               <w:rPr>
+                <w:noProof/>
                 <w:sz w:val="20"/>
               </w:rPr>
               <w:t>Flat across all sizes</w:t>
@@ -13504,6 +14208,7 @@
             </w:pPr>
             <w:r>
               <w:rPr>
+                <w:noProof/>
                 <w:sz w:val="20"/>
               </w:rPr>
               <w:t>~10x per 10x data</w:t>
@@ -13575,6 +14280,7 @@
             </w:pPr>
             <w:r>
               <w:rPr>
+                <w:noProof/>
                 <w:sz w:val="20"/>
               </w:rPr>
               <w:t>~13x per 10x data</w:t>
@@ -13608,6 +14314,7 @@
             </w:pPr>
             <w:r>
               <w:rPr>
+                <w:noProof/>
                 <w:sz w:val="20"/>
               </w:rPr>
               <w:t>Merge Sort</w:t>
@@ -13645,6 +14352,7 @@
             </w:pPr>
             <w:r>
               <w:rPr>
+                <w:noProof/>
                 <w:sz w:val="20"/>
               </w:rPr>
               <w:t>Near flat</w:t>
@@ -13678,6 +14386,7 @@
             </w:pPr>
             <w:r>
               <w:rPr>
+                <w:noProof/>
                 <w:sz w:val="20"/>
               </w:rPr>
               <w:t>Binary Search</w:t>
@@ -13716,6 +14425,7 @@
       </w:pPr>
       <w:r>
         <w:rPr>
+          <w:noProof/>
           <w:color w:val="2C3E50"/>
         </w:rPr>
         <w:t>How We Found Them</w:t>
@@ -13791,6 +14501,7 @@
             <w:r>
               <w:rPr>
                 <w:b/>
+                <w:noProof/>
                 <w:sz w:val="20"/>
               </w:rPr>
               <w:t>#</w:t>
@@ -13828,6 +14539,7 @@
             <w:r>
               <w:rPr>
                 <w:b/>
+                <w:noProof/>
                 <w:sz w:val="20"/>
               </w:rPr>
               <w:t>Root Cause</w:t>
@@ -13846,6 +14558,7 @@
             <w:r>
               <w:rPr>
                 <w:b/>
+                <w:noProof/>
                 <w:sz w:val="20"/>
               </w:rPr>
               <w:t>Fix Applied</w:t>
@@ -13883,6 +14596,7 @@
             </w:pPr>
             <w:r>
               <w:rPr>
+                <w:noProof/>
                 <w:sz w:val="20"/>
               </w:rPr>
               <w:t>B1</w:t>
@@ -13899,6 +14613,7 @@
             </w:pPr>
             <w:r>
               <w:rPr>
+                <w:noProof/>
                 <w:sz w:val="20"/>
               </w:rPr>
               <w:t>Top-K linear scan</w:t>
@@ -13970,6 +14685,7 @@
             </w:pPr>
             <w:r>
               <w:rPr>
+                <w:noProof/>
                 <w:sz w:val="20"/>
               </w:rPr>
               <w:t>B2</w:t>
@@ -14003,6 +14719,7 @@
             </w:pPr>
             <w:r>
               <w:rPr>
+                <w:noProof/>
                 <w:sz w:val="20"/>
               </w:rPr>
               <w:t>list.pop(0) shifted all remaining elements</w:t>
@@ -14049,6 +14766,7 @@
             </w:pPr>
             <w:r>
               <w:rPr>
+                <w:noProof/>
                 <w:sz w:val="20"/>
               </w:rPr>
               <w:t>B3</w:t>
@@ -14131,6 +14849,7 @@
             </w:pPr>
             <w:r>
               <w:rPr>
+                <w:noProof/>
                 <w:sz w:val="20"/>
               </w:rPr>
               <w:t>B4</w:t>
@@ -14147,6 +14866,7 @@
             </w:pPr>
             <w:r>
               <w:rPr>
+                <w:noProof/>
                 <w:sz w:val="20"/>
               </w:rPr>
               <w:t>Graph recursion depth</w:t>
@@ -14218,6 +14938,7 @@
             </w:pPr>
             <w:r>
               <w:rPr>
+                <w:noProof/>
                 <w:sz w:val="20"/>
               </w:rPr>
               <w:t>B5</w:t>
@@ -14234,6 +14955,7 @@
             </w:pPr>
             <w:r>
               <w:rPr>
+                <w:noProof/>
                 <w:sz w:val="20"/>
               </w:rPr>
               <w:t>Benchmark stack overflow</w:t>
@@ -14267,6 +14989,7 @@
             </w:pPr>
             <w:r>
               <w:rPr>
+                <w:noProof/>
                 <w:sz w:val="20"/>
               </w:rPr>
               <w:t>Capped at 500 per run</w:t>
@@ -14304,6 +15027,7 @@
             </w:pPr>
             <w:r>
               <w:rPr>
+                <w:noProof/>
                 <w:sz w:val="20"/>
               </w:rPr>
               <w:t>B6</w:t>
@@ -14337,6 +15061,7 @@
             </w:pPr>
             <w:r>
               <w:rPr>
+                <w:noProof/>
                 <w:sz w:val="20"/>
               </w:rPr>
               <w:t>Repeated push of same symbol created duplicate heap entries</w:t>
@@ -14353,6 +15078,7 @@
             </w:pPr>
             <w:r>
               <w:rPr>
+                <w:noProof/>
                 <w:sz w:val="20"/>
               </w:rPr>
               <w:t>Symbol tracking via _symbols dict</w:t>
@@ -14390,6 +15116,7 @@
             </w:pPr>
             <w:r>
               <w:rPr>
+                <w:noProof/>
                 <w:sz w:val="20"/>
               </w:rPr>
               <w:t>B7</w:t>
@@ -14406,6 +15133,7 @@
             </w:pPr>
             <w:r>
               <w:rPr>
+                <w:noProof/>
                 <w:sz w:val="20"/>
               </w:rPr>
               <w:t>Cold start data loss</w:t>
@@ -14477,6 +15205,7 @@
             </w:pPr>
             <w:r>
               <w:rPr>
+                <w:noProof/>
                 <w:sz w:val="20"/>
               </w:rPr>
               <w:t>B8</w:t>
@@ -14543,6 +15272,7 @@
       </w:pPr>
       <w:r>
         <w:rPr>
+          <w:noProof/>
           <w:color w:val="2C3E50"/>
         </w:rPr>
         <w:t>What We Learned</w:t>
@@ -14684,6 +15414,9 @@
         <w:pStyle w:val="23"/>
       </w:pPr>
       <w:r>
+        <w:rPr>
+          <w:noProof/>
+        </w:rPr>
         <w:t>All data in Python objects</w:t>
       </w:r>
     </w:p>
@@ -14714,6 +15447,9 @@
         <w:pStyle w:val="23"/>
       </w:pPr>
       <w:r>
+        <w:rPr>
+          <w:noProof/>
+        </w:rPr>
         <w:t>Good for learning: Fast iteration, no external dependencies</w:t>
       </w:r>
     </w:p>
@@ -14722,6 +15458,9 @@
         <w:pStyle w:val="23"/>
       </w:pPr>
       <w:r>
+        <w:rPr>
+          <w:noProof/>
+        </w:rPr>
         <w:t>Not good for production: Data lost on restart, single process only</w:t>
       </w:r>
     </w:p>
@@ -14731,6 +15470,7 @@
       </w:pPr>
       <w:r>
         <w:rPr>
+          <w:noProof/>
           <w:color w:val="2C3E50"/>
         </w:rPr>
         <w:t>Phase 2 — What We'd Add for Persistence</w:t>
@@ -14795,6 +15535,7 @@
             <w:r>
               <w:rPr>
                 <w:b/>
+                <w:noProof/>
                 <w:sz w:val="20"/>
               </w:rPr>
               <w:t>Component</w:t>
@@ -14813,6 +15554,7 @@
             <w:r>
               <w:rPr>
                 <w:b/>
+                <w:noProof/>
                 <w:sz w:val="20"/>
               </w:rPr>
               <w:t>Phase 1 (Current)</w:t>
@@ -14831,6 +15573,7 @@
             <w:r>
               <w:rPr>
                 <w:b/>
+                <w:noProof/>
                 <w:sz w:val="20"/>
               </w:rPr>
               <w:t>Phase 2 (Next)</w:t>
@@ -14849,6 +15592,7 @@
             <w:r>
               <w:rPr>
                 <w:b/>
+                <w:noProof/>
                 <w:sz w:val="20"/>
               </w:rPr>
               <w:t>Why</w:t>
@@ -14903,6 +15647,7 @@
             </w:pPr>
             <w:r>
               <w:rPr>
+                <w:noProof/>
                 <w:sz w:val="20"/>
               </w:rPr>
               <w:t>In-memory dict</w:t>
@@ -14919,6 +15664,7 @@
             </w:pPr>
             <w:r>
               <w:rPr>
+                <w:noProof/>
                 <w:sz w:val="20"/>
               </w:rPr>
               <w:t>PostgreSQL</w:t>
@@ -14935,6 +15681,7 @@
             </w:pPr>
             <w:r>
               <w:rPr>
+                <w:noProof/>
                 <w:sz w:val="20"/>
               </w:rPr>
               <w:t>Restart survival</w:t>
@@ -14972,6 +15719,7 @@
             </w:pPr>
             <w:r>
               <w:rPr>
+                <w:noProof/>
                 <w:sz w:val="20"/>
               </w:rPr>
               <w:t>User accounts</w:t>
@@ -14988,6 +15736,7 @@
             </w:pPr>
             <w:r>
               <w:rPr>
+                <w:noProof/>
                 <w:sz w:val="20"/>
               </w:rPr>
               <w:t>In-memory dict</w:t>
@@ -15004,6 +15753,7 @@
             </w:pPr>
             <w:r>
               <w:rPr>
+                <w:noProof/>
                 <w:sz w:val="20"/>
               </w:rPr>
               <w:t>PostgreSQL</w:t>
@@ -15020,6 +15770,7 @@
             </w:pPr>
             <w:r>
               <w:rPr>
+                <w:noProof/>
                 <w:sz w:val="20"/>
               </w:rPr>
               <w:t>Real user management</w:t>
@@ -15057,6 +15808,7 @@
             </w:pPr>
             <w:r>
               <w:rPr>
+                <w:noProof/>
                 <w:sz w:val="20"/>
               </w:rPr>
               <w:t>Price history</w:t>
@@ -15073,6 +15825,7 @@
             </w:pPr>
             <w:r>
               <w:rPr>
+                <w:noProof/>
                 <w:sz w:val="20"/>
               </w:rPr>
               <w:t>List of tuples</w:t>
@@ -15106,6 +15859,7 @@
             </w:pPr>
             <w:r>
               <w:rPr>
+                <w:noProof/>
                 <w:sz w:val="20"/>
               </w:rPr>
               <w:t>Time-series queries</w:t>
@@ -15143,6 +15897,7 @@
             </w:pPr>
             <w:r>
               <w:rPr>
+                <w:noProof/>
                 <w:sz w:val="20"/>
               </w:rPr>
               <w:t>LRU Cache</w:t>
@@ -15159,6 +15914,7 @@
             </w:pPr>
             <w:r>
               <w:rPr>
+                <w:noProof/>
                 <w:sz w:val="20"/>
               </w:rPr>
               <w:t>In-memory DLL</w:t>
@@ -15175,6 +15931,7 @@
             </w:pPr>
             <w:r>
               <w:rPr>
+                <w:noProof/>
                 <w:sz w:val="20"/>
               </w:rPr>
               <w:t>Redis</w:t>
@@ -15191,6 +15948,7 @@
             </w:pPr>
             <w:r>
               <w:rPr>
+                <w:noProof/>
                 <w:sz w:val="20"/>
               </w:rPr>
               <w:t>Shared across server instances</w:t>
@@ -15279,6 +16037,7 @@
             </w:pPr>
             <w:r>
               <w:rPr>
+                <w:noProof/>
                 <w:sz w:val="20"/>
               </w:rPr>
               <w:t>Token revocation</w:t>
@@ -15294,6 +16053,7 @@
       </w:pPr>
       <w:r>
         <w:rPr>
+          <w:noProof/>
           <w:color w:val="2C3E50"/>
         </w:rPr>
         <w:t>Phase 3 — What We'd Add for Scaling</w:t>
@@ -15326,6 +16086,9 @@
         <w:pStyle w:val="23"/>
       </w:pPr>
       <w:r>
+        <w:rPr>
+          <w:noProof/>
+        </w:rPr>
         <w:t>Read replicas for database</w:t>
       </w:r>
     </w:p>
@@ -15346,6 +16109,7 @@
       </w:pPr>
       <w:r>
         <w:rPr>
+          <w:noProof/>
           <w:color w:val="2C3E50"/>
         </w:rPr>
         <w:t>Phase 4 — Production Hardening</w:t>
@@ -15356,6 +16120,9 @@
         <w:pStyle w:val="23"/>
       </w:pPr>
       <w:r>
+        <w:rPr>
+          <w:noProof/>
+        </w:rPr>
         <w:t>Rate limiting per IP/user</w:t>
       </w:r>
     </w:p>
@@ -15364,6 +16131,9 @@
         <w:pStyle w:val="23"/>
       </w:pPr>
       <w:r>
+        <w:rPr>
+          <w:noProof/>
+        </w:rPr>
         <w:t>Prometheus + Grafana monitoring</w:t>
       </w:r>
     </w:p>
@@ -15372,6 +16142,9 @@
         <w:pStyle w:val="23"/>
       </w:pPr>
       <w:r>
+        <w:rPr>
+          <w:noProof/>
+        </w:rPr>
         <w:t>CI/CD with GitHub Actions</w:t>
       </w:r>
     </w:p>
@@ -15380,6 +16153,9 @@
         <w:pStyle w:val="23"/>
       </w:pPr>
       <w:r>
+        <w:rPr>
+          <w:noProof/>
+        </w:rPr>
         <w:t>Load testing with k6 or Locust</w:t>
       </w:r>
     </w:p>
@@ -15389,6 +16165,7 @@
       </w:pPr>
       <w:r>
         <w:rPr>
+          <w:noProof/>
           <w:color w:val="2C3E50"/>
         </w:rPr>
         <w:t>Lesson Learned</w:t>
@@ -15414,6 +16191,7 @@
       </w:pPr>
       <w:r>
         <w:rPr>
+          <w:noProof/>
           <w:color w:val="2C3E50"/>
         </w:rPr>
         <w:t>8. TESTING — 46 UNIT TESTS</w:t>
@@ -15425,6 +16203,7 @@
       </w:pPr>
       <w:r>
         <w:rPr>
+          <w:noProof/>
           <w:color w:val="2C3E50"/>
         </w:rPr>
         <w:t>Why 46 Tests?</w:t>
@@ -15435,6 +16214,7 @@
         <w:rPr>
           <w:b w:val="0"/>
           <w:i w:val="0"/>
+          <w:noProof/>
           <w:sz w:val="22"/>
         </w:rPr>
         <w:t>We treated testing as a learning tool, not a chore. For each DSA, we wrote tests that forced us to think about:</w:t>
@@ -15445,6 +16225,9 @@
         <w:pStyle w:val="23"/>
       </w:pPr>
       <w:r>
+        <w:rPr>
+          <w:noProof/>
+        </w:rPr>
         <w:t>Normal cases: Does the happy path work?</w:t>
       </w:r>
     </w:p>
@@ -15453,6 +16236,9 @@
         <w:pStyle w:val="23"/>
       </w:pPr>
       <w:r>
+        <w:rPr>
+          <w:noProof/>
+        </w:rPr>
         <w:t>Edge cases: What happens when inputs are empty, missing, or extreme?</w:t>
       </w:r>
     </w:p>
@@ -15461,6 +16247,9 @@
         <w:pStyle w:val="23"/>
       </w:pPr>
       <w:r>
+        <w:rPr>
+          <w:noProof/>
+        </w:rPr>
         <w:t>Error handling: Does the code fail gracefully or crash?</w:t>
       </w:r>
     </w:p>
@@ -15481,6 +16270,7 @@
       </w:pPr>
       <w:r>
         <w:rPr>
+          <w:noProof/>
           <w:color w:val="2C3E50"/>
         </w:rPr>
         <w:t>Test Coverage by Structure</w:t>
@@ -15544,6 +16334,7 @@
             <w:r>
               <w:rPr>
                 <w:b/>
+                <w:noProof/>
                 <w:sz w:val="20"/>
               </w:rPr>
               <w:t>Test Class</w:t>
@@ -15562,6 +16353,7 @@
             <w:r>
               <w:rPr>
                 <w:b/>
+                <w:noProof/>
                 <w:sz w:val="20"/>
               </w:rPr>
               <w:t>Tests</w:t>
@@ -15580,6 +16372,7 @@
             <w:r>
               <w:rPr>
                 <w:b/>
+                <w:noProof/>
                 <w:sz w:val="20"/>
               </w:rPr>
               <w:t>What Is Tested</w:t>
@@ -15634,6 +16427,7 @@
             </w:pPr>
             <w:r>
               <w:rPr>
+                <w:noProof/>
                 <w:sz w:val="20"/>
               </w:rPr>
               <w:t>7</w:t>
@@ -15650,6 +16444,7 @@
             </w:pPr>
             <w:r>
               <w:rPr>
+                <w:noProof/>
                 <w:sz w:val="20"/>
               </w:rPr>
               <w:t>put/get, missing key, update, remove, case-insensitive</w:t>
@@ -15704,6 +16499,7 @@
             </w:pPr>
             <w:r>
               <w:rPr>
+                <w:noProof/>
                 <w:sz w:val="20"/>
               </w:rPr>
               <w:t>5</w:t>
@@ -15775,6 +16571,7 @@
             </w:pPr>
             <w:r>
               <w:rPr>
+                <w:noProof/>
                 <w:sz w:val="20"/>
               </w:rPr>
               <w:t>6</w:t>
@@ -15846,6 +16643,7 @@
             </w:pPr>
             <w:r>
               <w:rPr>
+                <w:noProof/>
                 <w:sz w:val="20"/>
               </w:rPr>
               <w:t>4</w:t>
@@ -15862,6 +16660,7 @@
             </w:pPr>
             <w:r>
               <w:rPr>
+                <w:noProof/>
                 <w:sz w:val="20"/>
               </w:rPr>
               <w:t>descending order, size bound, small discard, peek min</w:t>
@@ -15916,6 +16715,7 @@
             </w:pPr>
             <w:r>
               <w:rPr>
+                <w:noProof/>
                 <w:sz w:val="20"/>
               </w:rPr>
               <w:t>7</w:t>
@@ -15987,6 +16787,7 @@
             </w:pPr>
             <w:r>
               <w:rPr>
+                <w:noProof/>
                 <w:sz w:val="20"/>
               </w:rPr>
               <w:t>5</w:t>
@@ -16003,6 +16804,7 @@
             </w:pPr>
             <w:r>
               <w:rPr>
+                <w:noProof/>
                 <w:sz w:val="20"/>
               </w:rPr>
               <w:t>numbers, sorted, reverse, empty/single, custom key</w:t>
@@ -16057,6 +16859,7 @@
             </w:pPr>
             <w:r>
               <w:rPr>
+                <w:noProof/>
                 <w:sz w:val="20"/>
               </w:rPr>
               <w:t>4</w:t>
@@ -16073,6 +16876,7 @@
             </w:pPr>
             <w:r>
               <w:rPr>
+                <w:noProof/>
                 <w:sz w:val="20"/>
               </w:rPr>
               <w:t>find existing, missing, lower bound, upper bound</w:t>
@@ -16127,6 +16931,7 @@
             </w:pPr>
             <w:r>
               <w:rPr>
+                <w:noProof/>
                 <w:sz w:val="20"/>
               </w:rPr>
               <w:t>8</w:t>
@@ -16143,6 +16948,7 @@
             </w:pPr>
             <w:r>
               <w:rPr>
+                <w:noProof/>
                 <w:sz w:val="20"/>
               </w:rPr>
               <w:t>get/put, miss, eviction, LRU refresh, update, remove, clear, stats</w:t>
@@ -16180,6 +16986,7 @@
             </w:pPr>
             <w:r>
               <w:rPr>
+                <w:noProof/>
                 <w:sz w:val="20"/>
               </w:rPr>
               <w:t>Total</w:t>
@@ -16196,6 +17003,7 @@
             </w:pPr>
             <w:r>
               <w:rPr>
+                <w:noProof/>
                 <w:sz w:val="20"/>
               </w:rPr>
               <w:t>46</w:t>
@@ -16221,6 +17029,7 @@
       </w:pPr>
       <w:r>
         <w:rPr>
+          <w:noProof/>
           <w:color w:val="2C3E50"/>
         </w:rPr>
         <w:t>Key Edge Cases We Discovered Through Testing</w:t>
@@ -16284,6 +17093,7 @@
             <w:r>
               <w:rPr>
                 <w:b/>
+                <w:noProof/>
                 <w:sz w:val="20"/>
               </w:rPr>
               <w:t>DSA</w:t>
@@ -16302,6 +17112,7 @@
             <w:r>
               <w:rPr>
                 <w:b/>
+                <w:noProof/>
                 <w:sz w:val="20"/>
               </w:rPr>
               <w:t>Edge Case</w:t>
@@ -16320,6 +17131,7 @@
             <w:r>
               <w:rPr>
                 <w:b/>
+                <w:noProof/>
                 <w:sz w:val="20"/>
               </w:rPr>
               <w:t>What Would Have Happened Without the Test</w:t>
@@ -16374,6 +17186,7 @@
             </w:pPr>
             <w:r>
               <w:rPr>
+                <w:noProof/>
                 <w:sz w:val="20"/>
               </w:rPr>
               <w:t>Missing key returns None, not KeyError</w:t>
@@ -16517,6 +17330,7 @@
             </w:pPr>
             <w:r>
               <w:rPr>
+                <w:noProof/>
                 <w:sz w:val="20"/>
               </w:rPr>
               <w:t>Undo with nothing to undo returns False</w:t>
@@ -16533,6 +17347,7 @@
             </w:pPr>
             <w:r>
               <w:rPr>
+                <w:noProof/>
                 <w:sz w:val="20"/>
               </w:rPr>
               <w:t>Would crash on empty undo</w:t>
@@ -16587,6 +17402,7 @@
             </w:pPr>
             <w:r>
               <w:rPr>
+                <w:noProof/>
                 <w:sz w:val="20"/>
               </w:rPr>
               <w:t>Small values discarded, heap never exceeds K</w:t>
@@ -16603,6 +17419,7 @@
             </w:pPr>
             <w:r>
               <w:rPr>
+                <w:noProof/>
                 <w:sz w:val="20"/>
               </w:rPr>
               <w:t>Heap would grow unbounded</w:t>
@@ -16729,6 +17546,7 @@
             </w:pPr>
             <w:r>
               <w:rPr>
+                <w:noProof/>
                 <w:sz w:val="20"/>
               </w:rPr>
               <w:t>Empty list, single element</w:t>
@@ -16745,6 +17563,7 @@
             </w:pPr>
             <w:r>
               <w:rPr>
+                <w:noProof/>
                 <w:sz w:val="20"/>
               </w:rPr>
               <w:t>Would crash on 0-length slice</w:t>
@@ -16799,6 +17618,7 @@
             </w:pPr>
             <w:r>
               <w:rPr>
+                <w:noProof/>
                 <w:sz w:val="20"/>
               </w:rPr>
               <w:t>Target not found returns -1</w:t>
@@ -16870,6 +17690,7 @@
             </w:pPr>
             <w:r>
               <w:rPr>
+                <w:noProof/>
                 <w:sz w:val="20"/>
               </w:rPr>
               <w:t>Eviction evicts correct entry</w:t>
@@ -16902,6 +17723,7 @@
       </w:pPr>
       <w:r>
         <w:rPr>
+          <w:noProof/>
           <w:color w:val="2C3E50"/>
         </w:rPr>
         <w:t>How to Run</w:t>
@@ -16928,6 +17750,7 @@
       <w:r>
         <w:rPr>
           <w:rFonts w:ascii="Consolas" w:hAnsi="Consolas"/>
+          <w:noProof/>
           <w:color w:val="1E1E2E"/>
           <w:sz w:val="18"/>
         </w:rPr>
@@ -16941,6 +17764,7 @@
       <w:r>
         <w:rPr>
           <w:rFonts w:ascii="Consolas" w:hAnsi="Consolas"/>
+          <w:noProof/>
           <w:color w:val="1E1E2E"/>
           <w:sz w:val="18"/>
         </w:rPr>
@@ -16958,6 +17782,7 @@
       </w:pPr>
       <w:r>
         <w:rPr>
+          <w:noProof/>
           <w:color w:val="2C3E50"/>
         </w:rPr>
         <w:t>Sample Test Output</w:t>
@@ -17096,6 +17921,7 @@
       <w:r>
         <w:rPr>
           <w:rFonts w:ascii="Consolas" w:hAnsi="Consolas"/>
+          <w:noProof/>
           <w:color w:val="1E1E2E"/>
           <w:sz w:val="18"/>
         </w:rPr>
@@ -17109,6 +17935,7 @@
       <w:r>
         <w:rPr>
           <w:rFonts w:ascii="Consolas" w:hAnsi="Consolas"/>
+          <w:noProof/>
           <w:color w:val="1E1E2E"/>
           <w:sz w:val="18"/>
         </w:rPr>
@@ -17127,12 +17954,16 @@
       <w:r>
         <w:rPr>
           <w:b/>
+          <w:noProof/>
           <w:color w:val="2C3E50"/>
           <w:sz w:val="24"/>
         </w:rPr>
         <w:t>[ SCREENSHOT 13 — PYTEST OUTPUT ]</w:t>
       </w:r>
       <w:r>
+        <w:rPr>
+          <w:noProof/>
+        </w:rPr>
         <w:drawing>
           <wp:inline distT="0" distB="0" distL="114300" distR="114300">
             <wp:extent cx="6118225" cy="958215"/>
@@ -17178,6 +18009,7 @@
       <w:r>
         <w:rPr>
           <w:i/>
+          <w:noProof/>
           <w:color w:val="888888"/>
           <w:sz w:val="18"/>
         </w:rPr>
@@ -17243,6 +18075,7 @@
         <w:rPr>
           <w:b w:val="0"/>
           <w:i w:val="0"/>
+          <w:noProof/>
           <w:sz w:val="22"/>
         </w:rPr>
         <w:t>The file test_dsa_output.txt in the project root contains clean output ready for screenshots.</w:t>
@@ -17306,6 +18139,7 @@
             <w:r>
               <w:rPr>
                 <w:b/>
+                <w:noProof/>
                 <w:sz w:val="20"/>
               </w:rPr>
               <w:t>Screenshot #</w:t>
@@ -17324,6 +18158,7 @@
             <w:r>
               <w:rPr>
                 <w:b/>
+                <w:noProof/>
                 <w:sz w:val="20"/>
               </w:rPr>
               <w:t>Command / What to Capture</w:t>
@@ -17342,6 +18177,7 @@
             <w:r>
               <w:rPr>
                 <w:b/>
+                <w:noProof/>
                 <w:sz w:val="20"/>
               </w:rPr>
               <w:t>Data Structure(s)</w:t>
@@ -17379,6 +18215,7 @@
             </w:pPr>
             <w:r>
               <w:rPr>
+                <w:noProof/>
                 <w:sz w:val="20"/>
               </w:rPr>
               <w:t>S1</w:t>
@@ -17395,6 +18232,7 @@
             </w:pPr>
             <w:r>
               <w:rPr>
+                <w:noProof/>
                 <w:sz w:val="20"/>
               </w:rPr>
               <w:t>python test_dsa2.py</w:t>
@@ -17411,6 +18249,7 @@
             </w:pPr>
             <w:r>
               <w:rPr>
+                <w:noProof/>
                 <w:sz w:val="20"/>
               </w:rPr>
               <w:t>All 7 structures</w:t>
@@ -17448,6 +18287,7 @@
             </w:pPr>
             <w:r>
               <w:rPr>
+                <w:noProof/>
                 <w:sz w:val="20"/>
               </w:rPr>
               <w:t>S2</w:t>
@@ -17481,6 +18321,7 @@
             </w:pPr>
             <w:r>
               <w:rPr>
+                <w:noProof/>
                 <w:sz w:val="20"/>
               </w:rPr>
               <w:t>Queue (queue_size)</w:t>
@@ -17518,6 +18359,7 @@
             </w:pPr>
             <w:r>
               <w:rPr>
+                <w:noProof/>
                 <w:sz w:val="20"/>
               </w:rPr>
               <w:t>S3</w:t>
@@ -17589,6 +18431,7 @@
             </w:pPr>
             <w:r>
               <w:rPr>
+                <w:noProof/>
                 <w:sz w:val="20"/>
               </w:rPr>
               <w:t>S4</w:t>
@@ -17654,6 +18497,7 @@
             </w:pPr>
             <w:r>
               <w:rPr>
+                <w:noProof/>
                 <w:sz w:val="20"/>
               </w:rPr>
               <w:t>S5</w:t>
@@ -17725,6 +18569,7 @@
             </w:pPr>
             <w:r>
               <w:rPr>
+                <w:noProof/>
                 <w:sz w:val="20"/>
               </w:rPr>
               <w:t>S6</w:t>
@@ -17796,6 +18641,7 @@
             </w:pPr>
             <w:r>
               <w:rPr>
+                <w:noProof/>
                 <w:sz w:val="20"/>
               </w:rPr>
               <w:t>S7</w:t>
@@ -17829,6 +18675,7 @@
             </w:pPr>
             <w:r>
               <w:rPr>
+                <w:noProof/>
                 <w:sz w:val="20"/>
               </w:rPr>
               <w:t>Merge Sort</w:t>
@@ -17866,6 +18713,7 @@
             </w:pPr>
             <w:r>
               <w:rPr>
+                <w:noProof/>
                 <w:sz w:val="20"/>
               </w:rPr>
               <w:t>S8</w:t>
@@ -17899,6 +18747,7 @@
             </w:pPr>
             <w:r>
               <w:rPr>
+                <w:noProof/>
                 <w:sz w:val="20"/>
               </w:rPr>
               <w:t>Binary Search</w:t>
@@ -17936,6 +18785,7 @@
             </w:pPr>
             <w:r>
               <w:rPr>
+                <w:noProof/>
                 <w:sz w:val="20"/>
               </w:rPr>
               <w:t>S9</w:t>
@@ -18007,6 +18857,7 @@
             </w:pPr>
             <w:r>
               <w:rPr>
+                <w:noProof/>
                 <w:sz w:val="20"/>
               </w:rPr>
               <w:t>S10</w:t>
@@ -18040,6 +18891,7 @@
             </w:pPr>
             <w:r>
               <w:rPr>
+                <w:noProof/>
                 <w:sz w:val="20"/>
               </w:rPr>
               <w:t>LRU Cache</w:t>
@@ -18077,6 +18929,7 @@
             </w:pPr>
             <w:r>
               <w:rPr>
+                <w:noProof/>
                 <w:sz w:val="20"/>
               </w:rPr>
               <w:t>S11</w:t>
@@ -18110,6 +18963,7 @@
             </w:pPr>
             <w:r>
               <w:rPr>
+                <w:noProof/>
                 <w:sz w:val="20"/>
               </w:rPr>
               <w:t>All benchmarks</w:t>
@@ -18125,6 +18979,7 @@
       </w:pPr>
       <w:r>
         <w:rPr>
+          <w:noProof/>
           <w:color w:val="2C3E50"/>
         </w:rPr>
         <w:t>Full Test Script Output</w:t>
@@ -18162,6 +19017,7 @@
       <w:r>
         <w:rPr>
           <w:rFonts w:ascii="Consolas" w:hAnsi="Consolas"/>
+          <w:noProof/>
           <w:color w:val="1E1E2E"/>
           <w:sz w:val="18"/>
         </w:rPr>
@@ -18175,6 +19031,7 @@
       <w:r>
         <w:rPr>
           <w:rFonts w:ascii="Consolas" w:hAnsi="Consolas"/>
+          <w:noProof/>
           <w:color w:val="1E1E2E"/>
           <w:sz w:val="18"/>
         </w:rPr>
@@ -18188,6 +19045,7 @@
       <w:r>
         <w:rPr>
           <w:rFonts w:ascii="Consolas" w:hAnsi="Consolas"/>
+          <w:noProof/>
           <w:color w:val="1E1E2E"/>
           <w:sz w:val="18"/>
         </w:rPr>
@@ -18215,6 +19073,7 @@
       <w:r>
         <w:rPr>
           <w:rFonts w:ascii="Consolas" w:hAnsi="Consolas"/>
+          <w:noProof/>
           <w:color w:val="1E1E2E"/>
           <w:sz w:val="18"/>
         </w:rPr>
@@ -18228,6 +19087,7 @@
       <w:r>
         <w:rPr>
           <w:rFonts w:ascii="Consolas" w:hAnsi="Consolas"/>
+          <w:noProof/>
           <w:color w:val="1E1E2E"/>
           <w:sz w:val="18"/>
         </w:rPr>
@@ -18241,6 +19101,7 @@
       <w:r>
         <w:rPr>
           <w:rFonts w:ascii="Consolas" w:hAnsi="Consolas"/>
+          <w:noProof/>
           <w:color w:val="1E1E2E"/>
           <w:sz w:val="18"/>
         </w:rPr>
@@ -18254,6 +19115,7 @@
       <w:r>
         <w:rPr>
           <w:rFonts w:ascii="Consolas" w:hAnsi="Consolas"/>
+          <w:noProof/>
           <w:color w:val="1E1E2E"/>
           <w:sz w:val="18"/>
         </w:rPr>
@@ -18356,6 +19218,7 @@
       </w:pPr>
       <w:r>
         <w:rPr>
+          <w:noProof/>
           <w:color w:val="2C3E50"/>
         </w:rPr>
         <w:t>10. TEAM REFLECTIONS — WHAT EACH MEMBER LEARNED</w:t>
@@ -18367,6 +19230,7 @@
       </w:pPr>
       <w:r>
         <w:rPr>
+          <w:noProof/>
           <w:color w:val="2C3E50"/>
         </w:rPr>
         <w:t>Person 1 — Team Lead / Integrator</w:t>
@@ -18392,6 +19256,7 @@
       </w:pPr>
       <w:r>
         <w:rPr>
+          <w:noProof/>
           <w:color w:val="2C3E50"/>
         </w:rPr>
         <w:t>Person 2 — Data Structures Lead</w:t>
@@ -18417,6 +19282,7 @@
       </w:pPr>
       <w:r>
         <w:rPr>
+          <w:noProof/>
           <w:color w:val="2C3E50"/>
         </w:rPr>
         <w:t>Person 3 — Algorithms Lead</w:t>
@@ -18494,6 +19360,7 @@
       </w:pPr>
       <w:r>
         <w:rPr>
+          <w:noProof/>
           <w:color w:val="2C3E50"/>
         </w:rPr>
         <w:t>Person 6 — Testing &amp; QA</w:t>
@@ -18506,6 +19373,7 @@
       <w:r>
         <w:rPr>
           <w:i/>
+          <w:noProof/>
           <w:color w:val="2C3E50"/>
           <w:sz w:val="22"/>
         </w:rPr>
@@ -18521,6 +19389,7 @@
       <w:r>
         <w:rPr>
           <w:i/>
+          <w:noProof/>
           <w:color w:val="888888"/>
           <w:sz w:val="18"/>
         </w:rPr>
@@ -18538,6 +19407,7 @@
       </w:pPr>
       <w:r>
         <w:rPr>
+          <w:noProof/>
           <w:color w:val="2C3E50"/>
         </w:rPr>
         <w:t>11. CONCLUSION</w:t>
@@ -18549,6 +19419,7 @@
       </w:pPr>
       <w:r>
         <w:rPr>
+          <w:noProof/>
           <w:color w:val="2C3E50"/>
         </w:rPr>
         <w:t>What We Learned as a Team</w:t>
@@ -18559,6 +19430,9 @@
         <w:pStyle w:val="29"/>
       </w:pPr>
       <w:r>
+        <w:rPr>
+          <w:noProof/>
+        </w:rPr>
         <w:t>Every DSA has a job. Hash maps for lookup, heaps for top-K, stacks for undo, queues for buffering, graphs for relationships, sorting for ordering, binary search for fast range queries, and caches for hot data. The skill is matching the right structure to the right job.</w:t>
       </w:r>
     </w:p>
@@ -18578,6 +19452,9 @@
         <w:pStyle w:val="29"/>
       </w:pPr>
       <w:r>
+        <w:rPr>
+          <w:noProof/>
+        </w:rPr>
         <w:t>Bugs hide in edge cases. 40% of our tests covered edge cases (empty, full, missing, duplicate). Every one of those tests caught a bug we wouldn't have found otherwise.</w:t>
       </w:r>
     </w:p>
@@ -18598,6 +19475,7 @@
       </w:pPr>
       <w:r>
         <w:rPr>
+          <w:noProof/>
           <w:color w:val="2C3E50"/>
         </w:rPr>
         <w:t>Verifying Our Complexity Claims</w:t>
@@ -18662,6 +19540,7 @@
             <w:r>
               <w:rPr>
                 <w:b/>
+                <w:noProof/>
                 <w:sz w:val="20"/>
               </w:rPr>
               <w:t>Structure</w:t>
@@ -18680,6 +19559,7 @@
             <w:r>
               <w:rPr>
                 <w:b/>
+                <w:noProof/>
                 <w:sz w:val="20"/>
               </w:rPr>
               <w:t>Claimed</w:t>
@@ -18698,6 +19578,7 @@
             <w:r>
               <w:rPr>
                 <w:b/>
+                <w:noProof/>
                 <w:sz w:val="20"/>
               </w:rPr>
               <w:t>Verified</w:t>
@@ -18716,6 +19597,7 @@
             <w:r>
               <w:rPr>
                 <w:b/>
+                <w:noProof/>
                 <w:sz w:val="20"/>
               </w:rPr>
               <w:t>Evidence</w:t>
@@ -18787,6 +19669,7 @@
             </w:pPr>
             <w:r>
               <w:rPr>
+                <w:noProof/>
                 <w:sz w:val="20"/>
               </w:rPr>
               <w:t>✓</w:t>
@@ -18803,6 +19686,7 @@
             </w:pPr>
             <w:r>
               <w:rPr>
+                <w:noProof/>
                 <w:sz w:val="20"/>
               </w:rPr>
               <w:t>Flat timing across 1K-100K</w:t>
@@ -18874,6 +19758,7 @@
             </w:pPr>
             <w:r>
               <w:rPr>
+                <w:noProof/>
                 <w:sz w:val="20"/>
               </w:rPr>
               <w:t>✓</w:t>
@@ -18890,6 +19775,7 @@
             </w:pPr>
             <w:r>
               <w:rPr>
+                <w:noProof/>
                 <w:sz w:val="20"/>
               </w:rPr>
               <w:t>Flat timing across 1K-100K</w:t>
@@ -18961,6 +19847,7 @@
             </w:pPr>
             <w:r>
               <w:rPr>
+                <w:noProof/>
                 <w:sz w:val="20"/>
               </w:rPr>
               <w:t>✓</w:t>
@@ -18977,6 +19864,7 @@
             </w:pPr>
             <w:r>
               <w:rPr>
+                <w:noProof/>
                 <w:sz w:val="20"/>
               </w:rPr>
               <w:t>Flat timing across 1K-100K</w:t>
@@ -19031,6 +19919,7 @@
             </w:pPr>
             <w:r>
               <w:rPr>
+                <w:noProof/>
                 <w:sz w:val="20"/>
               </w:rPr>
               <w:t>O(log K)</w:t>
@@ -19047,6 +19936,7 @@
             </w:pPr>
             <w:r>
               <w:rPr>
+                <w:noProof/>
                 <w:sz w:val="20"/>
               </w:rPr>
               <w:t>✓</w:t>
@@ -19063,6 +19953,7 @@
             </w:pPr>
             <w:r>
               <w:rPr>
+                <w:noProof/>
                 <w:sz w:val="20"/>
               </w:rPr>
               <w:t>Linear with N (K fixed at 10)</w:t>
@@ -19117,6 +20008,7 @@
             </w:pPr>
             <w:r>
               <w:rPr>
+                <w:noProof/>
                 <w:sz w:val="20"/>
               </w:rPr>
               <w:t>O(V+E)</w:t>
@@ -19133,6 +20025,7 @@
             </w:pPr>
             <w:r>
               <w:rPr>
+                <w:noProof/>
                 <w:sz w:val="20"/>
               </w:rPr>
               <w:t>✓</w:t>
@@ -19149,6 +20042,7 @@
             </w:pPr>
             <w:r>
               <w:rPr>
+                <w:noProof/>
                 <w:sz w:val="20"/>
               </w:rPr>
               <w:t>Linear with node count</w:t>
@@ -19220,6 +20114,7 @@
             </w:pPr>
             <w:r>
               <w:rPr>
+                <w:noProof/>
                 <w:sz w:val="20"/>
               </w:rPr>
               <w:t>✓</w:t>
@@ -19236,6 +20131,7 @@
             </w:pPr>
             <w:r>
               <w:rPr>
+                <w:noProof/>
                 <w:sz w:val="20"/>
               </w:rPr>
               <w:t>~13x per 10x data</w:t>
@@ -19307,6 +20203,7 @@
             </w:pPr>
             <w:r>
               <w:rPr>
+                <w:noProof/>
                 <w:sz w:val="20"/>
               </w:rPr>
               <w:t>✓</w:t>
@@ -19323,6 +20220,7 @@
             </w:pPr>
             <w:r>
               <w:rPr>
+                <w:noProof/>
                 <w:sz w:val="20"/>
               </w:rPr>
               <w:t>Near flat across 1K-100K</w:t>
@@ -19394,6 +20292,7 @@
             </w:pPr>
             <w:r>
               <w:rPr>
+                <w:noProof/>
                 <w:sz w:val="20"/>
               </w:rPr>
               <w:t>✓</w:t>
@@ -19410,6 +20309,7 @@
             </w:pPr>
             <w:r>
               <w:rPr>
+                <w:noProof/>
                 <w:sz w:val="20"/>
               </w:rPr>
               <w:t>Flat timing across 1K-100K</w:t>
@@ -19425,6 +20325,7 @@
       </w:pPr>
       <w:r>
         <w:rPr>
+          <w:noProof/>
           <w:color w:val="2C3E50"/>
         </w:rPr>
         <w:t>Key Metrics</w:t>
@@ -19446,6 +20347,9 @@
         <w:pStyle w:val="23"/>
       </w:pPr>
       <w:r>
+        <w:rPr>
+          <w:noProof/>
+        </w:rPr>
         <w:t>46/46 tests passing</w:t>
       </w:r>
     </w:p>
@@ -19476,6 +20380,9 @@
         <w:pStyle w:val="23"/>
       </w:pPr>
       <w:r>
+        <w:rPr>
+          <w:noProof/>
+        </w:rPr>
         <w:t>8 DSA structures + benchmarks</w:t>
       </w:r>
     </w:p>
@@ -19484,6 +20391,9 @@
         <w:pStyle w:val="23"/>
       </w:pPr>
       <w:r>
+        <w:rPr>
+          <w:noProof/>
+        </w:rPr>
         <w:t>0 external database dependencies</w:t>
       </w:r>
     </w:p>
@@ -19493,6 +20403,7 @@
       </w:pPr>
       <w:r>
         <w:rPr>
+          <w:noProof/>
           <w:color w:val="2C3E50"/>
         </w:rPr>
         <w:t>Final Thought</w:t>
@@ -19520,6 +20431,7 @@
       <w:r>
         <w:rPr>
           <w:i/>
+          <w:noProof/>
           <w:sz w:val="22"/>
         </w:rPr>
         <w:t>End of Logbook — DSA-CH23-GROUP-01</w:t>
@@ -19544,6 +20456,7 @@
       </w:pPr>
       <w:r>
         <w:rPr>
+          <w:noProof/>
           <w:sz w:val="22"/>
         </w:rPr>
         <w:t>June 2026</w:t>

--- a/LOGBOOK.docx
+++ b/LOGBOOK.docx
@@ -14,6 +14,20 @@
           <w:sz w:val="64"/>
         </w:rPr>
         <w:t>LEARNING LOGBOOK</w:t>
+      </w:r>
+    </w:p>
+    <w:p>
+      <w:pPr>
+        <w:jc w:val="center"/>
+      </w:pPr>
+      <w:r>
+        <w:rPr>
+          <w:i/>
+          <w:noProof/>
+          <w:color w:val="0663CC"/>
+          <w:sz w:val="20"/>
+        </w:rPr>
+        <w:t>GitHub: https://github.com/jacksonvincent012-web/DSA-CH23-GROUP-01</w:t>
       </w:r>
     </w:p>
     <w:p>
